--- a/public/chat_files/estella_q4_board_briefing_memo_final.docx
+++ b/public/chat_files/estella_q4_board_briefing_memo_final.docx
@@ -13,7 +13,22 @@
           <w:color w:val="0F172A"/>
           <w:sz w:val="44"/>
         </w:rPr>
-        <w:t>Williams Logistics Network — Executive Board Memorandum (Q4 Strategic Review)</w:t>
+        <w:t>Q4 Executive Board Briefing Memo — Estella Williams (Final)</w:t>
+      </w:r>
+    </w:p>
+    <w:p>
+      <w:pPr>
+        <w:keepNext/>
+        <w:spacing w:before="280" w:after="80"/>
+      </w:pPr>
+      <w:r>
+        <w:rPr>
+          <w:rFonts w:ascii="Calibri" w:hAnsi="Calibri"/>
+          <w:b/>
+          <w:color w:val="0F172A"/>
+          <w:sz w:val="26"/>
+        </w:rPr>
+        <w:t>CONFIDENTIAL BOARD OF DIRECTORS BRIEFING MEMO</w:t>
       </w:r>
     </w:p>
     <w:p>
@@ -26,7 +41,20 @@
           <w:color w:val="1E293B"/>
           <w:sz w:val="20"/>
         </w:rPr>
-        <w:t>TO: Board of Directors, Williams Logistics Network Inc.</w:t>
+        <w:t>Date: October 21, 2026 · Terminal Operations &amp; Logistics Inc. · Executive Governance Record</w:t>
+      </w:r>
+    </w:p>
+    <w:p>
+      <w:pPr>
+        <w:spacing w:before="0" w:after="120" w:line="276" w:lineRule="auto"/>
+      </w:pPr>
+      <w:r>
+        <w:rPr>
+          <w:rFonts w:ascii="Calibri" w:hAnsi="Calibri"/>
+          <w:color w:val="1E293B"/>
+          <w:sz w:val="20"/>
+        </w:rPr>
+        <w:t>TO: Board of Directors, Terminal Operations &amp; Logistics Inc.</w:t>
       </w:r>
     </w:p>
     <w:p>
@@ -52,25 +80,7 @@
           <w:color w:val="1E293B"/>
           <w:sz w:val="20"/>
         </w:rPr>
-        <w:t>DATE: October 14, 2026</w:t>
-      </w:r>
-    </w:p>
-    <w:p>
-      <w:pPr>
-        <w:spacing w:before="0" w:after="120" w:line="276" w:lineRule="auto"/>
-      </w:pPr>
-      <w:r>
-        <w:rPr>
-          <w:rFonts w:ascii="Calibri" w:hAnsi="Calibri"/>
-          <w:color w:val="1E293B"/>
-          <w:sz w:val="20"/>
-        </w:rPr>
-        <w:t>SUBJECT: Q4 2026 Operational Review, Financial Performance &amp; FY2027 Capital Budget</w:t>
-      </w:r>
-    </w:p>
-    <w:p>
-      <w:r>
-        <w:br w:type="page"/>
+        <w:t>SUBJECT: Q3 2026 Operational Performance, Financial Trajectory, and Series A Capital Formation</w:t>
       </w:r>
     </w:p>
     <w:p>
@@ -85,7 +95,7 @@
           <w:color w:val="0F172A"/>
           <w:sz w:val="26"/>
         </w:rPr>
-        <w:t>1. EXECUTIVE SUMMARY &amp; STRATEGIC HIGHLIGHTS</w:t>
+        <w:t>SECTION 1: EXECUTIVE OVERVIEW &amp; Q3 PERFORMANCE SNAPSHOT</w:t>
       </w:r>
     </w:p>
     <w:p>
@@ -98,20 +108,7 @@
           <w:color w:val="1E293B"/>
           <w:sz w:val="20"/>
         </w:rPr>
-        <w:t>I am pleased to report that Williams Logistics Network achieved record financial and operational milestones during the third quarter of fiscal year 2026. Annual Recurring Revenue (ARR) reached $4,210,000, representing an 18.2% quarter-over-quarter expansion and 50.3% year-over-year growth against our FY2025 baseline.</w:t>
-      </w:r>
-    </w:p>
-    <w:p>
-      <w:pPr>
-        <w:spacing w:before="0" w:after="120" w:line="276" w:lineRule="auto"/>
-      </w:pPr>
-      <w:r>
-        <w:rPr>
-          <w:rFonts w:ascii="Calibri" w:hAnsi="Calibri"/>
-          <w:color w:val="1E293B"/>
-          <w:sz w:val="20"/>
-        </w:rPr>
-        <w:t>Our Net Revenue Retention (NRR) closed at 114.2% across our core mid-market enterprise carrier tier, driven primarily by volume tier upgrades as our customers expanded DockDoor 2.0 deployments across their regional warehouse footprints. Most importantly, enterprise customer logo churn remained at 0.0% for the sixth consecutive quarter.</w:t>
+        <w:t>During the third quarter of fiscal year 2026, the company demonstrated sustained operational acceleration across its core enterprise yard and terminal logistics platform. We concluded Q3 at $4,200,000 in Annual Recurring Revenue (ARR), representing an 18.2% quarter-over-quarter expansion and 142% net growth year-over-year. Mid-market enterprise carrier adoption accelerated across our priority freight corridors (Midwest, Texas, and Pacific Northwest), driven by demonstrable customer ROI in demurrage and dock detention prevention.</w:t>
       </w:r>
     </w:p>
     <w:p>
@@ -126,7 +123,20 @@
           <w:color w:val="0F172A"/>
           <w:sz w:val="26"/>
         </w:rPr>
-        <w:t>2. FINANCIAL ACTUALS &amp; ARR EXPANSION BRIDGE</w:t>
+        <w:t>SECTION 2: FINANCIAL RECONCILIATION &amp; TRAJECTORY</w:t>
+      </w:r>
+    </w:p>
+    <w:p>
+      <w:pPr>
+        <w:spacing w:before="0" w:after="120" w:line="276" w:lineRule="auto"/>
+      </w:pPr>
+      <w:r>
+        <w:rPr>
+          <w:rFonts w:ascii="Calibri" w:hAnsi="Calibri"/>
+          <w:color w:val="1E293B"/>
+          <w:sz w:val="20"/>
+        </w:rPr>
+        <w:t>Gross margin expanded 120 basis points to 77.2%, reflecting infrastructure efficiency gains from automated optical character recognition (OCR) of bills of lading and container drayage interchange receipts. Hosting cost per terminal fell from $142/mo to $84/mo. Ending cash balance stood at $4,420,000 with 18.2 months runway at current net burn.</w:t>
       </w:r>
     </w:p>
     <w:tbl>
@@ -303,7 +313,7 @@
                 <w:color w:val="FFFFFF"/>
                 <w:sz w:val="19"/>
               </w:rPr>
-              <w:t>FY2027 Budget</w:t>
+              <w:t>YoY Expansion</w:t>
             </w:r>
           </w:p>
         </w:tc>
@@ -331,7 +341,7 @@
                 <w:color w:val="1E293B"/>
                 <w:sz w:val="18"/>
               </w:rPr>
-              <w:t>Contracted ARR</w:t>
+              <w:t>Annual Recurring Revenue (ARR)</w:t>
             </w:r>
           </w:p>
         </w:tc>
@@ -383,7 +393,7 @@
                 <w:color w:val="1E293B"/>
                 <w:sz w:val="18"/>
               </w:rPr>
-              <w:t>$3,420,000</w:t>
+              <w:t>$3,450,000</w:t>
             </w:r>
           </w:p>
         </w:tc>
@@ -409,7 +419,7 @@
                 <w:color w:val="1E293B"/>
                 <w:sz w:val="18"/>
               </w:rPr>
-              <w:t>$4,210,000</w:t>
+              <w:t>$4,200,000</w:t>
             </w:r>
           </w:p>
         </w:tc>
@@ -461,7 +471,7 @@
                 <w:color w:val="1E293B"/>
                 <w:sz w:val="18"/>
               </w:rPr>
-              <w:t>$6,800,000</w:t>
+              <w:t>+142.8%</w:t>
             </w:r>
           </w:p>
         </w:tc>
@@ -489,7 +499,7 @@
                 <w:color w:val="1E293B"/>
                 <w:sz w:val="18"/>
               </w:rPr>
-              <w:t>Quarterly GAAP Revenue</w:t>
+              <w:t>Active Logistics Terminals</w:t>
             </w:r>
           </w:p>
         </w:tc>
@@ -515,7 +525,7 @@
                 <w:color w:val="1E293B"/>
                 <w:sz w:val="18"/>
               </w:rPr>
-              <w:t>$680,000</w:t>
+              <w:t>38 Terminals</w:t>
             </w:r>
           </w:p>
         </w:tc>
@@ -541,7 +551,7 @@
                 <w:color w:val="1E293B"/>
                 <w:sz w:val="18"/>
               </w:rPr>
-              <w:t>$820,000</w:t>
+              <w:t>51 Terminals</w:t>
             </w:r>
           </w:p>
         </w:tc>
@@ -567,7 +577,7 @@
                 <w:color w:val="1E293B"/>
                 <w:sz w:val="18"/>
               </w:rPr>
-              <w:t>$1,020,000</w:t>
+              <w:t>65 Terminals</w:t>
             </w:r>
           </w:p>
         </w:tc>
@@ -593,7 +603,7 @@
                 <w:color w:val="1E293B"/>
                 <w:sz w:val="18"/>
               </w:rPr>
-              <w:t>$1,240,000</w:t>
+              <w:t>84 Terminals</w:t>
             </w:r>
           </w:p>
         </w:tc>
@@ -619,7 +629,7 @@
                 <w:color w:val="1E293B"/>
                 <w:sz w:val="18"/>
               </w:rPr>
-              <w:t>$1,650,000</w:t>
+              <w:t>+128.5%</w:t>
             </w:r>
           </w:p>
         </w:tc>
@@ -647,7 +657,7 @@
                 <w:color w:val="1E293B"/>
                 <w:sz w:val="18"/>
               </w:rPr>
-              <w:t>Gross Profit Margin</w:t>
+              <w:t>Gross Profit Margin %</w:t>
             </w:r>
           </w:p>
         </w:tc>
@@ -673,7 +683,7 @@
                 <w:color w:val="1E293B"/>
                 <w:sz w:val="18"/>
               </w:rPr>
-              <w:t>75.4%</w:t>
+              <w:t>73.4%</w:t>
             </w:r>
           </w:p>
         </w:tc>
@@ -699,7 +709,7 @@
                 <w:color w:val="1E293B"/>
                 <w:sz w:val="18"/>
               </w:rPr>
-              <w:t>77.1%</w:t>
+              <w:t>76.0%</w:t>
             </w:r>
           </w:p>
         </w:tc>
@@ -725,7 +735,7 @@
                 <w:color w:val="1E293B"/>
                 <w:sz w:val="18"/>
               </w:rPr>
-              <w:t>78.4%</w:t>
+              <w:t>77.2%</w:t>
             </w:r>
           </w:p>
         </w:tc>
@@ -751,7 +761,7 @@
                 <w:color w:val="1E293B"/>
                 <w:sz w:val="18"/>
               </w:rPr>
-              <w:t>79.0%</w:t>
+              <w:t>78.5%</w:t>
             </w:r>
           </w:p>
         </w:tc>
@@ -777,7 +787,7 @@
                 <w:color w:val="1E293B"/>
                 <w:sz w:val="18"/>
               </w:rPr>
-              <w:t>80.5%</w:t>
+              <w:t>+380 bps</w:t>
             </w:r>
           </w:p>
         </w:tc>
@@ -805,7 +815,7 @@
                 <w:color w:val="1E293B"/>
                 <w:sz w:val="18"/>
               </w:rPr>
-              <w:t>Net Revenue Retention (NRR)</w:t>
+              <w:t>Average Monthly Net Burn</w:t>
             </w:r>
           </w:p>
         </w:tc>
@@ -831,7 +841,746 @@
                 <w:color w:val="1E293B"/>
                 <w:sz w:val="18"/>
               </w:rPr>
-              <w:t>111.8%</w:t>
+              <w:t>$118,000</w:t>
+            </w:r>
+          </w:p>
+        </w:tc>
+        <w:tc>
+          <w:tcPr>
+            <w:tcW w:type="dxa" w:w="1560"/>
+            <w:shd w:fill="FFFFFF"/>
+            <w:tcBorders>
+              <w:top w:val="single" w:sz="4" w:space="0" w:color="CBD5E1"/>
+              <w:left w:val="none"/>
+              <w:bottom w:val="single" w:sz="4" w:space="0" w:color="CBD5E1"/>
+              <w:right w:val="none"/>
+            </w:tcBorders>
+          </w:tcPr>
+          <w:p>
+            <w:pPr>
+              <w:spacing w:before="80" w:after="80"/>
+              <w:jc w:val="left"/>
+            </w:pPr>
+            <w:r>
+              <w:rPr>
+                <w:rFonts w:ascii="Calibri" w:hAnsi="Calibri"/>
+                <w:color w:val="1E293B"/>
+                <w:sz w:val="18"/>
+              </w:rPr>
+              <w:t>$104,000</w:t>
+            </w:r>
+          </w:p>
+        </w:tc>
+        <w:tc>
+          <w:tcPr>
+            <w:tcW w:type="dxa" w:w="1560"/>
+            <w:shd w:fill="FFFFFF"/>
+            <w:tcBorders>
+              <w:top w:val="single" w:sz="4" w:space="0" w:color="CBD5E1"/>
+              <w:left w:val="none"/>
+              <w:bottom w:val="single" w:sz="4" w:space="0" w:color="CBD5E1"/>
+              <w:right w:val="none"/>
+            </w:tcBorders>
+          </w:tcPr>
+          <w:p>
+            <w:pPr>
+              <w:spacing w:before="80" w:after="80"/>
+              <w:jc w:val="left"/>
+            </w:pPr>
+            <w:r>
+              <w:rPr>
+                <w:rFonts w:ascii="Calibri" w:hAnsi="Calibri"/>
+                <w:color w:val="1E293B"/>
+                <w:sz w:val="18"/>
+              </w:rPr>
+              <w:t>$94,000</w:t>
+            </w:r>
+          </w:p>
+        </w:tc>
+        <w:tc>
+          <w:tcPr>
+            <w:tcW w:type="dxa" w:w="1560"/>
+            <w:shd w:fill="FFFFFF"/>
+            <w:tcBorders>
+              <w:top w:val="single" w:sz="4" w:space="0" w:color="CBD5E1"/>
+              <w:left w:val="none"/>
+              <w:bottom w:val="single" w:sz="4" w:space="0" w:color="CBD5E1"/>
+              <w:right w:val="none"/>
+            </w:tcBorders>
+          </w:tcPr>
+          <w:p>
+            <w:pPr>
+              <w:spacing w:before="80" w:after="80"/>
+              <w:jc w:val="left"/>
+            </w:pPr>
+            <w:r>
+              <w:rPr>
+                <w:rFonts w:ascii="Calibri" w:hAnsi="Calibri"/>
+                <w:color w:val="1E293B"/>
+                <w:sz w:val="18"/>
+              </w:rPr>
+              <w:t>$90,000</w:t>
+            </w:r>
+          </w:p>
+        </w:tc>
+        <w:tc>
+          <w:tcPr>
+            <w:tcW w:type="dxa" w:w="1560"/>
+            <w:shd w:fill="FFFFFF"/>
+            <w:tcBorders>
+              <w:top w:val="single" w:sz="4" w:space="0" w:color="CBD5E1"/>
+              <w:left w:val="none"/>
+              <w:bottom w:val="single" w:sz="4" w:space="0" w:color="CBD5E1"/>
+              <w:right w:val="none"/>
+            </w:tcBorders>
+          </w:tcPr>
+          <w:p>
+            <w:pPr>
+              <w:spacing w:before="80" w:after="80"/>
+              <w:jc w:val="left"/>
+            </w:pPr>
+            <w:r>
+              <w:rPr>
+                <w:rFonts w:ascii="Calibri" w:hAnsi="Calibri"/>
+                <w:color w:val="1E293B"/>
+                <w:sz w:val="18"/>
+              </w:rPr>
+              <w:t>-23.7%</w:t>
+            </w:r>
+          </w:p>
+        </w:tc>
+      </w:tr>
+      <w:tr>
+        <w:tc>
+          <w:tcPr>
+            <w:tcW w:type="dxa" w:w="1560"/>
+            <w:shd w:fill="F8FAFC"/>
+            <w:tcBorders>
+              <w:top w:val="single" w:sz="4" w:space="0" w:color="CBD5E1"/>
+              <w:left w:val="none"/>
+              <w:bottom w:val="single" w:sz="4" w:space="0" w:color="CBD5E1"/>
+              <w:right w:val="none"/>
+            </w:tcBorders>
+          </w:tcPr>
+          <w:p>
+            <w:pPr>
+              <w:spacing w:before="80" w:after="80"/>
+              <w:jc w:val="left"/>
+            </w:pPr>
+            <w:r>
+              <w:rPr>
+                <w:rFonts w:ascii="Calibri" w:hAnsi="Calibri"/>
+                <w:color w:val="1E293B"/>
+                <w:sz w:val="18"/>
+              </w:rPr>
+              <w:t>Cash &amp; Liquid Reserves</w:t>
+            </w:r>
+          </w:p>
+        </w:tc>
+        <w:tc>
+          <w:tcPr>
+            <w:tcW w:type="dxa" w:w="1560"/>
+            <w:shd w:fill="F8FAFC"/>
+            <w:tcBorders>
+              <w:top w:val="single" w:sz="4" w:space="0" w:color="CBD5E1"/>
+              <w:left w:val="none"/>
+              <w:bottom w:val="single" w:sz="4" w:space="0" w:color="CBD5E1"/>
+              <w:right w:val="none"/>
+            </w:tcBorders>
+          </w:tcPr>
+          <w:p>
+            <w:pPr>
+              <w:spacing w:before="80" w:after="80"/>
+              <w:jc w:val="left"/>
+            </w:pPr>
+            <w:r>
+              <w:rPr>
+                <w:rFonts w:ascii="Calibri" w:hAnsi="Calibri"/>
+                <w:color w:val="1E293B"/>
+                <w:sz w:val="18"/>
+              </w:rPr>
+              <w:t>$4,920,000</w:t>
+            </w:r>
+          </w:p>
+        </w:tc>
+        <w:tc>
+          <w:tcPr>
+            <w:tcW w:type="dxa" w:w="1560"/>
+            <w:shd w:fill="F8FAFC"/>
+            <w:tcBorders>
+              <w:top w:val="single" w:sz="4" w:space="0" w:color="CBD5E1"/>
+              <w:left w:val="none"/>
+              <w:bottom w:val="single" w:sz="4" w:space="0" w:color="CBD5E1"/>
+              <w:right w:val="none"/>
+            </w:tcBorders>
+          </w:tcPr>
+          <w:p>
+            <w:pPr>
+              <w:spacing w:before="80" w:after="80"/>
+              <w:jc w:val="left"/>
+            </w:pPr>
+            <w:r>
+              <w:rPr>
+                <w:rFonts w:ascii="Calibri" w:hAnsi="Calibri"/>
+                <w:color w:val="1E293B"/>
+                <w:sz w:val="18"/>
+              </w:rPr>
+              <w:t>$4,680,000</w:t>
+            </w:r>
+          </w:p>
+        </w:tc>
+        <w:tc>
+          <w:tcPr>
+            <w:tcW w:type="dxa" w:w="1560"/>
+            <w:shd w:fill="F8FAFC"/>
+            <w:tcBorders>
+              <w:top w:val="single" w:sz="4" w:space="0" w:color="CBD5E1"/>
+              <w:left w:val="none"/>
+              <w:bottom w:val="single" w:sz="4" w:space="0" w:color="CBD5E1"/>
+              <w:right w:val="none"/>
+            </w:tcBorders>
+          </w:tcPr>
+          <w:p>
+            <w:pPr>
+              <w:spacing w:before="80" w:after="80"/>
+              <w:jc w:val="left"/>
+            </w:pPr>
+            <w:r>
+              <w:rPr>
+                <w:rFonts w:ascii="Calibri" w:hAnsi="Calibri"/>
+                <w:color w:val="1E293B"/>
+                <w:sz w:val="18"/>
+              </w:rPr>
+              <w:t>$4,420,000</w:t>
+            </w:r>
+          </w:p>
+        </w:tc>
+        <w:tc>
+          <w:tcPr>
+            <w:tcW w:type="dxa" w:w="1560"/>
+            <w:shd w:fill="F8FAFC"/>
+            <w:tcBorders>
+              <w:top w:val="single" w:sz="4" w:space="0" w:color="CBD5E1"/>
+              <w:left w:val="none"/>
+              <w:bottom w:val="single" w:sz="4" w:space="0" w:color="CBD5E1"/>
+              <w:right w:val="none"/>
+            </w:tcBorders>
+          </w:tcPr>
+          <w:p>
+            <w:pPr>
+              <w:spacing w:before="80" w:after="80"/>
+              <w:jc w:val="left"/>
+            </w:pPr>
+            <w:r>
+              <w:rPr>
+                <w:rFonts w:ascii="Calibri" w:hAnsi="Calibri"/>
+                <w:color w:val="1E293B"/>
+                <w:sz w:val="18"/>
+              </w:rPr>
+              <w:t>$4,150,000</w:t>
+            </w:r>
+          </w:p>
+        </w:tc>
+        <w:tc>
+          <w:tcPr>
+            <w:tcW w:type="dxa" w:w="1560"/>
+            <w:shd w:fill="F8FAFC"/>
+            <w:tcBorders>
+              <w:top w:val="single" w:sz="4" w:space="0" w:color="CBD5E1"/>
+              <w:left w:val="none"/>
+              <w:bottom w:val="single" w:sz="4" w:space="0" w:color="CBD5E1"/>
+              <w:right w:val="none"/>
+            </w:tcBorders>
+          </w:tcPr>
+          <w:p>
+            <w:pPr>
+              <w:spacing w:before="80" w:after="80"/>
+              <w:jc w:val="left"/>
+            </w:pPr>
+            <w:r>
+              <w:rPr>
+                <w:rFonts w:ascii="Calibri" w:hAnsi="Calibri"/>
+                <w:color w:val="1E293B"/>
+                <w:sz w:val="18"/>
+              </w:rPr>
+              <w:t>18.2 Mo Runway</w:t>
+            </w:r>
+          </w:p>
+        </w:tc>
+      </w:tr>
+    </w:tbl>
+    <w:p>
+      <w:pPr>
+        <w:spacing w:before="0" w:after="160"/>
+      </w:pPr>
+    </w:p>
+    <w:p>
+      <w:pPr>
+        <w:keepNext/>
+        <w:spacing w:before="280" w:after="80"/>
+      </w:pPr>
+      <w:r>
+        <w:rPr>
+          <w:rFonts w:ascii="Calibri" w:hAnsi="Calibri"/>
+          <w:b/>
+          <w:color w:val="0F172A"/>
+          <w:sz w:val="26"/>
+        </w:rPr>
+        <w:t>SECTION 3: ENTERPRISE CUSTOMER COHORT HEALTH &amp; NET RETENTION</w:t>
+      </w:r>
+    </w:p>
+    <w:p>
+      <w:pPr>
+        <w:spacing w:before="0" w:after="120" w:line="276" w:lineRule="auto"/>
+      </w:pPr>
+      <w:r>
+        <w:rPr>
+          <w:rFonts w:ascii="Calibri" w:hAnsi="Calibri"/>
+          <w:color w:val="1E293B"/>
+          <w:sz w:val="20"/>
+        </w:rPr>
+        <w:t>Gross Revenue Retention (GRR) remained steady at 96.4%, while Net Revenue Retention (NRR) reached 114.2%. Over the past six consecutive quarters, we have experienced zero enterprise logo churn. Customer payback period on fully loaded CAC ($480/terminal) remains under 8 months against an average annual customer value of $6,084.</w:t>
+      </w:r>
+    </w:p>
+    <w:tbl>
+      <w:tblPr>
+        <w:tblW w:type="auto" w:w="0"/>
+        <w:jc w:val="center"/>
+        <w:tblLayout w:type="autofit"/>
+        <w:tblLook w:firstColumn="1" w:firstRow="1" w:lastColumn="0" w:lastRow="0" w:noHBand="0" w:noVBand="1" w:val="04A0"/>
+      </w:tblPr>
+      <w:tblGrid>
+        <w:gridCol w:w="1560"/>
+        <w:gridCol w:w="1560"/>
+        <w:gridCol w:w="1560"/>
+        <w:gridCol w:w="1560"/>
+        <w:gridCol w:w="1560"/>
+        <w:gridCol w:w="1560"/>
+      </w:tblGrid>
+      <w:tr>
+        <w:tc>
+          <w:tcPr>
+            <w:tcW w:type="dxa" w:w="1560"/>
+            <w:shd w:fill="0F172A"/>
+            <w:tcBorders>
+              <w:top w:val="single" w:sz="4" w:space="0" w:color="CBD5E1"/>
+              <w:left w:val="none"/>
+              <w:bottom w:val="single" w:sz="4" w:space="0" w:color="CBD5E1"/>
+              <w:right w:val="none"/>
+            </w:tcBorders>
+          </w:tcPr>
+          <w:p>
+            <w:pPr>
+              <w:spacing w:before="80" w:after="80"/>
+              <w:jc w:val="center"/>
+            </w:pPr>
+            <w:r>
+              <w:rPr>
+                <w:rFonts w:ascii="Calibri" w:hAnsi="Calibri"/>
+                <w:b/>
+                <w:color w:val="FFFFFF"/>
+                <w:sz w:val="19"/>
+              </w:rPr>
+              <w:t>Customer Tier Segment</w:t>
+            </w:r>
+          </w:p>
+        </w:tc>
+        <w:tc>
+          <w:tcPr>
+            <w:tcW w:type="dxa" w:w="1560"/>
+            <w:shd w:fill="0F172A"/>
+            <w:tcBorders>
+              <w:top w:val="single" w:sz="4" w:space="0" w:color="CBD5E1"/>
+              <w:left w:val="none"/>
+              <w:bottom w:val="single" w:sz="4" w:space="0" w:color="CBD5E1"/>
+              <w:right w:val="none"/>
+            </w:tcBorders>
+          </w:tcPr>
+          <w:p>
+            <w:pPr>
+              <w:spacing w:before="80" w:after="80"/>
+              <w:jc w:val="center"/>
+            </w:pPr>
+            <w:r>
+              <w:rPr>
+                <w:rFonts w:ascii="Calibri" w:hAnsi="Calibri"/>
+                <w:b/>
+                <w:color w:val="FFFFFF"/>
+                <w:sz w:val="19"/>
+              </w:rPr>
+              <w:t>Active Logos</w:t>
+            </w:r>
+          </w:p>
+        </w:tc>
+        <w:tc>
+          <w:tcPr>
+            <w:tcW w:type="dxa" w:w="1560"/>
+            <w:shd w:fill="0F172A"/>
+            <w:tcBorders>
+              <w:top w:val="single" w:sz="4" w:space="0" w:color="CBD5E1"/>
+              <w:left w:val="none"/>
+              <w:bottom w:val="single" w:sz="4" w:space="0" w:color="CBD5E1"/>
+              <w:right w:val="none"/>
+            </w:tcBorders>
+          </w:tcPr>
+          <w:p>
+            <w:pPr>
+              <w:spacing w:before="80" w:after="80"/>
+              <w:jc w:val="center"/>
+            </w:pPr>
+            <w:r>
+              <w:rPr>
+                <w:rFonts w:ascii="Calibri" w:hAnsi="Calibri"/>
+                <w:b/>
+                <w:color w:val="FFFFFF"/>
+                <w:sz w:val="19"/>
+              </w:rPr>
+              <w:t>Ending ARR</w:t>
+            </w:r>
+          </w:p>
+        </w:tc>
+        <w:tc>
+          <w:tcPr>
+            <w:tcW w:type="dxa" w:w="1560"/>
+            <w:shd w:fill="0F172A"/>
+            <w:tcBorders>
+              <w:top w:val="single" w:sz="4" w:space="0" w:color="CBD5E1"/>
+              <w:left w:val="none"/>
+              <w:bottom w:val="single" w:sz="4" w:space="0" w:color="CBD5E1"/>
+              <w:right w:val="none"/>
+            </w:tcBorders>
+          </w:tcPr>
+          <w:p>
+            <w:pPr>
+              <w:spacing w:before="80" w:after="80"/>
+              <w:jc w:val="center"/>
+            </w:pPr>
+            <w:r>
+              <w:rPr>
+                <w:rFonts w:ascii="Calibri" w:hAnsi="Calibri"/>
+                <w:b/>
+                <w:color w:val="FFFFFF"/>
+                <w:sz w:val="19"/>
+              </w:rPr>
+              <w:t>GRR %</w:t>
+            </w:r>
+          </w:p>
+        </w:tc>
+        <w:tc>
+          <w:tcPr>
+            <w:tcW w:type="dxa" w:w="1560"/>
+            <w:shd w:fill="0F172A"/>
+            <w:tcBorders>
+              <w:top w:val="single" w:sz="4" w:space="0" w:color="CBD5E1"/>
+              <w:left w:val="none"/>
+              <w:bottom w:val="single" w:sz="4" w:space="0" w:color="CBD5E1"/>
+              <w:right w:val="none"/>
+            </w:tcBorders>
+          </w:tcPr>
+          <w:p>
+            <w:pPr>
+              <w:spacing w:before="80" w:after="80"/>
+              <w:jc w:val="center"/>
+            </w:pPr>
+            <w:r>
+              <w:rPr>
+                <w:rFonts w:ascii="Calibri" w:hAnsi="Calibri"/>
+                <w:b/>
+                <w:color w:val="FFFFFF"/>
+                <w:sz w:val="19"/>
+              </w:rPr>
+              <w:t>NRR %</w:t>
+            </w:r>
+          </w:p>
+        </w:tc>
+        <w:tc>
+          <w:tcPr>
+            <w:tcW w:type="dxa" w:w="1560"/>
+            <w:shd w:fill="0F172A"/>
+            <w:tcBorders>
+              <w:top w:val="single" w:sz="4" w:space="0" w:color="CBD5E1"/>
+              <w:left w:val="none"/>
+              <w:bottom w:val="single" w:sz="4" w:space="0" w:color="CBD5E1"/>
+              <w:right w:val="none"/>
+            </w:tcBorders>
+          </w:tcPr>
+          <w:p>
+            <w:pPr>
+              <w:spacing w:before="80" w:after="80"/>
+              <w:jc w:val="center"/>
+            </w:pPr>
+            <w:r>
+              <w:rPr>
+                <w:rFonts w:ascii="Calibri" w:hAnsi="Calibri"/>
+                <w:b/>
+                <w:color w:val="FFFFFF"/>
+                <w:sz w:val="19"/>
+              </w:rPr>
+              <w:t>Avg Demurrage Saved / Mo</w:t>
+            </w:r>
+          </w:p>
+        </w:tc>
+      </w:tr>
+      <w:tr>
+        <w:tc>
+          <w:tcPr>
+            <w:tcW w:type="dxa" w:w="1560"/>
+            <w:shd w:fill="F8FAFC"/>
+            <w:tcBorders>
+              <w:top w:val="single" w:sz="4" w:space="0" w:color="CBD5E1"/>
+              <w:left w:val="none"/>
+              <w:bottom w:val="single" w:sz="4" w:space="0" w:color="CBD5E1"/>
+              <w:right w:val="none"/>
+            </w:tcBorders>
+          </w:tcPr>
+          <w:p>
+            <w:pPr>
+              <w:spacing w:before="80" w:after="80"/>
+              <w:jc w:val="left"/>
+            </w:pPr>
+            <w:r>
+              <w:rPr>
+                <w:rFonts w:ascii="Calibri" w:hAnsi="Calibri"/>
+                <w:color w:val="1E293B"/>
+                <w:sz w:val="18"/>
+              </w:rPr>
+              <w:t>Tier 1: Enterprise 3PLs (10+ yards)</w:t>
+            </w:r>
+          </w:p>
+        </w:tc>
+        <w:tc>
+          <w:tcPr>
+            <w:tcW w:type="dxa" w:w="1560"/>
+            <w:shd w:fill="F8FAFC"/>
+            <w:tcBorders>
+              <w:top w:val="single" w:sz="4" w:space="0" w:color="CBD5E1"/>
+              <w:left w:val="none"/>
+              <w:bottom w:val="single" w:sz="4" w:space="0" w:color="CBD5E1"/>
+              <w:right w:val="none"/>
+            </w:tcBorders>
+          </w:tcPr>
+          <w:p>
+            <w:pPr>
+              <w:spacing w:before="80" w:after="80"/>
+              <w:jc w:val="left"/>
+            </w:pPr>
+            <w:r>
+              <w:rPr>
+                <w:rFonts w:ascii="Calibri" w:hAnsi="Calibri"/>
+                <w:color w:val="1E293B"/>
+                <w:sz w:val="18"/>
+              </w:rPr>
+              <w:t>4 Fleets</w:t>
+            </w:r>
+          </w:p>
+        </w:tc>
+        <w:tc>
+          <w:tcPr>
+            <w:tcW w:type="dxa" w:w="1560"/>
+            <w:shd w:fill="F8FAFC"/>
+            <w:tcBorders>
+              <w:top w:val="single" w:sz="4" w:space="0" w:color="CBD5E1"/>
+              <w:left w:val="none"/>
+              <w:bottom w:val="single" w:sz="4" w:space="0" w:color="CBD5E1"/>
+              <w:right w:val="none"/>
+            </w:tcBorders>
+          </w:tcPr>
+          <w:p>
+            <w:pPr>
+              <w:spacing w:before="80" w:after="80"/>
+              <w:jc w:val="left"/>
+            </w:pPr>
+            <w:r>
+              <w:rPr>
+                <w:rFonts w:ascii="Calibri" w:hAnsi="Calibri"/>
+                <w:color w:val="1E293B"/>
+                <w:sz w:val="18"/>
+              </w:rPr>
+              <w:t>$1,480,000</w:t>
+            </w:r>
+          </w:p>
+        </w:tc>
+        <w:tc>
+          <w:tcPr>
+            <w:tcW w:type="dxa" w:w="1560"/>
+            <w:shd w:fill="F8FAFC"/>
+            <w:tcBorders>
+              <w:top w:val="single" w:sz="4" w:space="0" w:color="CBD5E1"/>
+              <w:left w:val="none"/>
+              <w:bottom w:val="single" w:sz="4" w:space="0" w:color="CBD5E1"/>
+              <w:right w:val="none"/>
+            </w:tcBorders>
+          </w:tcPr>
+          <w:p>
+            <w:pPr>
+              <w:spacing w:before="80" w:after="80"/>
+              <w:jc w:val="left"/>
+            </w:pPr>
+            <w:r>
+              <w:rPr>
+                <w:rFonts w:ascii="Calibri" w:hAnsi="Calibri"/>
+                <w:color w:val="1E293B"/>
+                <w:sz w:val="18"/>
+              </w:rPr>
+              <w:t>100.0%</w:t>
+            </w:r>
+          </w:p>
+        </w:tc>
+        <w:tc>
+          <w:tcPr>
+            <w:tcW w:type="dxa" w:w="1560"/>
+            <w:shd w:fill="F8FAFC"/>
+            <w:tcBorders>
+              <w:top w:val="single" w:sz="4" w:space="0" w:color="CBD5E1"/>
+              <w:left w:val="none"/>
+              <w:bottom w:val="single" w:sz="4" w:space="0" w:color="CBD5E1"/>
+              <w:right w:val="none"/>
+            </w:tcBorders>
+          </w:tcPr>
+          <w:p>
+            <w:pPr>
+              <w:spacing w:before="80" w:after="80"/>
+              <w:jc w:val="left"/>
+            </w:pPr>
+            <w:r>
+              <w:rPr>
+                <w:rFonts w:ascii="Calibri" w:hAnsi="Calibri"/>
+                <w:color w:val="1E293B"/>
+                <w:sz w:val="18"/>
+              </w:rPr>
+              <w:t>124.0%</w:t>
+            </w:r>
+          </w:p>
+        </w:tc>
+        <w:tc>
+          <w:tcPr>
+            <w:tcW w:type="dxa" w:w="1560"/>
+            <w:shd w:fill="F8FAFC"/>
+            <w:tcBorders>
+              <w:top w:val="single" w:sz="4" w:space="0" w:color="CBD5E1"/>
+              <w:left w:val="none"/>
+              <w:bottom w:val="single" w:sz="4" w:space="0" w:color="CBD5E1"/>
+              <w:right w:val="none"/>
+            </w:tcBorders>
+          </w:tcPr>
+          <w:p>
+            <w:pPr>
+              <w:spacing w:before="80" w:after="80"/>
+              <w:jc w:val="left"/>
+            </w:pPr>
+            <w:r>
+              <w:rPr>
+                <w:rFonts w:ascii="Calibri" w:hAnsi="Calibri"/>
+                <w:color w:val="1E293B"/>
+                <w:sz w:val="18"/>
+              </w:rPr>
+              <w:t>$14,800 / Facility</w:t>
+            </w:r>
+          </w:p>
+        </w:tc>
+      </w:tr>
+      <w:tr>
+        <w:tc>
+          <w:tcPr>
+            <w:tcW w:type="dxa" w:w="1560"/>
+            <w:shd w:fill="FFFFFF"/>
+            <w:tcBorders>
+              <w:top w:val="single" w:sz="4" w:space="0" w:color="CBD5E1"/>
+              <w:left w:val="none"/>
+              <w:bottom w:val="single" w:sz="4" w:space="0" w:color="CBD5E1"/>
+              <w:right w:val="none"/>
+            </w:tcBorders>
+          </w:tcPr>
+          <w:p>
+            <w:pPr>
+              <w:spacing w:before="80" w:after="80"/>
+              <w:jc w:val="left"/>
+            </w:pPr>
+            <w:r>
+              <w:rPr>
+                <w:rFonts w:ascii="Calibri" w:hAnsi="Calibri"/>
+                <w:color w:val="1E293B"/>
+                <w:sz w:val="18"/>
+              </w:rPr>
+              <w:t>Tier 2: Mid-Market Regional (3–9 yards)</w:t>
+            </w:r>
+          </w:p>
+        </w:tc>
+        <w:tc>
+          <w:tcPr>
+            <w:tcW w:type="dxa" w:w="1560"/>
+            <w:shd w:fill="FFFFFF"/>
+            <w:tcBorders>
+              <w:top w:val="single" w:sz="4" w:space="0" w:color="CBD5E1"/>
+              <w:left w:val="none"/>
+              <w:bottom w:val="single" w:sz="4" w:space="0" w:color="CBD5E1"/>
+              <w:right w:val="none"/>
+            </w:tcBorders>
+          </w:tcPr>
+          <w:p>
+            <w:pPr>
+              <w:spacing w:before="80" w:after="80"/>
+              <w:jc w:val="left"/>
+            </w:pPr>
+            <w:r>
+              <w:rPr>
+                <w:rFonts w:ascii="Calibri" w:hAnsi="Calibri"/>
+                <w:color w:val="1E293B"/>
+                <w:sz w:val="18"/>
+              </w:rPr>
+              <w:t>11 Fleets</w:t>
+            </w:r>
+          </w:p>
+        </w:tc>
+        <w:tc>
+          <w:tcPr>
+            <w:tcW w:type="dxa" w:w="1560"/>
+            <w:shd w:fill="FFFFFF"/>
+            <w:tcBorders>
+              <w:top w:val="single" w:sz="4" w:space="0" w:color="CBD5E1"/>
+              <w:left w:val="none"/>
+              <w:bottom w:val="single" w:sz="4" w:space="0" w:color="CBD5E1"/>
+              <w:right w:val="none"/>
+            </w:tcBorders>
+          </w:tcPr>
+          <w:p>
+            <w:pPr>
+              <w:spacing w:before="80" w:after="80"/>
+              <w:jc w:val="left"/>
+            </w:pPr>
+            <w:r>
+              <w:rPr>
+                <w:rFonts w:ascii="Calibri" w:hAnsi="Calibri"/>
+                <w:color w:val="1E293B"/>
+                <w:sz w:val="18"/>
+              </w:rPr>
+              <w:t>$1,840,000</w:t>
+            </w:r>
+          </w:p>
+        </w:tc>
+        <w:tc>
+          <w:tcPr>
+            <w:tcW w:type="dxa" w:w="1560"/>
+            <w:shd w:fill="FFFFFF"/>
+            <w:tcBorders>
+              <w:top w:val="single" w:sz="4" w:space="0" w:color="CBD5E1"/>
+              <w:left w:val="none"/>
+              <w:bottom w:val="single" w:sz="4" w:space="0" w:color="CBD5E1"/>
+              <w:right w:val="none"/>
+            </w:tcBorders>
+          </w:tcPr>
+          <w:p>
+            <w:pPr>
+              <w:spacing w:before="80" w:after="80"/>
+              <w:jc w:val="left"/>
+            </w:pPr>
+            <w:r>
+              <w:rPr>
+                <w:rFonts w:ascii="Calibri" w:hAnsi="Calibri"/>
+                <w:color w:val="1E293B"/>
+                <w:sz w:val="18"/>
+              </w:rPr>
+              <w:t>96.5%</w:t>
             </w:r>
           </w:p>
         </w:tc>
@@ -883,59 +1632,7 @@
                 <w:color w:val="1E293B"/>
                 <w:sz w:val="18"/>
               </w:rPr>
-              <w:t>114.2%</w:t>
-            </w:r>
-          </w:p>
-        </w:tc>
-        <w:tc>
-          <w:tcPr>
-            <w:tcW w:type="dxa" w:w="1560"/>
-            <w:shd w:fill="FFFFFF"/>
-            <w:tcBorders>
-              <w:top w:val="single" w:sz="4" w:space="0" w:color="CBD5E1"/>
-              <w:left w:val="none"/>
-              <w:bottom w:val="single" w:sz="4" w:space="0" w:color="CBD5E1"/>
-              <w:right w:val="none"/>
-            </w:tcBorders>
-          </w:tcPr>
-          <w:p>
-            <w:pPr>
-              <w:spacing w:before="80" w:after="80"/>
-              <w:jc w:val="left"/>
-            </w:pPr>
-            <w:r>
-              <w:rPr>
-                <w:rFonts w:ascii="Calibri" w:hAnsi="Calibri"/>
-                <w:color w:val="1E293B"/>
-                <w:sz w:val="18"/>
-              </w:rPr>
-              <w:t>115.0%</w:t>
-            </w:r>
-          </w:p>
-        </w:tc>
-        <w:tc>
-          <w:tcPr>
-            <w:tcW w:type="dxa" w:w="1560"/>
-            <w:shd w:fill="FFFFFF"/>
-            <w:tcBorders>
-              <w:top w:val="single" w:sz="4" w:space="0" w:color="CBD5E1"/>
-              <w:left w:val="none"/>
-              <w:bottom w:val="single" w:sz="4" w:space="0" w:color="CBD5E1"/>
-              <w:right w:val="none"/>
-            </w:tcBorders>
-          </w:tcPr>
-          <w:p>
-            <w:pPr>
-              <w:spacing w:before="80" w:after="80"/>
-              <w:jc w:val="left"/>
-            </w:pPr>
-            <w:r>
-              <w:rPr>
-                <w:rFonts w:ascii="Calibri" w:hAnsi="Calibri"/>
-                <w:color w:val="1E293B"/>
-                <w:sz w:val="18"/>
-              </w:rPr>
-              <w:t>116.5%</w:t>
+              <w:t>$8,200 / Facility</w:t>
             </w:r>
           </w:p>
         </w:tc>
@@ -963,7 +1660,7 @@
                 <w:color w:val="1E293B"/>
                 <w:sz w:val="18"/>
               </w:rPr>
-              <w:t>Active Terminal Deployments</w:t>
+              <w:t>Tier 3: Single Terminal Hubs</w:t>
             </w:r>
           </w:p>
         </w:tc>
@@ -989,7 +1686,7 @@
                 <w:color w:val="1E293B"/>
                 <w:sz w:val="18"/>
               </w:rPr>
-              <w:t>128 Hubs</w:t>
+              <w:t>22 Fleets</w:t>
             </w:r>
           </w:p>
         </w:tc>
@@ -1015,7 +1712,7 @@
                 <w:color w:val="1E293B"/>
                 <w:sz w:val="18"/>
               </w:rPr>
-              <w:t>154 Hubs</w:t>
+              <w:t>$880,000</w:t>
             </w:r>
           </w:p>
         </w:tc>
@@ -1041,7 +1738,7 @@
                 <w:color w:val="1E293B"/>
                 <w:sz w:val="18"/>
               </w:rPr>
-              <w:t>180 Hubs</w:t>
+              <w:t>94.2%</w:t>
             </w:r>
           </w:p>
         </w:tc>
@@ -1067,7 +1764,7 @@
                 <w:color w:val="1E293B"/>
                 <w:sz w:val="18"/>
               </w:rPr>
-              <w:t>215 Hubs</w:t>
+              <w:t>102.0%</w:t>
             </w:r>
           </w:p>
         </w:tc>
@@ -1093,7 +1790,7 @@
                 <w:color w:val="1E293B"/>
                 <w:sz w:val="18"/>
               </w:rPr>
-              <w:t>310 Hubs</w:t>
+              <w:t>$4,100 / Facility</w:t>
             </w:r>
           </w:p>
         </w:tc>
@@ -1121,7 +1818,7 @@
                 <w:color w:val="1E293B"/>
                 <w:sz w:val="18"/>
               </w:rPr>
-              <w:t>Average Contract Value (ACV)</w:t>
+              <w:t>Consolidated Portfolio Total</w:t>
             </w:r>
           </w:p>
         </w:tc>
@@ -1147,7 +1844,7 @@
                 <w:color w:val="1E293B"/>
                 <w:sz w:val="18"/>
               </w:rPr>
-              <w:t>$21,875</w:t>
+              <w:t>37 Fleets</w:t>
             </w:r>
           </w:p>
         </w:tc>
@@ -1173,7 +1870,7 @@
                 <w:color w:val="1E293B"/>
                 <w:sz w:val="18"/>
               </w:rPr>
-              <w:t>$22,200</w:t>
+              <w:t>$4,200,000</w:t>
             </w:r>
           </w:p>
         </w:tc>
@@ -1199,7 +1896,7 @@
                 <w:color w:val="1E293B"/>
                 <w:sz w:val="18"/>
               </w:rPr>
-              <w:t>$23,388</w:t>
+              <w:t>96.4%</w:t>
             </w:r>
           </w:p>
         </w:tc>
@@ -1225,7 +1922,7 @@
                 <w:color w:val="1E293B"/>
                 <w:sz w:val="18"/>
               </w:rPr>
-              <w:t>$23,720</w:t>
+              <w:t>114.2%</w:t>
             </w:r>
           </w:p>
         </w:tc>
@@ -1251,7 +1948,1181 @@
                 <w:color w:val="1E293B"/>
                 <w:sz w:val="18"/>
               </w:rPr>
-              <w:t>$24,500</w:t>
+              <w:t>$9,450 Average</w:t>
+            </w:r>
+          </w:p>
+        </w:tc>
+      </w:tr>
+    </w:tbl>
+    <w:p>
+      <w:pPr>
+        <w:spacing w:before="0" w:after="160"/>
+      </w:pPr>
+    </w:p>
+    <w:p>
+      <w:pPr>
+        <w:spacing w:before="0" w:after="120" w:line="276" w:lineRule="auto"/>
+      </w:pPr>
+      <w:r>
+        <w:rPr>
+          <w:rFonts w:ascii="Calibri" w:hAnsi="Calibri"/>
+          <w:color w:val="1E293B"/>
+          <w:sz w:val="20"/>
+        </w:rPr>
+        <w:t>Apex Cold Storage Case Study: Apex expanded their pilot deployment from 3 to 14 distribution centers during Q3, documenting an average savings of $14,800/month per terminal in avoided driver detention claims and achieving full software payback in 28 days.</w:t>
+      </w:r>
+    </w:p>
+    <w:p>
+      <w:pPr>
+        <w:keepNext/>
+        <w:spacing w:before="280" w:after="80"/>
+      </w:pPr>
+      <w:r>
+        <w:rPr>
+          <w:rFonts w:ascii="Calibri" w:hAnsi="Calibri"/>
+          <w:b/>
+          <w:color w:val="0F172A"/>
+          <w:sz w:val="26"/>
+        </w:rPr>
+        <w:t>SECTION 4: FY 2027 GATED HEADCOUNT ROSTER</w:t>
+      </w:r>
+    </w:p>
+    <w:p>
+      <w:pPr>
+        <w:spacing w:before="0" w:after="120" w:line="276" w:lineRule="auto"/>
+      </w:pPr>
+      <w:r>
+        <w:rPr>
+          <w:rFonts w:ascii="Calibri" w:hAnsi="Calibri"/>
+          <w:color w:val="1E293B"/>
+          <w:sz w:val="20"/>
+        </w:rPr>
+        <w:t>Headcount additions for FY 2027 are subject to strict ARR revenue gating milestones. No role may be posted or contracted prior to hitting the specified gate trigger.</w:t>
+      </w:r>
+    </w:p>
+    <w:tbl>
+      <w:tblPr>
+        <w:tblW w:type="auto" w:w="0"/>
+        <w:jc w:val="center"/>
+        <w:tblLayout w:type="autofit"/>
+        <w:tblLook w:firstColumn="1" w:firstRow="1" w:lastColumn="0" w:lastRow="0" w:noHBand="0" w:noVBand="1" w:val="04A0"/>
+      </w:tblPr>
+      <w:tblGrid>
+        <w:gridCol w:w="1560"/>
+        <w:gridCol w:w="1560"/>
+        <w:gridCol w:w="1560"/>
+        <w:gridCol w:w="1560"/>
+        <w:gridCol w:w="1560"/>
+        <w:gridCol w:w="1560"/>
+      </w:tblGrid>
+      <w:tr>
+        <w:tc>
+          <w:tcPr>
+            <w:tcW w:type="dxa" w:w="1560"/>
+            <w:shd w:fill="0F172A"/>
+            <w:tcBorders>
+              <w:top w:val="single" w:sz="4" w:space="0" w:color="CBD5E1"/>
+              <w:left w:val="none"/>
+              <w:bottom w:val="single" w:sz="4" w:space="0" w:color="CBD5E1"/>
+              <w:right w:val="none"/>
+            </w:tcBorders>
+          </w:tcPr>
+          <w:p>
+            <w:pPr>
+              <w:spacing w:before="80" w:after="80"/>
+              <w:jc w:val="center"/>
+            </w:pPr>
+            <w:r>
+              <w:rPr>
+                <w:rFonts w:ascii="Calibri" w:hAnsi="Calibri"/>
+                <w:b/>
+                <w:color w:val="FFFFFF"/>
+                <w:sz w:val="19"/>
+              </w:rPr>
+              <w:t>Department</w:t>
+            </w:r>
+          </w:p>
+        </w:tc>
+        <w:tc>
+          <w:tcPr>
+            <w:tcW w:type="dxa" w:w="1560"/>
+            <w:shd w:fill="0F172A"/>
+            <w:tcBorders>
+              <w:top w:val="single" w:sz="4" w:space="0" w:color="CBD5E1"/>
+              <w:left w:val="none"/>
+              <w:bottom w:val="single" w:sz="4" w:space="0" w:color="CBD5E1"/>
+              <w:right w:val="none"/>
+            </w:tcBorders>
+          </w:tcPr>
+          <w:p>
+            <w:pPr>
+              <w:spacing w:before="80" w:after="80"/>
+              <w:jc w:val="center"/>
+            </w:pPr>
+            <w:r>
+              <w:rPr>
+                <w:rFonts w:ascii="Calibri" w:hAnsi="Calibri"/>
+                <w:b/>
+                <w:color w:val="FFFFFF"/>
+                <w:sz w:val="19"/>
+              </w:rPr>
+              <w:t>Target Role Title</w:t>
+            </w:r>
+          </w:p>
+        </w:tc>
+        <w:tc>
+          <w:tcPr>
+            <w:tcW w:type="dxa" w:w="1560"/>
+            <w:shd w:fill="0F172A"/>
+            <w:tcBorders>
+              <w:top w:val="single" w:sz="4" w:space="0" w:color="CBD5E1"/>
+              <w:left w:val="none"/>
+              <w:bottom w:val="single" w:sz="4" w:space="0" w:color="CBD5E1"/>
+              <w:right w:val="none"/>
+            </w:tcBorders>
+          </w:tcPr>
+          <w:p>
+            <w:pPr>
+              <w:spacing w:before="80" w:after="80"/>
+              <w:jc w:val="center"/>
+            </w:pPr>
+            <w:r>
+              <w:rPr>
+                <w:rFonts w:ascii="Calibri" w:hAnsi="Calibri"/>
+                <w:b/>
+                <w:color w:val="FFFFFF"/>
+                <w:sz w:val="19"/>
+              </w:rPr>
+              <w:t>Planned Quarter</w:t>
+            </w:r>
+          </w:p>
+        </w:tc>
+        <w:tc>
+          <w:tcPr>
+            <w:tcW w:type="dxa" w:w="1560"/>
+            <w:shd w:fill="0F172A"/>
+            <w:tcBorders>
+              <w:top w:val="single" w:sz="4" w:space="0" w:color="CBD5E1"/>
+              <w:left w:val="none"/>
+              <w:bottom w:val="single" w:sz="4" w:space="0" w:color="CBD5E1"/>
+              <w:right w:val="none"/>
+            </w:tcBorders>
+          </w:tcPr>
+          <w:p>
+            <w:pPr>
+              <w:spacing w:before="80" w:after="80"/>
+              <w:jc w:val="center"/>
+            </w:pPr>
+            <w:r>
+              <w:rPr>
+                <w:rFonts w:ascii="Calibri" w:hAnsi="Calibri"/>
+                <w:b/>
+                <w:color w:val="FFFFFF"/>
+                <w:sz w:val="19"/>
+              </w:rPr>
+              <w:t>ARR Gate Trigger</w:t>
+            </w:r>
+          </w:p>
+        </w:tc>
+        <w:tc>
+          <w:tcPr>
+            <w:tcW w:type="dxa" w:w="1560"/>
+            <w:shd w:fill="0F172A"/>
+            <w:tcBorders>
+              <w:top w:val="single" w:sz="4" w:space="0" w:color="CBD5E1"/>
+              <w:left w:val="none"/>
+              <w:bottom w:val="single" w:sz="4" w:space="0" w:color="CBD5E1"/>
+              <w:right w:val="none"/>
+            </w:tcBorders>
+          </w:tcPr>
+          <w:p>
+            <w:pPr>
+              <w:spacing w:before="80" w:after="80"/>
+              <w:jc w:val="center"/>
+            </w:pPr>
+            <w:r>
+              <w:rPr>
+                <w:rFonts w:ascii="Calibri" w:hAnsi="Calibri"/>
+                <w:b/>
+                <w:color w:val="FFFFFF"/>
+                <w:sz w:val="19"/>
+              </w:rPr>
+              <w:t>Fully Loaded Comp</w:t>
+            </w:r>
+          </w:p>
+        </w:tc>
+        <w:tc>
+          <w:tcPr>
+            <w:tcW w:type="dxa" w:w="1560"/>
+            <w:shd w:fill="0F172A"/>
+            <w:tcBorders>
+              <w:top w:val="single" w:sz="4" w:space="0" w:color="CBD5E1"/>
+              <w:left w:val="none"/>
+              <w:bottom w:val="single" w:sz="4" w:space="0" w:color="CBD5E1"/>
+              <w:right w:val="none"/>
+            </w:tcBorders>
+          </w:tcPr>
+          <w:p>
+            <w:pPr>
+              <w:spacing w:before="80" w:after="80"/>
+              <w:jc w:val="center"/>
+            </w:pPr>
+            <w:r>
+              <w:rPr>
+                <w:rFonts w:ascii="Calibri" w:hAnsi="Calibri"/>
+                <w:b/>
+                <w:color w:val="FFFFFF"/>
+                <w:sz w:val="19"/>
+              </w:rPr>
+              <w:t>Option Pool %</w:t>
+            </w:r>
+          </w:p>
+        </w:tc>
+      </w:tr>
+      <w:tr>
+        <w:tc>
+          <w:tcPr>
+            <w:tcW w:type="dxa" w:w="1560"/>
+            <w:shd w:fill="F8FAFC"/>
+            <w:tcBorders>
+              <w:top w:val="single" w:sz="4" w:space="0" w:color="CBD5E1"/>
+              <w:left w:val="none"/>
+              <w:bottom w:val="single" w:sz="4" w:space="0" w:color="CBD5E1"/>
+              <w:right w:val="none"/>
+            </w:tcBorders>
+          </w:tcPr>
+          <w:p>
+            <w:pPr>
+              <w:spacing w:before="80" w:after="80"/>
+              <w:jc w:val="left"/>
+            </w:pPr>
+            <w:r>
+              <w:rPr>
+                <w:rFonts w:ascii="Calibri" w:hAnsi="Calibri"/>
+                <w:color w:val="1E293B"/>
+                <w:sz w:val="18"/>
+              </w:rPr>
+              <w:t>Sales &amp; Commercial</w:t>
+            </w:r>
+          </w:p>
+        </w:tc>
+        <w:tc>
+          <w:tcPr>
+            <w:tcW w:type="dxa" w:w="1560"/>
+            <w:shd w:fill="F8FAFC"/>
+            <w:tcBorders>
+              <w:top w:val="single" w:sz="4" w:space="0" w:color="CBD5E1"/>
+              <w:left w:val="none"/>
+              <w:bottom w:val="single" w:sz="4" w:space="0" w:color="CBD5E1"/>
+              <w:right w:val="none"/>
+            </w:tcBorders>
+          </w:tcPr>
+          <w:p>
+            <w:pPr>
+              <w:spacing w:before="80" w:after="80"/>
+              <w:jc w:val="left"/>
+            </w:pPr>
+            <w:r>
+              <w:rPr>
+                <w:rFonts w:ascii="Calibri" w:hAnsi="Calibri"/>
+                <w:color w:val="1E293B"/>
+                <w:sz w:val="18"/>
+              </w:rPr>
+              <w:t>VP Enterprise Sales</w:t>
+            </w:r>
+          </w:p>
+        </w:tc>
+        <w:tc>
+          <w:tcPr>
+            <w:tcW w:type="dxa" w:w="1560"/>
+            <w:shd w:fill="F8FAFC"/>
+            <w:tcBorders>
+              <w:top w:val="single" w:sz="4" w:space="0" w:color="CBD5E1"/>
+              <w:left w:val="none"/>
+              <w:bottom w:val="single" w:sz="4" w:space="0" w:color="CBD5E1"/>
+              <w:right w:val="none"/>
+            </w:tcBorders>
+          </w:tcPr>
+          <w:p>
+            <w:pPr>
+              <w:spacing w:before="80" w:after="80"/>
+              <w:jc w:val="left"/>
+            </w:pPr>
+            <w:r>
+              <w:rPr>
+                <w:rFonts w:ascii="Calibri" w:hAnsi="Calibri"/>
+                <w:color w:val="1E293B"/>
+                <w:sz w:val="18"/>
+              </w:rPr>
+              <w:t>Q1 2027</w:t>
+            </w:r>
+          </w:p>
+        </w:tc>
+        <w:tc>
+          <w:tcPr>
+            <w:tcW w:type="dxa" w:w="1560"/>
+            <w:shd w:fill="F8FAFC"/>
+            <w:tcBorders>
+              <w:top w:val="single" w:sz="4" w:space="0" w:color="CBD5E1"/>
+              <w:left w:val="none"/>
+              <w:bottom w:val="single" w:sz="4" w:space="0" w:color="CBD5E1"/>
+              <w:right w:val="none"/>
+            </w:tcBorders>
+          </w:tcPr>
+          <w:p>
+            <w:pPr>
+              <w:spacing w:before="80" w:after="80"/>
+              <w:jc w:val="left"/>
+            </w:pPr>
+            <w:r>
+              <w:rPr>
+                <w:rFonts w:ascii="Calibri" w:hAnsi="Calibri"/>
+                <w:color w:val="1E293B"/>
+                <w:sz w:val="18"/>
+              </w:rPr>
+              <w:t>$4,800,000 ARR</w:t>
+            </w:r>
+          </w:p>
+        </w:tc>
+        <w:tc>
+          <w:tcPr>
+            <w:tcW w:type="dxa" w:w="1560"/>
+            <w:shd w:fill="F8FAFC"/>
+            <w:tcBorders>
+              <w:top w:val="single" w:sz="4" w:space="0" w:color="CBD5E1"/>
+              <w:left w:val="none"/>
+              <w:bottom w:val="single" w:sz="4" w:space="0" w:color="CBD5E1"/>
+              <w:right w:val="none"/>
+            </w:tcBorders>
+          </w:tcPr>
+          <w:p>
+            <w:pPr>
+              <w:spacing w:before="80" w:after="80"/>
+              <w:jc w:val="left"/>
+            </w:pPr>
+            <w:r>
+              <w:rPr>
+                <w:rFonts w:ascii="Calibri" w:hAnsi="Calibri"/>
+                <w:color w:val="1E293B"/>
+                <w:sz w:val="18"/>
+              </w:rPr>
+              <w:t>$260,000 + Comm</w:t>
+            </w:r>
+          </w:p>
+        </w:tc>
+        <w:tc>
+          <w:tcPr>
+            <w:tcW w:type="dxa" w:w="1560"/>
+            <w:shd w:fill="F8FAFC"/>
+            <w:tcBorders>
+              <w:top w:val="single" w:sz="4" w:space="0" w:color="CBD5E1"/>
+              <w:left w:val="none"/>
+              <w:bottom w:val="single" w:sz="4" w:space="0" w:color="CBD5E1"/>
+              <w:right w:val="none"/>
+            </w:tcBorders>
+          </w:tcPr>
+          <w:p>
+            <w:pPr>
+              <w:spacing w:before="80" w:after="80"/>
+              <w:jc w:val="left"/>
+            </w:pPr>
+            <w:r>
+              <w:rPr>
+                <w:rFonts w:ascii="Calibri" w:hAnsi="Calibri"/>
+                <w:color w:val="1E293B"/>
+                <w:sz w:val="18"/>
+              </w:rPr>
+              <w:t>1.25% Stock Pool</w:t>
+            </w:r>
+          </w:p>
+        </w:tc>
+      </w:tr>
+      <w:tr>
+        <w:tc>
+          <w:tcPr>
+            <w:tcW w:type="dxa" w:w="1560"/>
+            <w:shd w:fill="FFFFFF"/>
+            <w:tcBorders>
+              <w:top w:val="single" w:sz="4" w:space="0" w:color="CBD5E1"/>
+              <w:left w:val="none"/>
+              <w:bottom w:val="single" w:sz="4" w:space="0" w:color="CBD5E1"/>
+              <w:right w:val="none"/>
+            </w:tcBorders>
+          </w:tcPr>
+          <w:p>
+            <w:pPr>
+              <w:spacing w:before="80" w:after="80"/>
+              <w:jc w:val="left"/>
+            </w:pPr>
+            <w:r>
+              <w:rPr>
+                <w:rFonts w:ascii="Calibri" w:hAnsi="Calibri"/>
+                <w:color w:val="1E293B"/>
+                <w:sz w:val="18"/>
+              </w:rPr>
+              <w:t>Operations &amp; Support</w:t>
+            </w:r>
+          </w:p>
+        </w:tc>
+        <w:tc>
+          <w:tcPr>
+            <w:tcW w:type="dxa" w:w="1560"/>
+            <w:shd w:fill="FFFFFF"/>
+            <w:tcBorders>
+              <w:top w:val="single" w:sz="4" w:space="0" w:color="CBD5E1"/>
+              <w:left w:val="none"/>
+              <w:bottom w:val="single" w:sz="4" w:space="0" w:color="CBD5E1"/>
+              <w:right w:val="none"/>
+            </w:tcBorders>
+          </w:tcPr>
+          <w:p>
+            <w:pPr>
+              <w:spacing w:before="80" w:after="80"/>
+              <w:jc w:val="left"/>
+            </w:pPr>
+            <w:r>
+              <w:rPr>
+                <w:rFonts w:ascii="Calibri" w:hAnsi="Calibri"/>
+                <w:color w:val="1E293B"/>
+                <w:sz w:val="18"/>
+              </w:rPr>
+              <w:t>Lead Logistics Dispatcher</w:t>
+            </w:r>
+          </w:p>
+        </w:tc>
+        <w:tc>
+          <w:tcPr>
+            <w:tcW w:type="dxa" w:w="1560"/>
+            <w:shd w:fill="FFFFFF"/>
+            <w:tcBorders>
+              <w:top w:val="single" w:sz="4" w:space="0" w:color="CBD5E1"/>
+              <w:left w:val="none"/>
+              <w:bottom w:val="single" w:sz="4" w:space="0" w:color="CBD5E1"/>
+              <w:right w:val="none"/>
+            </w:tcBorders>
+          </w:tcPr>
+          <w:p>
+            <w:pPr>
+              <w:spacing w:before="80" w:after="80"/>
+              <w:jc w:val="left"/>
+            </w:pPr>
+            <w:r>
+              <w:rPr>
+                <w:rFonts w:ascii="Calibri" w:hAnsi="Calibri"/>
+                <w:color w:val="1E293B"/>
+                <w:sz w:val="18"/>
+              </w:rPr>
+              <w:t>Q1 2027</w:t>
+            </w:r>
+          </w:p>
+        </w:tc>
+        <w:tc>
+          <w:tcPr>
+            <w:tcW w:type="dxa" w:w="1560"/>
+            <w:shd w:fill="FFFFFF"/>
+            <w:tcBorders>
+              <w:top w:val="single" w:sz="4" w:space="0" w:color="CBD5E1"/>
+              <w:left w:val="none"/>
+              <w:bottom w:val="single" w:sz="4" w:space="0" w:color="CBD5E1"/>
+              <w:right w:val="none"/>
+            </w:tcBorders>
+          </w:tcPr>
+          <w:p>
+            <w:pPr>
+              <w:spacing w:before="80" w:after="80"/>
+              <w:jc w:val="left"/>
+            </w:pPr>
+            <w:r>
+              <w:rPr>
+                <w:rFonts w:ascii="Calibri" w:hAnsi="Calibri"/>
+                <w:color w:val="1E293B"/>
+                <w:sz w:val="18"/>
+              </w:rPr>
+              <w:t>$4,600,000 ARR</w:t>
+            </w:r>
+          </w:p>
+        </w:tc>
+        <w:tc>
+          <w:tcPr>
+            <w:tcW w:type="dxa" w:w="1560"/>
+            <w:shd w:fill="FFFFFF"/>
+            <w:tcBorders>
+              <w:top w:val="single" w:sz="4" w:space="0" w:color="CBD5E1"/>
+              <w:left w:val="none"/>
+              <w:bottom w:val="single" w:sz="4" w:space="0" w:color="CBD5E1"/>
+              <w:right w:val="none"/>
+            </w:tcBorders>
+          </w:tcPr>
+          <w:p>
+            <w:pPr>
+              <w:spacing w:before="80" w:after="80"/>
+              <w:jc w:val="left"/>
+            </w:pPr>
+            <w:r>
+              <w:rPr>
+                <w:rFonts w:ascii="Calibri" w:hAnsi="Calibri"/>
+                <w:color w:val="1E293B"/>
+                <w:sz w:val="18"/>
+              </w:rPr>
+              <w:t>$85,000 Base</w:t>
+            </w:r>
+          </w:p>
+        </w:tc>
+        <w:tc>
+          <w:tcPr>
+            <w:tcW w:type="dxa" w:w="1560"/>
+            <w:shd w:fill="FFFFFF"/>
+            <w:tcBorders>
+              <w:top w:val="single" w:sz="4" w:space="0" w:color="CBD5E1"/>
+              <w:left w:val="none"/>
+              <w:bottom w:val="single" w:sz="4" w:space="0" w:color="CBD5E1"/>
+              <w:right w:val="none"/>
+            </w:tcBorders>
+          </w:tcPr>
+          <w:p>
+            <w:pPr>
+              <w:spacing w:before="80" w:after="80"/>
+              <w:jc w:val="left"/>
+            </w:pPr>
+            <w:r>
+              <w:rPr>
+                <w:rFonts w:ascii="Calibri" w:hAnsi="Calibri"/>
+                <w:color w:val="1E293B"/>
+                <w:sz w:val="18"/>
+              </w:rPr>
+              <w:t>0.15% Stock Pool</w:t>
+            </w:r>
+          </w:p>
+        </w:tc>
+      </w:tr>
+      <w:tr>
+        <w:tc>
+          <w:tcPr>
+            <w:tcW w:type="dxa" w:w="1560"/>
+            <w:shd w:fill="F8FAFC"/>
+            <w:tcBorders>
+              <w:top w:val="single" w:sz="4" w:space="0" w:color="CBD5E1"/>
+              <w:left w:val="none"/>
+              <w:bottom w:val="single" w:sz="4" w:space="0" w:color="CBD5E1"/>
+              <w:right w:val="none"/>
+            </w:tcBorders>
+          </w:tcPr>
+          <w:p>
+            <w:pPr>
+              <w:spacing w:before="80" w:after="80"/>
+              <w:jc w:val="left"/>
+            </w:pPr>
+            <w:r>
+              <w:rPr>
+                <w:rFonts w:ascii="Calibri" w:hAnsi="Calibri"/>
+                <w:color w:val="1E293B"/>
+                <w:sz w:val="18"/>
+              </w:rPr>
+              <w:t>Operations &amp; Support</w:t>
+            </w:r>
+          </w:p>
+        </w:tc>
+        <w:tc>
+          <w:tcPr>
+            <w:tcW w:type="dxa" w:w="1560"/>
+            <w:shd w:fill="F8FAFC"/>
+            <w:tcBorders>
+              <w:top w:val="single" w:sz="4" w:space="0" w:color="CBD5E1"/>
+              <w:left w:val="none"/>
+              <w:bottom w:val="single" w:sz="4" w:space="0" w:color="CBD5E1"/>
+              <w:right w:val="none"/>
+            </w:tcBorders>
+          </w:tcPr>
+          <w:p>
+            <w:pPr>
+              <w:spacing w:before="80" w:after="80"/>
+              <w:jc w:val="left"/>
+            </w:pPr>
+            <w:r>
+              <w:rPr>
+                <w:rFonts w:ascii="Calibri" w:hAnsi="Calibri"/>
+                <w:color w:val="1E293B"/>
+                <w:sz w:val="18"/>
+              </w:rPr>
+              <w:t>Customer Operations Associate</w:t>
+            </w:r>
+          </w:p>
+        </w:tc>
+        <w:tc>
+          <w:tcPr>
+            <w:tcW w:type="dxa" w:w="1560"/>
+            <w:shd w:fill="F8FAFC"/>
+            <w:tcBorders>
+              <w:top w:val="single" w:sz="4" w:space="0" w:color="CBD5E1"/>
+              <w:left w:val="none"/>
+              <w:bottom w:val="single" w:sz="4" w:space="0" w:color="CBD5E1"/>
+              <w:right w:val="none"/>
+            </w:tcBorders>
+          </w:tcPr>
+          <w:p>
+            <w:pPr>
+              <w:spacing w:before="80" w:after="80"/>
+              <w:jc w:val="left"/>
+            </w:pPr>
+            <w:r>
+              <w:rPr>
+                <w:rFonts w:ascii="Calibri" w:hAnsi="Calibri"/>
+                <w:color w:val="1E293B"/>
+                <w:sz w:val="18"/>
+              </w:rPr>
+              <w:t>Q1 2027</w:t>
+            </w:r>
+          </w:p>
+        </w:tc>
+        <w:tc>
+          <w:tcPr>
+            <w:tcW w:type="dxa" w:w="1560"/>
+            <w:shd w:fill="F8FAFC"/>
+            <w:tcBorders>
+              <w:top w:val="single" w:sz="4" w:space="0" w:color="CBD5E1"/>
+              <w:left w:val="none"/>
+              <w:bottom w:val="single" w:sz="4" w:space="0" w:color="CBD5E1"/>
+              <w:right w:val="none"/>
+            </w:tcBorders>
+          </w:tcPr>
+          <w:p>
+            <w:pPr>
+              <w:spacing w:before="80" w:after="80"/>
+              <w:jc w:val="left"/>
+            </w:pPr>
+            <w:r>
+              <w:rPr>
+                <w:rFonts w:ascii="Calibri" w:hAnsi="Calibri"/>
+                <w:color w:val="1E293B"/>
+                <w:sz w:val="18"/>
+              </w:rPr>
+              <w:t>$4,600,000 ARR</w:t>
+            </w:r>
+          </w:p>
+        </w:tc>
+        <w:tc>
+          <w:tcPr>
+            <w:tcW w:type="dxa" w:w="1560"/>
+            <w:shd w:fill="F8FAFC"/>
+            <w:tcBorders>
+              <w:top w:val="single" w:sz="4" w:space="0" w:color="CBD5E1"/>
+              <w:left w:val="none"/>
+              <w:bottom w:val="single" w:sz="4" w:space="0" w:color="CBD5E1"/>
+              <w:right w:val="none"/>
+            </w:tcBorders>
+          </w:tcPr>
+          <w:p>
+            <w:pPr>
+              <w:spacing w:before="80" w:after="80"/>
+              <w:jc w:val="left"/>
+            </w:pPr>
+            <w:r>
+              <w:rPr>
+                <w:rFonts w:ascii="Calibri" w:hAnsi="Calibri"/>
+                <w:color w:val="1E293B"/>
+                <w:sz w:val="18"/>
+              </w:rPr>
+              <w:t>$70,000 Base</w:t>
+            </w:r>
+          </w:p>
+        </w:tc>
+        <w:tc>
+          <w:tcPr>
+            <w:tcW w:type="dxa" w:w="1560"/>
+            <w:shd w:fill="F8FAFC"/>
+            <w:tcBorders>
+              <w:top w:val="single" w:sz="4" w:space="0" w:color="CBD5E1"/>
+              <w:left w:val="none"/>
+              <w:bottom w:val="single" w:sz="4" w:space="0" w:color="CBD5E1"/>
+              <w:right w:val="none"/>
+            </w:tcBorders>
+          </w:tcPr>
+          <w:p>
+            <w:pPr>
+              <w:spacing w:before="80" w:after="80"/>
+              <w:jc w:val="left"/>
+            </w:pPr>
+            <w:r>
+              <w:rPr>
+                <w:rFonts w:ascii="Calibri" w:hAnsi="Calibri"/>
+                <w:color w:val="1E293B"/>
+                <w:sz w:val="18"/>
+              </w:rPr>
+              <w:t>0.10% Stock Pool</w:t>
+            </w:r>
+          </w:p>
+        </w:tc>
+      </w:tr>
+      <w:tr>
+        <w:tc>
+          <w:tcPr>
+            <w:tcW w:type="dxa" w:w="1560"/>
+            <w:shd w:fill="FFFFFF"/>
+            <w:tcBorders>
+              <w:top w:val="single" w:sz="4" w:space="0" w:color="CBD5E1"/>
+              <w:left w:val="none"/>
+              <w:bottom w:val="single" w:sz="4" w:space="0" w:color="CBD5E1"/>
+              <w:right w:val="none"/>
+            </w:tcBorders>
+          </w:tcPr>
+          <w:p>
+            <w:pPr>
+              <w:spacing w:before="80" w:after="80"/>
+              <w:jc w:val="left"/>
+            </w:pPr>
+            <w:r>
+              <w:rPr>
+                <w:rFonts w:ascii="Calibri" w:hAnsi="Calibri"/>
+                <w:color w:val="1E293B"/>
+                <w:sz w:val="18"/>
+              </w:rPr>
+              <w:t>Finance &amp; Accounting</w:t>
+            </w:r>
+          </w:p>
+        </w:tc>
+        <w:tc>
+          <w:tcPr>
+            <w:tcW w:type="dxa" w:w="1560"/>
+            <w:shd w:fill="FFFFFF"/>
+            <w:tcBorders>
+              <w:top w:val="single" w:sz="4" w:space="0" w:color="CBD5E1"/>
+              <w:left w:val="none"/>
+              <w:bottom w:val="single" w:sz="4" w:space="0" w:color="CBD5E1"/>
+              <w:right w:val="none"/>
+            </w:tcBorders>
+          </w:tcPr>
+          <w:p>
+            <w:pPr>
+              <w:spacing w:before="80" w:after="80"/>
+              <w:jc w:val="left"/>
+            </w:pPr>
+            <w:r>
+              <w:rPr>
+                <w:rFonts w:ascii="Calibri" w:hAnsi="Calibri"/>
+                <w:color w:val="1E293B"/>
+                <w:sz w:val="18"/>
+              </w:rPr>
+              <w:t>Billing &amp; Accounts Specialist</w:t>
+            </w:r>
+          </w:p>
+        </w:tc>
+        <w:tc>
+          <w:tcPr>
+            <w:tcW w:type="dxa" w:w="1560"/>
+            <w:shd w:fill="FFFFFF"/>
+            <w:tcBorders>
+              <w:top w:val="single" w:sz="4" w:space="0" w:color="CBD5E1"/>
+              <w:left w:val="none"/>
+              <w:bottom w:val="single" w:sz="4" w:space="0" w:color="CBD5E1"/>
+              <w:right w:val="none"/>
+            </w:tcBorders>
+          </w:tcPr>
+          <w:p>
+            <w:pPr>
+              <w:spacing w:before="80" w:after="80"/>
+              <w:jc w:val="left"/>
+            </w:pPr>
+            <w:r>
+              <w:rPr>
+                <w:rFonts w:ascii="Calibri" w:hAnsi="Calibri"/>
+                <w:color w:val="1E293B"/>
+                <w:sz w:val="18"/>
+              </w:rPr>
+              <w:t>Q2 2027</w:t>
+            </w:r>
+          </w:p>
+        </w:tc>
+        <w:tc>
+          <w:tcPr>
+            <w:tcW w:type="dxa" w:w="1560"/>
+            <w:shd w:fill="FFFFFF"/>
+            <w:tcBorders>
+              <w:top w:val="single" w:sz="4" w:space="0" w:color="CBD5E1"/>
+              <w:left w:val="none"/>
+              <w:bottom w:val="single" w:sz="4" w:space="0" w:color="CBD5E1"/>
+              <w:right w:val="none"/>
+            </w:tcBorders>
+          </w:tcPr>
+          <w:p>
+            <w:pPr>
+              <w:spacing w:before="80" w:after="80"/>
+              <w:jc w:val="left"/>
+            </w:pPr>
+            <w:r>
+              <w:rPr>
+                <w:rFonts w:ascii="Calibri" w:hAnsi="Calibri"/>
+                <w:color w:val="1E293B"/>
+                <w:sz w:val="18"/>
+              </w:rPr>
+              <w:t>$5,200,000 ARR</w:t>
+            </w:r>
+          </w:p>
+        </w:tc>
+        <w:tc>
+          <w:tcPr>
+            <w:tcW w:type="dxa" w:w="1560"/>
+            <w:shd w:fill="FFFFFF"/>
+            <w:tcBorders>
+              <w:top w:val="single" w:sz="4" w:space="0" w:color="CBD5E1"/>
+              <w:left w:val="none"/>
+              <w:bottom w:val="single" w:sz="4" w:space="0" w:color="CBD5E1"/>
+              <w:right w:val="none"/>
+            </w:tcBorders>
+          </w:tcPr>
+          <w:p>
+            <w:pPr>
+              <w:spacing w:before="80" w:after="80"/>
+              <w:jc w:val="left"/>
+            </w:pPr>
+            <w:r>
+              <w:rPr>
+                <w:rFonts w:ascii="Calibri" w:hAnsi="Calibri"/>
+                <w:color w:val="1E293B"/>
+                <w:sz w:val="18"/>
+              </w:rPr>
+              <w:t>$78,000 Base</w:t>
+            </w:r>
+          </w:p>
+        </w:tc>
+        <w:tc>
+          <w:tcPr>
+            <w:tcW w:type="dxa" w:w="1560"/>
+            <w:shd w:fill="FFFFFF"/>
+            <w:tcBorders>
+              <w:top w:val="single" w:sz="4" w:space="0" w:color="CBD5E1"/>
+              <w:left w:val="none"/>
+              <w:bottom w:val="single" w:sz="4" w:space="0" w:color="CBD5E1"/>
+              <w:right w:val="none"/>
+            </w:tcBorders>
+          </w:tcPr>
+          <w:p>
+            <w:pPr>
+              <w:spacing w:before="80" w:after="80"/>
+              <w:jc w:val="left"/>
+            </w:pPr>
+            <w:r>
+              <w:rPr>
+                <w:rFonts w:ascii="Calibri" w:hAnsi="Calibri"/>
+                <w:color w:val="1E293B"/>
+                <w:sz w:val="18"/>
+              </w:rPr>
+              <w:t>0.10% Stock Pool</w:t>
+            </w:r>
+          </w:p>
+        </w:tc>
+      </w:tr>
+      <w:tr>
+        <w:tc>
+          <w:tcPr>
+            <w:tcW w:type="dxa" w:w="1560"/>
+            <w:shd w:fill="F8FAFC"/>
+            <w:tcBorders>
+              <w:top w:val="single" w:sz="4" w:space="0" w:color="CBD5E1"/>
+              <w:left w:val="none"/>
+              <w:bottom w:val="single" w:sz="4" w:space="0" w:color="CBD5E1"/>
+              <w:right w:val="none"/>
+            </w:tcBorders>
+          </w:tcPr>
+          <w:p>
+            <w:pPr>
+              <w:spacing w:before="80" w:after="80"/>
+              <w:jc w:val="left"/>
+            </w:pPr>
+            <w:r>
+              <w:rPr>
+                <w:rFonts w:ascii="Calibri" w:hAnsi="Calibri"/>
+                <w:color w:val="1E293B"/>
+                <w:sz w:val="18"/>
+              </w:rPr>
+              <w:t>Engineering Pod</w:t>
+            </w:r>
+          </w:p>
+        </w:tc>
+        <w:tc>
+          <w:tcPr>
+            <w:tcW w:type="dxa" w:w="1560"/>
+            <w:shd w:fill="F8FAFC"/>
+            <w:tcBorders>
+              <w:top w:val="single" w:sz="4" w:space="0" w:color="CBD5E1"/>
+              <w:left w:val="none"/>
+              <w:bottom w:val="single" w:sz="4" w:space="0" w:color="CBD5E1"/>
+              <w:right w:val="none"/>
+            </w:tcBorders>
+          </w:tcPr>
+          <w:p>
+            <w:pPr>
+              <w:spacing w:before="80" w:after="80"/>
+              <w:jc w:val="left"/>
+            </w:pPr>
+            <w:r>
+              <w:rPr>
+                <w:rFonts w:ascii="Calibri" w:hAnsi="Calibri"/>
+                <w:color w:val="1E293B"/>
+                <w:sz w:val="18"/>
+              </w:rPr>
+              <w:t>Staff Distributed Systems Eng</w:t>
+            </w:r>
+          </w:p>
+        </w:tc>
+        <w:tc>
+          <w:tcPr>
+            <w:tcW w:type="dxa" w:w="1560"/>
+            <w:shd w:fill="F8FAFC"/>
+            <w:tcBorders>
+              <w:top w:val="single" w:sz="4" w:space="0" w:color="CBD5E1"/>
+              <w:left w:val="none"/>
+              <w:bottom w:val="single" w:sz="4" w:space="0" w:color="CBD5E1"/>
+              <w:right w:val="none"/>
+            </w:tcBorders>
+          </w:tcPr>
+          <w:p>
+            <w:pPr>
+              <w:spacing w:before="80" w:after="80"/>
+              <w:jc w:val="left"/>
+            </w:pPr>
+            <w:r>
+              <w:rPr>
+                <w:rFonts w:ascii="Calibri" w:hAnsi="Calibri"/>
+                <w:color w:val="1E293B"/>
+                <w:sz w:val="18"/>
+              </w:rPr>
+              <w:t>Q2 2027</w:t>
+            </w:r>
+          </w:p>
+        </w:tc>
+        <w:tc>
+          <w:tcPr>
+            <w:tcW w:type="dxa" w:w="1560"/>
+            <w:shd w:fill="F8FAFC"/>
+            <w:tcBorders>
+              <w:top w:val="single" w:sz="4" w:space="0" w:color="CBD5E1"/>
+              <w:left w:val="none"/>
+              <w:bottom w:val="single" w:sz="4" w:space="0" w:color="CBD5E1"/>
+              <w:right w:val="none"/>
+            </w:tcBorders>
+          </w:tcPr>
+          <w:p>
+            <w:pPr>
+              <w:spacing w:before="80" w:after="80"/>
+              <w:jc w:val="left"/>
+            </w:pPr>
+            <w:r>
+              <w:rPr>
+                <w:rFonts w:ascii="Calibri" w:hAnsi="Calibri"/>
+                <w:color w:val="1E293B"/>
+                <w:sz w:val="18"/>
+              </w:rPr>
+              <w:t>$5,200,000 ARR</w:t>
+            </w:r>
+          </w:p>
+        </w:tc>
+        <w:tc>
+          <w:tcPr>
+            <w:tcW w:type="dxa" w:w="1560"/>
+            <w:shd w:fill="F8FAFC"/>
+            <w:tcBorders>
+              <w:top w:val="single" w:sz="4" w:space="0" w:color="CBD5E1"/>
+              <w:left w:val="none"/>
+              <w:bottom w:val="single" w:sz="4" w:space="0" w:color="CBD5E1"/>
+              <w:right w:val="none"/>
+            </w:tcBorders>
+          </w:tcPr>
+          <w:p>
+            <w:pPr>
+              <w:spacing w:before="80" w:after="80"/>
+              <w:jc w:val="left"/>
+            </w:pPr>
+            <w:r>
+              <w:rPr>
+                <w:rFonts w:ascii="Calibri" w:hAnsi="Calibri"/>
+                <w:color w:val="1E293B"/>
+                <w:sz w:val="18"/>
+              </w:rPr>
+              <w:t>$195,000 Base</w:t>
+            </w:r>
+          </w:p>
+        </w:tc>
+        <w:tc>
+          <w:tcPr>
+            <w:tcW w:type="dxa" w:w="1560"/>
+            <w:shd w:fill="F8FAFC"/>
+            <w:tcBorders>
+              <w:top w:val="single" w:sz="4" w:space="0" w:color="CBD5E1"/>
+              <w:left w:val="none"/>
+              <w:bottom w:val="single" w:sz="4" w:space="0" w:color="CBD5E1"/>
+              <w:right w:val="none"/>
+            </w:tcBorders>
+          </w:tcPr>
+          <w:p>
+            <w:pPr>
+              <w:spacing w:before="80" w:after="80"/>
+              <w:jc w:val="left"/>
+            </w:pPr>
+            <w:r>
+              <w:rPr>
+                <w:rFonts w:ascii="Calibri" w:hAnsi="Calibri"/>
+                <w:color w:val="1E293B"/>
+                <w:sz w:val="18"/>
+              </w:rPr>
+              <w:t>0.40% Stock Pool</w:t>
+            </w:r>
+          </w:p>
+        </w:tc>
+      </w:tr>
+      <w:tr>
+        <w:tc>
+          <w:tcPr>
+            <w:tcW w:type="dxa" w:w="1560"/>
+            <w:shd w:fill="FFFFFF"/>
+            <w:tcBorders>
+              <w:top w:val="single" w:sz="4" w:space="0" w:color="CBD5E1"/>
+              <w:left w:val="none"/>
+              <w:bottom w:val="single" w:sz="4" w:space="0" w:color="CBD5E1"/>
+              <w:right w:val="none"/>
+            </w:tcBorders>
+          </w:tcPr>
+          <w:p>
+            <w:pPr>
+              <w:spacing w:before="80" w:after="80"/>
+              <w:jc w:val="left"/>
+            </w:pPr>
+            <w:r>
+              <w:rPr>
+                <w:rFonts w:ascii="Calibri" w:hAnsi="Calibri"/>
+                <w:color w:val="1E293B"/>
+                <w:sz w:val="18"/>
+              </w:rPr>
+              <w:t>Commercial Sales</w:t>
+            </w:r>
+          </w:p>
+        </w:tc>
+        <w:tc>
+          <w:tcPr>
+            <w:tcW w:type="dxa" w:w="1560"/>
+            <w:shd w:fill="FFFFFF"/>
+            <w:tcBorders>
+              <w:top w:val="single" w:sz="4" w:space="0" w:color="CBD5E1"/>
+              <w:left w:val="none"/>
+              <w:bottom w:val="single" w:sz="4" w:space="0" w:color="CBD5E1"/>
+              <w:right w:val="none"/>
+            </w:tcBorders>
+          </w:tcPr>
+          <w:p>
+            <w:pPr>
+              <w:spacing w:before="80" w:after="80"/>
+              <w:jc w:val="left"/>
+            </w:pPr>
+            <w:r>
+              <w:rPr>
+                <w:rFonts w:ascii="Calibri" w:hAnsi="Calibri"/>
+                <w:color w:val="1E293B"/>
+                <w:sz w:val="18"/>
+              </w:rPr>
+              <w:t>Enterprise Account Executive (2)</w:t>
+            </w:r>
+          </w:p>
+        </w:tc>
+        <w:tc>
+          <w:tcPr>
+            <w:tcW w:type="dxa" w:w="1560"/>
+            <w:shd w:fill="FFFFFF"/>
+            <w:tcBorders>
+              <w:top w:val="single" w:sz="4" w:space="0" w:color="CBD5E1"/>
+              <w:left w:val="none"/>
+              <w:bottom w:val="single" w:sz="4" w:space="0" w:color="CBD5E1"/>
+              <w:right w:val="none"/>
+            </w:tcBorders>
+          </w:tcPr>
+          <w:p>
+            <w:pPr>
+              <w:spacing w:before="80" w:after="80"/>
+              <w:jc w:val="left"/>
+            </w:pPr>
+            <w:r>
+              <w:rPr>
+                <w:rFonts w:ascii="Calibri" w:hAnsi="Calibri"/>
+                <w:color w:val="1E293B"/>
+                <w:sz w:val="18"/>
+              </w:rPr>
+              <w:t>Q2 2027</w:t>
+            </w:r>
+          </w:p>
+        </w:tc>
+        <w:tc>
+          <w:tcPr>
+            <w:tcW w:type="dxa" w:w="1560"/>
+            <w:shd w:fill="FFFFFF"/>
+            <w:tcBorders>
+              <w:top w:val="single" w:sz="4" w:space="0" w:color="CBD5E1"/>
+              <w:left w:val="none"/>
+              <w:bottom w:val="single" w:sz="4" w:space="0" w:color="CBD5E1"/>
+              <w:right w:val="none"/>
+            </w:tcBorders>
+          </w:tcPr>
+          <w:p>
+            <w:pPr>
+              <w:spacing w:before="80" w:after="80"/>
+              <w:jc w:val="left"/>
+            </w:pPr>
+            <w:r>
+              <w:rPr>
+                <w:rFonts w:ascii="Calibri" w:hAnsi="Calibri"/>
+                <w:color w:val="1E293B"/>
+                <w:sz w:val="18"/>
+              </w:rPr>
+              <w:t>$5,400,000 ARR</w:t>
+            </w:r>
+          </w:p>
+        </w:tc>
+        <w:tc>
+          <w:tcPr>
+            <w:tcW w:type="dxa" w:w="1560"/>
+            <w:shd w:fill="FFFFFF"/>
+            <w:tcBorders>
+              <w:top w:val="single" w:sz="4" w:space="0" w:color="CBD5E1"/>
+              <w:left w:val="none"/>
+              <w:bottom w:val="single" w:sz="4" w:space="0" w:color="CBD5E1"/>
+              <w:right w:val="none"/>
+            </w:tcBorders>
+          </w:tcPr>
+          <w:p>
+            <w:pPr>
+              <w:spacing w:before="80" w:after="80"/>
+              <w:jc w:val="left"/>
+            </w:pPr>
+            <w:r>
+              <w:rPr>
+                <w:rFonts w:ascii="Calibri" w:hAnsi="Calibri"/>
+                <w:color w:val="1E293B"/>
+                <w:sz w:val="18"/>
+              </w:rPr>
+              <w:t>$120,000 + Comm</w:t>
+            </w:r>
+          </w:p>
+        </w:tc>
+        <w:tc>
+          <w:tcPr>
+            <w:tcW w:type="dxa" w:w="1560"/>
+            <w:shd w:fill="FFFFFF"/>
+            <w:tcBorders>
+              <w:top w:val="single" w:sz="4" w:space="0" w:color="CBD5E1"/>
+              <w:left w:val="none"/>
+              <w:bottom w:val="single" w:sz="4" w:space="0" w:color="CBD5E1"/>
+              <w:right w:val="none"/>
+            </w:tcBorders>
+          </w:tcPr>
+          <w:p>
+            <w:pPr>
+              <w:spacing w:before="80" w:after="80"/>
+              <w:jc w:val="left"/>
+            </w:pPr>
+            <w:r>
+              <w:rPr>
+                <w:rFonts w:ascii="Calibri" w:hAnsi="Calibri"/>
+                <w:color w:val="1E293B"/>
+                <w:sz w:val="18"/>
+              </w:rPr>
+              <w:t>0.20% Stock Pool</w:t>
             </w:r>
           </w:p>
         </w:tc>
@@ -1274,7 +3145,7 @@
           <w:color w:val="0F172A"/>
           <w:sz w:val="26"/>
         </w:rPr>
-        <w:t>3. UNIT ECONOMICS &amp; PRODUCT MARGIN EVOLUTION</w:t>
+        <w:t>SECTION 5: SERIES A CAPITAL FORMATION &amp; USE OF FUNDS</w:t>
       </w:r>
     </w:p>
     <w:p>
@@ -1287,26 +3158,455 @@
           <w:color w:val="1E293B"/>
           <w:sz w:val="20"/>
         </w:rPr>
-        <w:t>Our hardware-agnostic API platform architecture continues to deliver pure software margins. Cost of Goods Sold (COGS) consists solely of AWS cloud infrastructure, Twilio driver SMS notification routing, and automated document OCR indexing. Gross margins expanded from 75.4% in Q1 to 78.4% in Q3, with a clear trajectory toward 80%+ at scale.</w:t>
+        <w:t>We are initiating preliminary discussions for a $4,500,000 Series A funding round targeted for Q1 2027. Proceeds will be deployed strictly into growth drivers with measurable unit economics.</w:t>
       </w:r>
     </w:p>
+    <w:tbl>
+      <w:tblPr>
+        <w:tblW w:type="auto" w:w="0"/>
+        <w:jc w:val="center"/>
+        <w:tblLayout w:type="autofit"/>
+        <w:tblLook w:firstColumn="1" w:firstRow="1" w:lastColumn="0" w:lastRow="0" w:noHBand="0" w:noVBand="1" w:val="04A0"/>
+      </w:tblPr>
+      <w:tblGrid>
+        <w:gridCol w:w="2340"/>
+        <w:gridCol w:w="2340"/>
+        <w:gridCol w:w="2340"/>
+        <w:gridCol w:w="2340"/>
+      </w:tblGrid>
+      <w:tr>
+        <w:tc>
+          <w:tcPr>
+            <w:tcW w:type="dxa" w:w="2340"/>
+            <w:shd w:fill="0F172A"/>
+            <w:tcBorders>
+              <w:top w:val="single" w:sz="4" w:space="0" w:color="CBD5E1"/>
+              <w:left w:val="none"/>
+              <w:bottom w:val="single" w:sz="4" w:space="0" w:color="CBD5E1"/>
+              <w:right w:val="none"/>
+            </w:tcBorders>
+          </w:tcPr>
+          <w:p>
+            <w:pPr>
+              <w:spacing w:before="80" w:after="80"/>
+              <w:jc w:val="center"/>
+            </w:pPr>
+            <w:r>
+              <w:rPr>
+                <w:rFonts w:ascii="Calibri" w:hAnsi="Calibri"/>
+                <w:b/>
+                <w:color w:val="FFFFFF"/>
+                <w:sz w:val="19"/>
+              </w:rPr>
+              <w:t>Capital Allocation Category</w:t>
+            </w:r>
+          </w:p>
+        </w:tc>
+        <w:tc>
+          <w:tcPr>
+            <w:tcW w:type="dxa" w:w="2340"/>
+            <w:shd w:fill="0F172A"/>
+            <w:tcBorders>
+              <w:top w:val="single" w:sz="4" w:space="0" w:color="CBD5E1"/>
+              <w:left w:val="none"/>
+              <w:bottom w:val="single" w:sz="4" w:space="0" w:color="CBD5E1"/>
+              <w:right w:val="none"/>
+            </w:tcBorders>
+          </w:tcPr>
+          <w:p>
+            <w:pPr>
+              <w:spacing w:before="80" w:after="80"/>
+              <w:jc w:val="center"/>
+            </w:pPr>
+            <w:r>
+              <w:rPr>
+                <w:rFonts w:ascii="Calibri" w:hAnsi="Calibri"/>
+                <w:b/>
+                <w:color w:val="FFFFFF"/>
+                <w:sz w:val="19"/>
+              </w:rPr>
+              <w:t>Capital Amount</w:t>
+            </w:r>
+          </w:p>
+        </w:tc>
+        <w:tc>
+          <w:tcPr>
+            <w:tcW w:type="dxa" w:w="2340"/>
+            <w:shd w:fill="0F172A"/>
+            <w:tcBorders>
+              <w:top w:val="single" w:sz="4" w:space="0" w:color="CBD5E1"/>
+              <w:left w:val="none"/>
+              <w:bottom w:val="single" w:sz="4" w:space="0" w:color="CBD5E1"/>
+              <w:right w:val="none"/>
+            </w:tcBorders>
+          </w:tcPr>
+          <w:p>
+            <w:pPr>
+              <w:spacing w:before="80" w:after="80"/>
+              <w:jc w:val="center"/>
+            </w:pPr>
+            <w:r>
+              <w:rPr>
+                <w:rFonts w:ascii="Calibri" w:hAnsi="Calibri"/>
+                <w:b/>
+                <w:color w:val="FFFFFF"/>
+                <w:sz w:val="19"/>
+              </w:rPr>
+              <w:t>Percentage</w:t>
+            </w:r>
+          </w:p>
+        </w:tc>
+        <w:tc>
+          <w:tcPr>
+            <w:tcW w:type="dxa" w:w="2340"/>
+            <w:shd w:fill="0F172A"/>
+            <w:tcBorders>
+              <w:top w:val="single" w:sz="4" w:space="0" w:color="CBD5E1"/>
+              <w:left w:val="none"/>
+              <w:bottom w:val="single" w:sz="4" w:space="0" w:color="CBD5E1"/>
+              <w:right w:val="none"/>
+            </w:tcBorders>
+          </w:tcPr>
+          <w:p>
+            <w:pPr>
+              <w:spacing w:before="80" w:after="80"/>
+              <w:jc w:val="center"/>
+            </w:pPr>
+            <w:r>
+              <w:rPr>
+                <w:rFonts w:ascii="Calibri" w:hAnsi="Calibri"/>
+                <w:b/>
+                <w:color w:val="FFFFFF"/>
+                <w:sz w:val="19"/>
+              </w:rPr>
+              <w:t>Strategic Focus &amp; Milestone Deliverable</w:t>
+            </w:r>
+          </w:p>
+        </w:tc>
+      </w:tr>
+      <w:tr>
+        <w:tc>
+          <w:tcPr>
+            <w:tcW w:type="dxa" w:w="2340"/>
+            <w:shd w:fill="F8FAFC"/>
+            <w:tcBorders>
+              <w:top w:val="single" w:sz="4" w:space="0" w:color="CBD5E1"/>
+              <w:left w:val="none"/>
+              <w:bottom w:val="single" w:sz="4" w:space="0" w:color="CBD5E1"/>
+              <w:right w:val="none"/>
+            </w:tcBorders>
+          </w:tcPr>
+          <w:p>
+            <w:pPr>
+              <w:spacing w:before="80" w:after="80"/>
+              <w:jc w:val="left"/>
+            </w:pPr>
+            <w:r>
+              <w:rPr>
+                <w:rFonts w:ascii="Calibri" w:hAnsi="Calibri"/>
+                <w:color w:val="1E293B"/>
+                <w:sz w:val="18"/>
+              </w:rPr>
+              <w:t>Distributed Engineering Engine</w:t>
+            </w:r>
+          </w:p>
+        </w:tc>
+        <w:tc>
+          <w:tcPr>
+            <w:tcW w:type="dxa" w:w="2340"/>
+            <w:shd w:fill="F8FAFC"/>
+            <w:tcBorders>
+              <w:top w:val="single" w:sz="4" w:space="0" w:color="CBD5E1"/>
+              <w:left w:val="none"/>
+              <w:bottom w:val="single" w:sz="4" w:space="0" w:color="CBD5E1"/>
+              <w:right w:val="none"/>
+            </w:tcBorders>
+          </w:tcPr>
+          <w:p>
+            <w:pPr>
+              <w:spacing w:before="80" w:after="80"/>
+              <w:jc w:val="left"/>
+            </w:pPr>
+            <w:r>
+              <w:rPr>
+                <w:rFonts w:ascii="Calibri" w:hAnsi="Calibri"/>
+                <w:color w:val="1E293B"/>
+                <w:sz w:val="18"/>
+              </w:rPr>
+              <w:t>$2,475,000</w:t>
+            </w:r>
+          </w:p>
+        </w:tc>
+        <w:tc>
+          <w:tcPr>
+            <w:tcW w:type="dxa" w:w="2340"/>
+            <w:shd w:fill="F8FAFC"/>
+            <w:tcBorders>
+              <w:top w:val="single" w:sz="4" w:space="0" w:color="CBD5E1"/>
+              <w:left w:val="none"/>
+              <w:bottom w:val="single" w:sz="4" w:space="0" w:color="CBD5E1"/>
+              <w:right w:val="none"/>
+            </w:tcBorders>
+          </w:tcPr>
+          <w:p>
+            <w:pPr>
+              <w:spacing w:before="80" w:after="80"/>
+              <w:jc w:val="left"/>
+            </w:pPr>
+            <w:r>
+              <w:rPr>
+                <w:rFonts w:ascii="Calibri" w:hAnsi="Calibri"/>
+                <w:color w:val="1E293B"/>
+                <w:sz w:val="18"/>
+              </w:rPr>
+              <w:t>55.0%</w:t>
+            </w:r>
+          </w:p>
+        </w:tc>
+        <w:tc>
+          <w:tcPr>
+            <w:tcW w:type="dxa" w:w="2340"/>
+            <w:shd w:fill="F8FAFC"/>
+            <w:tcBorders>
+              <w:top w:val="single" w:sz="4" w:space="0" w:color="CBD5E1"/>
+              <w:left w:val="none"/>
+              <w:bottom w:val="single" w:sz="4" w:space="0" w:color="CBD5E1"/>
+              <w:right w:val="none"/>
+            </w:tcBorders>
+          </w:tcPr>
+          <w:p>
+            <w:pPr>
+              <w:spacing w:before="80" w:after="80"/>
+              <w:jc w:val="left"/>
+            </w:pPr>
+            <w:r>
+              <w:rPr>
+                <w:rFonts w:ascii="Calibri" w:hAnsi="Calibri"/>
+                <w:color w:val="1E293B"/>
+                <w:sz w:val="18"/>
+              </w:rPr>
+              <w:t>Build autonomous yard dispatch AI and Blue Yonder native connector</w:t>
+            </w:r>
+          </w:p>
+        </w:tc>
+      </w:tr>
+      <w:tr>
+        <w:tc>
+          <w:tcPr>
+            <w:tcW w:type="dxa" w:w="2340"/>
+            <w:shd w:fill="FFFFFF"/>
+            <w:tcBorders>
+              <w:top w:val="single" w:sz="4" w:space="0" w:color="CBD5E1"/>
+              <w:left w:val="none"/>
+              <w:bottom w:val="single" w:sz="4" w:space="0" w:color="CBD5E1"/>
+              <w:right w:val="none"/>
+            </w:tcBorders>
+          </w:tcPr>
+          <w:p>
+            <w:pPr>
+              <w:spacing w:before="80" w:after="80"/>
+              <w:jc w:val="left"/>
+            </w:pPr>
+            <w:r>
+              <w:rPr>
+                <w:rFonts w:ascii="Calibri" w:hAnsi="Calibri"/>
+                <w:color w:val="1E293B"/>
+                <w:sz w:val="18"/>
+              </w:rPr>
+              <w:t>Enterprise Sales &amp; GTM Expansion</w:t>
+            </w:r>
+          </w:p>
+        </w:tc>
+        <w:tc>
+          <w:tcPr>
+            <w:tcW w:type="dxa" w:w="2340"/>
+            <w:shd w:fill="FFFFFF"/>
+            <w:tcBorders>
+              <w:top w:val="single" w:sz="4" w:space="0" w:color="CBD5E1"/>
+              <w:left w:val="none"/>
+              <w:bottom w:val="single" w:sz="4" w:space="0" w:color="CBD5E1"/>
+              <w:right w:val="none"/>
+            </w:tcBorders>
+          </w:tcPr>
+          <w:p>
+            <w:pPr>
+              <w:spacing w:before="80" w:after="80"/>
+              <w:jc w:val="left"/>
+            </w:pPr>
+            <w:r>
+              <w:rPr>
+                <w:rFonts w:ascii="Calibri" w:hAnsi="Calibri"/>
+                <w:color w:val="1E293B"/>
+                <w:sz w:val="18"/>
+              </w:rPr>
+              <w:t>$1,350,000</w:t>
+            </w:r>
+          </w:p>
+        </w:tc>
+        <w:tc>
+          <w:tcPr>
+            <w:tcW w:type="dxa" w:w="2340"/>
+            <w:shd w:fill="FFFFFF"/>
+            <w:tcBorders>
+              <w:top w:val="single" w:sz="4" w:space="0" w:color="CBD5E1"/>
+              <w:left w:val="none"/>
+              <w:bottom w:val="single" w:sz="4" w:space="0" w:color="CBD5E1"/>
+              <w:right w:val="none"/>
+            </w:tcBorders>
+          </w:tcPr>
+          <w:p>
+            <w:pPr>
+              <w:spacing w:before="80" w:after="80"/>
+              <w:jc w:val="left"/>
+            </w:pPr>
+            <w:r>
+              <w:rPr>
+                <w:rFonts w:ascii="Calibri" w:hAnsi="Calibri"/>
+                <w:color w:val="1E293B"/>
+                <w:sz w:val="18"/>
+              </w:rPr>
+              <w:t>30.0%</w:t>
+            </w:r>
+          </w:p>
+        </w:tc>
+        <w:tc>
+          <w:tcPr>
+            <w:tcW w:type="dxa" w:w="2340"/>
+            <w:shd w:fill="FFFFFF"/>
+            <w:tcBorders>
+              <w:top w:val="single" w:sz="4" w:space="0" w:color="CBD5E1"/>
+              <w:left w:val="none"/>
+              <w:bottom w:val="single" w:sz="4" w:space="0" w:color="CBD5E1"/>
+              <w:right w:val="none"/>
+            </w:tcBorders>
+          </w:tcPr>
+          <w:p>
+            <w:pPr>
+              <w:spacing w:before="80" w:after="80"/>
+              <w:jc w:val="left"/>
+            </w:pPr>
+            <w:r>
+              <w:rPr>
+                <w:rFonts w:ascii="Calibri" w:hAnsi="Calibri"/>
+                <w:color w:val="1E293B"/>
+                <w:sz w:val="18"/>
+              </w:rPr>
+              <w:t>Hire 4 Enterprise AEs and expand into California &amp; Southeast hubs</w:t>
+            </w:r>
+          </w:p>
+        </w:tc>
+      </w:tr>
+      <w:tr>
+        <w:tc>
+          <w:tcPr>
+            <w:tcW w:type="dxa" w:w="2340"/>
+            <w:shd w:fill="F8FAFC"/>
+            <w:tcBorders>
+              <w:top w:val="single" w:sz="4" w:space="0" w:color="CBD5E1"/>
+              <w:left w:val="none"/>
+              <w:bottom w:val="single" w:sz="4" w:space="0" w:color="CBD5E1"/>
+              <w:right w:val="none"/>
+            </w:tcBorders>
+          </w:tcPr>
+          <w:p>
+            <w:pPr>
+              <w:spacing w:before="80" w:after="80"/>
+              <w:jc w:val="left"/>
+            </w:pPr>
+            <w:r>
+              <w:rPr>
+                <w:rFonts w:ascii="Calibri" w:hAnsi="Calibri"/>
+                <w:color w:val="1E293B"/>
+                <w:sz w:val="18"/>
+              </w:rPr>
+              <w:t>Regulatory &amp; Balance Sheet Reserve</w:t>
+            </w:r>
+          </w:p>
+        </w:tc>
+        <w:tc>
+          <w:tcPr>
+            <w:tcW w:type="dxa" w:w="2340"/>
+            <w:shd w:fill="F8FAFC"/>
+            <w:tcBorders>
+              <w:top w:val="single" w:sz="4" w:space="0" w:color="CBD5E1"/>
+              <w:left w:val="none"/>
+              <w:bottom w:val="single" w:sz="4" w:space="0" w:color="CBD5E1"/>
+              <w:right w:val="none"/>
+            </w:tcBorders>
+          </w:tcPr>
+          <w:p>
+            <w:pPr>
+              <w:spacing w:before="80" w:after="80"/>
+              <w:jc w:val="left"/>
+            </w:pPr>
+            <w:r>
+              <w:rPr>
+                <w:rFonts w:ascii="Calibri" w:hAnsi="Calibri"/>
+                <w:color w:val="1E293B"/>
+                <w:sz w:val="18"/>
+              </w:rPr>
+              <w:t>$675,000</w:t>
+            </w:r>
+          </w:p>
+        </w:tc>
+        <w:tc>
+          <w:tcPr>
+            <w:tcW w:type="dxa" w:w="2340"/>
+            <w:shd w:fill="F8FAFC"/>
+            <w:tcBorders>
+              <w:top w:val="single" w:sz="4" w:space="0" w:color="CBD5E1"/>
+              <w:left w:val="none"/>
+              <w:bottom w:val="single" w:sz="4" w:space="0" w:color="CBD5E1"/>
+              <w:right w:val="none"/>
+            </w:tcBorders>
+          </w:tcPr>
+          <w:p>
+            <w:pPr>
+              <w:spacing w:before="80" w:after="80"/>
+              <w:jc w:val="left"/>
+            </w:pPr>
+            <w:r>
+              <w:rPr>
+                <w:rFonts w:ascii="Calibri" w:hAnsi="Calibri"/>
+                <w:color w:val="1E293B"/>
+                <w:sz w:val="18"/>
+              </w:rPr>
+              <w:t>15.0%</w:t>
+            </w:r>
+          </w:p>
+        </w:tc>
+        <w:tc>
+          <w:tcPr>
+            <w:tcW w:type="dxa" w:w="2340"/>
+            <w:shd w:fill="F8FAFC"/>
+            <w:tcBorders>
+              <w:top w:val="single" w:sz="4" w:space="0" w:color="CBD5E1"/>
+              <w:left w:val="none"/>
+              <w:bottom w:val="single" w:sz="4" w:space="0" w:color="CBD5E1"/>
+              <w:right w:val="none"/>
+            </w:tcBorders>
+          </w:tcPr>
+          <w:p>
+            <w:pPr>
+              <w:spacing w:before="80" w:after="80"/>
+              <w:jc w:val="left"/>
+            </w:pPr>
+            <w:r>
+              <w:rPr>
+                <w:rFonts w:ascii="Calibri" w:hAnsi="Calibri"/>
+                <w:color w:val="1E293B"/>
+                <w:sz w:val="18"/>
+              </w:rPr>
+              <w:t>Maintain 24-month minimum cash buffer through profitability</w:t>
+            </w:r>
+          </w:p>
+        </w:tc>
+      </w:tr>
+    </w:tbl>
     <w:p>
       <w:pPr>
-        <w:spacing w:before="0" w:after="120" w:line="276" w:lineRule="auto"/>
+        <w:spacing w:before="0" w:after="160"/>
       </w:pPr>
-      <w:r>
-        <w:rPr>
-          <w:rFonts w:ascii="Calibri" w:hAnsi="Calibri"/>
-          <w:color w:val="1E293B"/>
-          <w:sz w:val="20"/>
-        </w:rPr>
-        <w:t>Customer Acquisition Cost (CAC) averaged $5,920 per contracted terminal network, yielding a healthy 6.2-month cash payback period against an estimated 5-year Customer Lifetime Value (LTV) exceeding $115,000 (LTV:CAC ratio of 5.4x).</w:t>
-      </w:r>
-    </w:p>
-    <w:p>
-      <w:r>
-        <w:br w:type="page"/>
-      </w:r>
     </w:p>
     <w:p>
       <w:pPr>
@@ -1320,7 +3620,7 @@
           <w:color w:val="0F172A"/>
           <w:sz w:val="26"/>
         </w:rPr>
-        <w:t>4. PRODUCT INNOVATION: DOCKDOOR 2.0 ROLLOUT</w:t>
+        <w:t>SECTION 6: ITEMS SUBMITTED FOR FORMAL BOARD APPROVAL</w:t>
       </w:r>
     </w:p>
     <w:p>
@@ -1333,7 +3633,7 @@
           <w:color w:val="1E293B"/>
           <w:sz w:val="20"/>
         </w:rPr>
-        <w:t>During Q3, our engineering organization successfully completed general availability (GA) rollout of DockDoor 2.0, introducing automated cross-dock gate sequencing and mobile sign-on-glass electronic bills of lading (e-BOL).</w:t>
+        <w:t>1. Formal adoption of the FY 2027 Annual Operating Plan and Gated Headcount Budget as outlined in Section 4.</w:t>
       </w:r>
     </w:p>
     <w:p>
@@ -1346,64 +3646,7 @@
           <w:color w:val="1E293B"/>
           <w:sz w:val="20"/>
         </w:rPr>
-        <w:t>Core Architectural Advancements:</w:t>
-      </w:r>
-    </w:p>
-    <w:p>
-      <w:pPr>
-        <w:pStyle w:val="ListBullet"/>
-        <w:spacing w:before="0" w:after="60" w:line="276" w:lineRule="auto"/>
-      </w:pPr>
-      <w:r>
-        <w:rPr>
-          <w:rFonts w:ascii="Calibri" w:hAnsi="Calibri"/>
-          <w:color w:val="1E293B"/>
-          <w:sz w:val="20"/>
-        </w:rPr>
-        <w:t>Geofenced Perimeter Arrival Alerts: Trucks entering a 2-mile terminal radius automatically alert frontline dispatch, pre-allocating bay doors before the tractor hits the security gate.</w:t>
-      </w:r>
-    </w:p>
-    <w:p>
-      <w:pPr>
-        <w:pStyle w:val="ListBullet"/>
-        <w:spacing w:before="0" w:after="60" w:line="276" w:lineRule="auto"/>
-      </w:pPr>
-      <w:r>
-        <w:rPr>
-          <w:rFonts w:ascii="Calibri" w:hAnsi="Calibri"/>
-          <w:color w:val="1E293B"/>
-          <w:sz w:val="20"/>
-        </w:rPr>
-        <w:t>Demurrage Countdown Timers: Automated alerts notify yard jockeys 45 minutes prior to detention penalty accrual, eliminating $184,000 in carrier detention claims across our pilot cohort.</w:t>
-      </w:r>
-    </w:p>
-    <w:p>
-      <w:pPr>
-        <w:pStyle w:val="ListBullet"/>
-        <w:spacing w:before="0" w:after="60" w:line="276" w:lineRule="auto"/>
-      </w:pPr>
-      <w:r>
-        <w:rPr>
-          <w:rFonts w:ascii="Calibri" w:hAnsi="Calibri"/>
-          <w:color w:val="1E293B"/>
-          <w:sz w:val="20"/>
-        </w:rPr>
-        <w:t>Zero-App Mobile Container: Frontline drivers access terminal check-in via lightweight browser sessions, eliminating driver onboarding friction and achieving 98.6% compliance on day one.</w:t>
-      </w:r>
-    </w:p>
-    <w:p>
-      <w:pPr>
-        <w:keepNext/>
-        <w:spacing w:before="280" w:after="80"/>
-      </w:pPr>
-      <w:r>
-        <w:rPr>
-          <w:rFonts w:ascii="Calibri" w:hAnsi="Calibri"/>
-          <w:b/>
-          <w:color w:val="0F172A"/>
-          <w:sz w:val="26"/>
-        </w:rPr>
-        <w:t>5. FY 2027 CAPITAL ALLOCATION &amp; RESOLUTIONS REQUESTED</w:t>
+        <w:t>2. Authorization to expand the employee stock option pool by 3.5% to accommodate senior executive recruiting.</w:t>
       </w:r>
     </w:p>
     <w:p>
@@ -1416,7 +3659,7 @@
           <w:color w:val="1E293B"/>
           <w:sz w:val="20"/>
         </w:rPr>
-        <w:t>We maintain $3,120,000 in cash reserves. At our current net monthly burn rate of $58,000, our balance sheet provides over 24 months of operational runway without requiring external equity financing. We project achieving operational cash flow breakeven in Q2 2027.</w:t>
+        <w:t>3. Approval of minutes from the July 16, 2026, quarterly board meeting.</w:t>
       </w:r>
     </w:p>
     <w:p>
@@ -1429,46 +3672,7 @@
           <w:color w:val="1E293B"/>
           <w:sz w:val="20"/>
         </w:rPr>
-        <w:t>Board Action Items Requested for Formal Approval:</w:t>
-      </w:r>
-    </w:p>
-    <w:p>
-      <w:pPr>
-        <w:spacing w:before="0" w:after="120" w:line="276" w:lineRule="auto"/>
-      </w:pPr>
-      <w:r>
-        <w:rPr>
-          <w:rFonts w:ascii="Calibri" w:hAnsi="Calibri"/>
-          <w:color w:val="1E293B"/>
-          <w:sz w:val="20"/>
-        </w:rPr>
-        <w:t>1. Approval of FY 2027 Operating Plan targeting $6.8M ARR and 310 terminal hubs.</w:t>
-      </w:r>
-    </w:p>
-    <w:p>
-      <w:pPr>
-        <w:spacing w:before="0" w:after="120" w:line="276" w:lineRule="auto"/>
-      </w:pPr>
-      <w:r>
-        <w:rPr>
-          <w:rFonts w:ascii="Calibri" w:hAnsi="Calibri"/>
-          <w:color w:val="1E293B"/>
-          <w:sz w:val="20"/>
-        </w:rPr>
-        <w:t>2. Ratification of 3.0% unallocated common stock option pool expansion for technical engineering hires.</w:t>
-      </w:r>
-    </w:p>
-    <w:p>
-      <w:pPr>
-        <w:spacing w:before="0" w:after="120" w:line="276" w:lineRule="auto"/>
-      </w:pPr>
-      <w:r>
-        <w:rPr>
-          <w:rFonts w:ascii="Calibri" w:hAnsi="Calibri"/>
-          <w:color w:val="1E293B"/>
-          <w:sz w:val="20"/>
-        </w:rPr>
-        <w:t>3. Confirmation of the next scheduled Board of Directors Meeting for Thursday, January 21, 2027.</w:t>
+        <w:t>Respectfully submitted, Estella Williams, Founder &amp; Chief Executive Officer</w:t>
       </w:r>
     </w:p>
     <w:sectPr>
@@ -1505,7 +3709,7 @@
       <w:jc w:val="right"/>
     </w:pPr>
     <w:r>
-      <w:t xml:space="preserve">Williams Logistics Network — Executive Board Memorandum (Q4 </w:t>
+      <w:t>Q4 Executive Board Briefing Memo — Estella Williams (Final)</w:t>
     </w:r>
   </w:p>
 </w:hdr>

--- a/public/chat_files/estella_q4_board_briefing_memo_final.docx
+++ b/public/chat_files/estella_q4_board_briefing_memo_final.docx
@@ -13,22 +13,7 @@
           <w:color w:val="0F172A"/>
           <w:sz w:val="44"/>
         </w:rPr>
-        <w:t>Q4 Executive Board Briefing Memo — Estella Williams (Final)</w:t>
-      </w:r>
-    </w:p>
-    <w:p>
-      <w:pPr>
-        <w:keepNext/>
-        <w:spacing w:before="280" w:after="80"/>
-      </w:pPr>
-      <w:r>
-        <w:rPr>
-          <w:rFonts w:ascii="Calibri" w:hAnsi="Calibri"/>
-          <w:b/>
-          <w:color w:val="0F172A"/>
-          <w:sz w:val="26"/>
-        </w:rPr>
-        <w:t>CONFIDENTIAL BOARD OF DIRECTORS BRIEFING MEMO</w:t>
+        <w:t>Williams Logistics Network — Executive Board Memorandum (Q4 Strategic Review)</w:t>
       </w:r>
     </w:p>
     <w:p>
@@ -41,20 +26,7 @@
           <w:color w:val="1E293B"/>
           <w:sz w:val="20"/>
         </w:rPr>
-        <w:t>Date: October 21, 2026 · Terminal Operations &amp; Logistics Inc. · Executive Governance Record</w:t>
-      </w:r>
-    </w:p>
-    <w:p>
-      <w:pPr>
-        <w:spacing w:before="0" w:after="120" w:line="276" w:lineRule="auto"/>
-      </w:pPr>
-      <w:r>
-        <w:rPr>
-          <w:rFonts w:ascii="Calibri" w:hAnsi="Calibri"/>
-          <w:color w:val="1E293B"/>
-          <w:sz w:val="20"/>
-        </w:rPr>
-        <w:t>TO: Board of Directors, Terminal Operations &amp; Logistics Inc.</w:t>
+        <w:t>TO: Board of Directors, Williams Logistics Network Inc.</w:t>
       </w:r>
     </w:p>
     <w:p>
@@ -80,7 +52,25 @@
           <w:color w:val="1E293B"/>
           <w:sz w:val="20"/>
         </w:rPr>
-        <w:t>SUBJECT: Q3 2026 Operational Performance, Financial Trajectory, and Series A Capital Formation</w:t>
+        <w:t>DATE: October 14, 2026</w:t>
+      </w:r>
+    </w:p>
+    <w:p>
+      <w:pPr>
+        <w:spacing w:before="0" w:after="120" w:line="276" w:lineRule="auto"/>
+      </w:pPr>
+      <w:r>
+        <w:rPr>
+          <w:rFonts w:ascii="Calibri" w:hAnsi="Calibri"/>
+          <w:color w:val="1E293B"/>
+          <w:sz w:val="20"/>
+        </w:rPr>
+        <w:t>SUBJECT: Q4 2026 Operational Review, Financial Performance &amp; FY2027 Capital Budget</w:t>
+      </w:r>
+    </w:p>
+    <w:p>
+      <w:r>
+        <w:br w:type="page"/>
       </w:r>
     </w:p>
     <w:p>
@@ -95,7 +85,7 @@
           <w:color w:val="0F172A"/>
           <w:sz w:val="26"/>
         </w:rPr>
-        <w:t>SECTION 1: EXECUTIVE OVERVIEW &amp; Q3 PERFORMANCE SNAPSHOT</w:t>
+        <w:t>1. EXECUTIVE SUMMARY &amp; STRATEGIC HIGHLIGHTS</w:t>
       </w:r>
     </w:p>
     <w:p>
@@ -108,7 +98,20 @@
           <w:color w:val="1E293B"/>
           <w:sz w:val="20"/>
         </w:rPr>
-        <w:t>During the third quarter of fiscal year 2026, the company demonstrated sustained operational acceleration across its core enterprise yard and terminal logistics platform. We concluded Q3 at $4,200,000 in Annual Recurring Revenue (ARR), representing an 18.2% quarter-over-quarter expansion and 142% net growth year-over-year. Mid-market enterprise carrier adoption accelerated across our priority freight corridors (Midwest, Texas, and Pacific Northwest), driven by demonstrable customer ROI in demurrage and dock detention prevention.</w:t>
+        <w:t>I am pleased to report that Williams Logistics Network achieved record financial and operational milestones during the third quarter of fiscal year 2026. Annual Recurring Revenue (ARR) reached $4,210,000, representing an 18.2% quarter-over-quarter expansion and 50.3% year-over-year growth against our FY2025 baseline.</w:t>
+      </w:r>
+    </w:p>
+    <w:p>
+      <w:pPr>
+        <w:spacing w:before="0" w:after="120" w:line="276" w:lineRule="auto"/>
+      </w:pPr>
+      <w:r>
+        <w:rPr>
+          <w:rFonts w:ascii="Calibri" w:hAnsi="Calibri"/>
+          <w:color w:val="1E293B"/>
+          <w:sz w:val="20"/>
+        </w:rPr>
+        <w:t>Our Net Revenue Retention (NRR) closed at 114.2% across our core mid-market enterprise carrier tier, driven primarily by volume tier upgrades as our customers expanded DockDoor 2.0 deployments across their regional warehouse footprints. Most importantly, enterprise customer logo churn remained at 0.0% for the sixth consecutive quarter.</w:t>
       </w:r>
     </w:p>
     <w:p>
@@ -123,20 +126,7 @@
           <w:color w:val="0F172A"/>
           <w:sz w:val="26"/>
         </w:rPr>
-        <w:t>SECTION 2: FINANCIAL RECONCILIATION &amp; TRAJECTORY</w:t>
-      </w:r>
-    </w:p>
-    <w:p>
-      <w:pPr>
-        <w:spacing w:before="0" w:after="120" w:line="276" w:lineRule="auto"/>
-      </w:pPr>
-      <w:r>
-        <w:rPr>
-          <w:rFonts w:ascii="Calibri" w:hAnsi="Calibri"/>
-          <w:color w:val="1E293B"/>
-          <w:sz w:val="20"/>
-        </w:rPr>
-        <w:t>Gross margin expanded 120 basis points to 77.2%, reflecting infrastructure efficiency gains from automated optical character recognition (OCR) of bills of lading and container drayage interchange receipts. Hosting cost per terminal fell from $142/mo to $84/mo. Ending cash balance stood at $4,420,000 with 18.2 months runway at current net burn.</w:t>
+        <w:t>2. FINANCIAL ACTUALS &amp; ARR EXPANSION BRIDGE</w:t>
       </w:r>
     </w:p>
     <w:tbl>
@@ -313,7 +303,7 @@
                 <w:color w:val="FFFFFF"/>
                 <w:sz w:val="19"/>
               </w:rPr>
-              <w:t>YoY Expansion</w:t>
+              <w:t>FY2027 Budget</w:t>
             </w:r>
           </w:p>
         </w:tc>
@@ -341,7 +331,7 @@
                 <w:color w:val="1E293B"/>
                 <w:sz w:val="18"/>
               </w:rPr>
-              <w:t>Annual Recurring Revenue (ARR)</w:t>
+              <w:t>Contracted ARR</w:t>
             </w:r>
           </w:p>
         </w:tc>
@@ -393,7 +383,7 @@
                 <w:color w:val="1E293B"/>
                 <w:sz w:val="18"/>
               </w:rPr>
-              <w:t>$3,450,000</w:t>
+              <w:t>$3,420,000</w:t>
             </w:r>
           </w:p>
         </w:tc>
@@ -419,7 +409,7 @@
                 <w:color w:val="1E293B"/>
                 <w:sz w:val="18"/>
               </w:rPr>
-              <w:t>$4,200,000</w:t>
+              <w:t>$4,210,000</w:t>
             </w:r>
           </w:p>
         </w:tc>
@@ -471,7 +461,7 @@
                 <w:color w:val="1E293B"/>
                 <w:sz w:val="18"/>
               </w:rPr>
-              <w:t>+142.8%</w:t>
+              <w:t>$6,800,000</w:t>
             </w:r>
           </w:p>
         </w:tc>
@@ -499,7 +489,7 @@
                 <w:color w:val="1E293B"/>
                 <w:sz w:val="18"/>
               </w:rPr>
-              <w:t>Active Logistics Terminals</w:t>
+              <w:t>Quarterly GAAP Revenue</w:t>
             </w:r>
           </w:p>
         </w:tc>
@@ -525,7 +515,7 @@
                 <w:color w:val="1E293B"/>
                 <w:sz w:val="18"/>
               </w:rPr>
-              <w:t>38 Terminals</w:t>
+              <w:t>$680,000</w:t>
             </w:r>
           </w:p>
         </w:tc>
@@ -551,7 +541,7 @@
                 <w:color w:val="1E293B"/>
                 <w:sz w:val="18"/>
               </w:rPr>
-              <w:t>51 Terminals</w:t>
+              <w:t>$820,000</w:t>
             </w:r>
           </w:p>
         </w:tc>
@@ -577,7 +567,7 @@
                 <w:color w:val="1E293B"/>
                 <w:sz w:val="18"/>
               </w:rPr>
-              <w:t>65 Terminals</w:t>
+              <w:t>$1,020,000</w:t>
             </w:r>
           </w:p>
         </w:tc>
@@ -603,7 +593,7 @@
                 <w:color w:val="1E293B"/>
                 <w:sz w:val="18"/>
               </w:rPr>
-              <w:t>84 Terminals</w:t>
+              <w:t>$1,240,000</w:t>
             </w:r>
           </w:p>
         </w:tc>
@@ -629,7 +619,7 @@
                 <w:color w:val="1E293B"/>
                 <w:sz w:val="18"/>
               </w:rPr>
-              <w:t>+128.5%</w:t>
+              <w:t>$1,650,000</w:t>
             </w:r>
           </w:p>
         </w:tc>
@@ -657,7 +647,7 @@
                 <w:color w:val="1E293B"/>
                 <w:sz w:val="18"/>
               </w:rPr>
-              <w:t>Gross Profit Margin %</w:t>
+              <w:t>Gross Profit Margin</w:t>
             </w:r>
           </w:p>
         </w:tc>
@@ -683,7 +673,7 @@
                 <w:color w:val="1E293B"/>
                 <w:sz w:val="18"/>
               </w:rPr>
-              <w:t>73.4%</w:t>
+              <w:t>75.4%</w:t>
             </w:r>
           </w:p>
         </w:tc>
@@ -709,7 +699,7 @@
                 <w:color w:val="1E293B"/>
                 <w:sz w:val="18"/>
               </w:rPr>
-              <w:t>76.0%</w:t>
+              <w:t>77.1%</w:t>
             </w:r>
           </w:p>
         </w:tc>
@@ -735,7 +725,7 @@
                 <w:color w:val="1E293B"/>
                 <w:sz w:val="18"/>
               </w:rPr>
-              <w:t>77.2%</w:t>
+              <w:t>78.4%</w:t>
             </w:r>
           </w:p>
         </w:tc>
@@ -761,7 +751,7 @@
                 <w:color w:val="1E293B"/>
                 <w:sz w:val="18"/>
               </w:rPr>
-              <w:t>78.5%</w:t>
+              <w:t>79.0%</w:t>
             </w:r>
           </w:p>
         </w:tc>
@@ -787,7 +777,7 @@
                 <w:color w:val="1E293B"/>
                 <w:sz w:val="18"/>
               </w:rPr>
-              <w:t>+380 bps</w:t>
+              <w:t>80.5%</w:t>
             </w:r>
           </w:p>
         </w:tc>
@@ -815,7 +805,7 @@
                 <w:color w:val="1E293B"/>
                 <w:sz w:val="18"/>
               </w:rPr>
-              <w:t>Average Monthly Net Burn</w:t>
+              <w:t>Net Revenue Retention (NRR)</w:t>
             </w:r>
           </w:p>
         </w:tc>
@@ -841,746 +831,7 @@
                 <w:color w:val="1E293B"/>
                 <w:sz w:val="18"/>
               </w:rPr>
-              <w:t>$118,000</w:t>
-            </w:r>
-          </w:p>
-        </w:tc>
-        <w:tc>
-          <w:tcPr>
-            <w:tcW w:type="dxa" w:w="1560"/>
-            <w:shd w:fill="FFFFFF"/>
-            <w:tcBorders>
-              <w:top w:val="single" w:sz="4" w:space="0" w:color="CBD5E1"/>
-              <w:left w:val="none"/>
-              <w:bottom w:val="single" w:sz="4" w:space="0" w:color="CBD5E1"/>
-              <w:right w:val="none"/>
-            </w:tcBorders>
-          </w:tcPr>
-          <w:p>
-            <w:pPr>
-              <w:spacing w:before="80" w:after="80"/>
-              <w:jc w:val="left"/>
-            </w:pPr>
-            <w:r>
-              <w:rPr>
-                <w:rFonts w:ascii="Calibri" w:hAnsi="Calibri"/>
-                <w:color w:val="1E293B"/>
-                <w:sz w:val="18"/>
-              </w:rPr>
-              <w:t>$104,000</w:t>
-            </w:r>
-          </w:p>
-        </w:tc>
-        <w:tc>
-          <w:tcPr>
-            <w:tcW w:type="dxa" w:w="1560"/>
-            <w:shd w:fill="FFFFFF"/>
-            <w:tcBorders>
-              <w:top w:val="single" w:sz="4" w:space="0" w:color="CBD5E1"/>
-              <w:left w:val="none"/>
-              <w:bottom w:val="single" w:sz="4" w:space="0" w:color="CBD5E1"/>
-              <w:right w:val="none"/>
-            </w:tcBorders>
-          </w:tcPr>
-          <w:p>
-            <w:pPr>
-              <w:spacing w:before="80" w:after="80"/>
-              <w:jc w:val="left"/>
-            </w:pPr>
-            <w:r>
-              <w:rPr>
-                <w:rFonts w:ascii="Calibri" w:hAnsi="Calibri"/>
-                <w:color w:val="1E293B"/>
-                <w:sz w:val="18"/>
-              </w:rPr>
-              <w:t>$94,000</w:t>
-            </w:r>
-          </w:p>
-        </w:tc>
-        <w:tc>
-          <w:tcPr>
-            <w:tcW w:type="dxa" w:w="1560"/>
-            <w:shd w:fill="FFFFFF"/>
-            <w:tcBorders>
-              <w:top w:val="single" w:sz="4" w:space="0" w:color="CBD5E1"/>
-              <w:left w:val="none"/>
-              <w:bottom w:val="single" w:sz="4" w:space="0" w:color="CBD5E1"/>
-              <w:right w:val="none"/>
-            </w:tcBorders>
-          </w:tcPr>
-          <w:p>
-            <w:pPr>
-              <w:spacing w:before="80" w:after="80"/>
-              <w:jc w:val="left"/>
-            </w:pPr>
-            <w:r>
-              <w:rPr>
-                <w:rFonts w:ascii="Calibri" w:hAnsi="Calibri"/>
-                <w:color w:val="1E293B"/>
-                <w:sz w:val="18"/>
-              </w:rPr>
-              <w:t>$90,000</w:t>
-            </w:r>
-          </w:p>
-        </w:tc>
-        <w:tc>
-          <w:tcPr>
-            <w:tcW w:type="dxa" w:w="1560"/>
-            <w:shd w:fill="FFFFFF"/>
-            <w:tcBorders>
-              <w:top w:val="single" w:sz="4" w:space="0" w:color="CBD5E1"/>
-              <w:left w:val="none"/>
-              <w:bottom w:val="single" w:sz="4" w:space="0" w:color="CBD5E1"/>
-              <w:right w:val="none"/>
-            </w:tcBorders>
-          </w:tcPr>
-          <w:p>
-            <w:pPr>
-              <w:spacing w:before="80" w:after="80"/>
-              <w:jc w:val="left"/>
-            </w:pPr>
-            <w:r>
-              <w:rPr>
-                <w:rFonts w:ascii="Calibri" w:hAnsi="Calibri"/>
-                <w:color w:val="1E293B"/>
-                <w:sz w:val="18"/>
-              </w:rPr>
-              <w:t>-23.7%</w:t>
-            </w:r>
-          </w:p>
-        </w:tc>
-      </w:tr>
-      <w:tr>
-        <w:tc>
-          <w:tcPr>
-            <w:tcW w:type="dxa" w:w="1560"/>
-            <w:shd w:fill="F8FAFC"/>
-            <w:tcBorders>
-              <w:top w:val="single" w:sz="4" w:space="0" w:color="CBD5E1"/>
-              <w:left w:val="none"/>
-              <w:bottom w:val="single" w:sz="4" w:space="0" w:color="CBD5E1"/>
-              <w:right w:val="none"/>
-            </w:tcBorders>
-          </w:tcPr>
-          <w:p>
-            <w:pPr>
-              <w:spacing w:before="80" w:after="80"/>
-              <w:jc w:val="left"/>
-            </w:pPr>
-            <w:r>
-              <w:rPr>
-                <w:rFonts w:ascii="Calibri" w:hAnsi="Calibri"/>
-                <w:color w:val="1E293B"/>
-                <w:sz w:val="18"/>
-              </w:rPr>
-              <w:t>Cash &amp; Liquid Reserves</w:t>
-            </w:r>
-          </w:p>
-        </w:tc>
-        <w:tc>
-          <w:tcPr>
-            <w:tcW w:type="dxa" w:w="1560"/>
-            <w:shd w:fill="F8FAFC"/>
-            <w:tcBorders>
-              <w:top w:val="single" w:sz="4" w:space="0" w:color="CBD5E1"/>
-              <w:left w:val="none"/>
-              <w:bottom w:val="single" w:sz="4" w:space="0" w:color="CBD5E1"/>
-              <w:right w:val="none"/>
-            </w:tcBorders>
-          </w:tcPr>
-          <w:p>
-            <w:pPr>
-              <w:spacing w:before="80" w:after="80"/>
-              <w:jc w:val="left"/>
-            </w:pPr>
-            <w:r>
-              <w:rPr>
-                <w:rFonts w:ascii="Calibri" w:hAnsi="Calibri"/>
-                <w:color w:val="1E293B"/>
-                <w:sz w:val="18"/>
-              </w:rPr>
-              <w:t>$4,920,000</w:t>
-            </w:r>
-          </w:p>
-        </w:tc>
-        <w:tc>
-          <w:tcPr>
-            <w:tcW w:type="dxa" w:w="1560"/>
-            <w:shd w:fill="F8FAFC"/>
-            <w:tcBorders>
-              <w:top w:val="single" w:sz="4" w:space="0" w:color="CBD5E1"/>
-              <w:left w:val="none"/>
-              <w:bottom w:val="single" w:sz="4" w:space="0" w:color="CBD5E1"/>
-              <w:right w:val="none"/>
-            </w:tcBorders>
-          </w:tcPr>
-          <w:p>
-            <w:pPr>
-              <w:spacing w:before="80" w:after="80"/>
-              <w:jc w:val="left"/>
-            </w:pPr>
-            <w:r>
-              <w:rPr>
-                <w:rFonts w:ascii="Calibri" w:hAnsi="Calibri"/>
-                <w:color w:val="1E293B"/>
-                <w:sz w:val="18"/>
-              </w:rPr>
-              <w:t>$4,680,000</w:t>
-            </w:r>
-          </w:p>
-        </w:tc>
-        <w:tc>
-          <w:tcPr>
-            <w:tcW w:type="dxa" w:w="1560"/>
-            <w:shd w:fill="F8FAFC"/>
-            <w:tcBorders>
-              <w:top w:val="single" w:sz="4" w:space="0" w:color="CBD5E1"/>
-              <w:left w:val="none"/>
-              <w:bottom w:val="single" w:sz="4" w:space="0" w:color="CBD5E1"/>
-              <w:right w:val="none"/>
-            </w:tcBorders>
-          </w:tcPr>
-          <w:p>
-            <w:pPr>
-              <w:spacing w:before="80" w:after="80"/>
-              <w:jc w:val="left"/>
-            </w:pPr>
-            <w:r>
-              <w:rPr>
-                <w:rFonts w:ascii="Calibri" w:hAnsi="Calibri"/>
-                <w:color w:val="1E293B"/>
-                <w:sz w:val="18"/>
-              </w:rPr>
-              <w:t>$4,420,000</w:t>
-            </w:r>
-          </w:p>
-        </w:tc>
-        <w:tc>
-          <w:tcPr>
-            <w:tcW w:type="dxa" w:w="1560"/>
-            <w:shd w:fill="F8FAFC"/>
-            <w:tcBorders>
-              <w:top w:val="single" w:sz="4" w:space="0" w:color="CBD5E1"/>
-              <w:left w:val="none"/>
-              <w:bottom w:val="single" w:sz="4" w:space="0" w:color="CBD5E1"/>
-              <w:right w:val="none"/>
-            </w:tcBorders>
-          </w:tcPr>
-          <w:p>
-            <w:pPr>
-              <w:spacing w:before="80" w:after="80"/>
-              <w:jc w:val="left"/>
-            </w:pPr>
-            <w:r>
-              <w:rPr>
-                <w:rFonts w:ascii="Calibri" w:hAnsi="Calibri"/>
-                <w:color w:val="1E293B"/>
-                <w:sz w:val="18"/>
-              </w:rPr>
-              <w:t>$4,150,000</w:t>
-            </w:r>
-          </w:p>
-        </w:tc>
-        <w:tc>
-          <w:tcPr>
-            <w:tcW w:type="dxa" w:w="1560"/>
-            <w:shd w:fill="F8FAFC"/>
-            <w:tcBorders>
-              <w:top w:val="single" w:sz="4" w:space="0" w:color="CBD5E1"/>
-              <w:left w:val="none"/>
-              <w:bottom w:val="single" w:sz="4" w:space="0" w:color="CBD5E1"/>
-              <w:right w:val="none"/>
-            </w:tcBorders>
-          </w:tcPr>
-          <w:p>
-            <w:pPr>
-              <w:spacing w:before="80" w:after="80"/>
-              <w:jc w:val="left"/>
-            </w:pPr>
-            <w:r>
-              <w:rPr>
-                <w:rFonts w:ascii="Calibri" w:hAnsi="Calibri"/>
-                <w:color w:val="1E293B"/>
-                <w:sz w:val="18"/>
-              </w:rPr>
-              <w:t>18.2 Mo Runway</w:t>
-            </w:r>
-          </w:p>
-        </w:tc>
-      </w:tr>
-    </w:tbl>
-    <w:p>
-      <w:pPr>
-        <w:spacing w:before="0" w:after="160"/>
-      </w:pPr>
-    </w:p>
-    <w:p>
-      <w:pPr>
-        <w:keepNext/>
-        <w:spacing w:before="280" w:after="80"/>
-      </w:pPr>
-      <w:r>
-        <w:rPr>
-          <w:rFonts w:ascii="Calibri" w:hAnsi="Calibri"/>
-          <w:b/>
-          <w:color w:val="0F172A"/>
-          <w:sz w:val="26"/>
-        </w:rPr>
-        <w:t>SECTION 3: ENTERPRISE CUSTOMER COHORT HEALTH &amp; NET RETENTION</w:t>
-      </w:r>
-    </w:p>
-    <w:p>
-      <w:pPr>
-        <w:spacing w:before="0" w:after="120" w:line="276" w:lineRule="auto"/>
-      </w:pPr>
-      <w:r>
-        <w:rPr>
-          <w:rFonts w:ascii="Calibri" w:hAnsi="Calibri"/>
-          <w:color w:val="1E293B"/>
-          <w:sz w:val="20"/>
-        </w:rPr>
-        <w:t>Gross Revenue Retention (GRR) remained steady at 96.4%, while Net Revenue Retention (NRR) reached 114.2%. Over the past six consecutive quarters, we have experienced zero enterprise logo churn. Customer payback period on fully loaded CAC ($480/terminal) remains under 8 months against an average annual customer value of $6,084.</w:t>
-      </w:r>
-    </w:p>
-    <w:tbl>
-      <w:tblPr>
-        <w:tblW w:type="auto" w:w="0"/>
-        <w:jc w:val="center"/>
-        <w:tblLayout w:type="autofit"/>
-        <w:tblLook w:firstColumn="1" w:firstRow="1" w:lastColumn="0" w:lastRow="0" w:noHBand="0" w:noVBand="1" w:val="04A0"/>
-      </w:tblPr>
-      <w:tblGrid>
-        <w:gridCol w:w="1560"/>
-        <w:gridCol w:w="1560"/>
-        <w:gridCol w:w="1560"/>
-        <w:gridCol w:w="1560"/>
-        <w:gridCol w:w="1560"/>
-        <w:gridCol w:w="1560"/>
-      </w:tblGrid>
-      <w:tr>
-        <w:tc>
-          <w:tcPr>
-            <w:tcW w:type="dxa" w:w="1560"/>
-            <w:shd w:fill="0F172A"/>
-            <w:tcBorders>
-              <w:top w:val="single" w:sz="4" w:space="0" w:color="CBD5E1"/>
-              <w:left w:val="none"/>
-              <w:bottom w:val="single" w:sz="4" w:space="0" w:color="CBD5E1"/>
-              <w:right w:val="none"/>
-            </w:tcBorders>
-          </w:tcPr>
-          <w:p>
-            <w:pPr>
-              <w:spacing w:before="80" w:after="80"/>
-              <w:jc w:val="center"/>
-            </w:pPr>
-            <w:r>
-              <w:rPr>
-                <w:rFonts w:ascii="Calibri" w:hAnsi="Calibri"/>
-                <w:b/>
-                <w:color w:val="FFFFFF"/>
-                <w:sz w:val="19"/>
-              </w:rPr>
-              <w:t>Customer Tier Segment</w:t>
-            </w:r>
-          </w:p>
-        </w:tc>
-        <w:tc>
-          <w:tcPr>
-            <w:tcW w:type="dxa" w:w="1560"/>
-            <w:shd w:fill="0F172A"/>
-            <w:tcBorders>
-              <w:top w:val="single" w:sz="4" w:space="0" w:color="CBD5E1"/>
-              <w:left w:val="none"/>
-              <w:bottom w:val="single" w:sz="4" w:space="0" w:color="CBD5E1"/>
-              <w:right w:val="none"/>
-            </w:tcBorders>
-          </w:tcPr>
-          <w:p>
-            <w:pPr>
-              <w:spacing w:before="80" w:after="80"/>
-              <w:jc w:val="center"/>
-            </w:pPr>
-            <w:r>
-              <w:rPr>
-                <w:rFonts w:ascii="Calibri" w:hAnsi="Calibri"/>
-                <w:b/>
-                <w:color w:val="FFFFFF"/>
-                <w:sz w:val="19"/>
-              </w:rPr>
-              <w:t>Active Logos</w:t>
-            </w:r>
-          </w:p>
-        </w:tc>
-        <w:tc>
-          <w:tcPr>
-            <w:tcW w:type="dxa" w:w="1560"/>
-            <w:shd w:fill="0F172A"/>
-            <w:tcBorders>
-              <w:top w:val="single" w:sz="4" w:space="0" w:color="CBD5E1"/>
-              <w:left w:val="none"/>
-              <w:bottom w:val="single" w:sz="4" w:space="0" w:color="CBD5E1"/>
-              <w:right w:val="none"/>
-            </w:tcBorders>
-          </w:tcPr>
-          <w:p>
-            <w:pPr>
-              <w:spacing w:before="80" w:after="80"/>
-              <w:jc w:val="center"/>
-            </w:pPr>
-            <w:r>
-              <w:rPr>
-                <w:rFonts w:ascii="Calibri" w:hAnsi="Calibri"/>
-                <w:b/>
-                <w:color w:val="FFFFFF"/>
-                <w:sz w:val="19"/>
-              </w:rPr>
-              <w:t>Ending ARR</w:t>
-            </w:r>
-          </w:p>
-        </w:tc>
-        <w:tc>
-          <w:tcPr>
-            <w:tcW w:type="dxa" w:w="1560"/>
-            <w:shd w:fill="0F172A"/>
-            <w:tcBorders>
-              <w:top w:val="single" w:sz="4" w:space="0" w:color="CBD5E1"/>
-              <w:left w:val="none"/>
-              <w:bottom w:val="single" w:sz="4" w:space="0" w:color="CBD5E1"/>
-              <w:right w:val="none"/>
-            </w:tcBorders>
-          </w:tcPr>
-          <w:p>
-            <w:pPr>
-              <w:spacing w:before="80" w:after="80"/>
-              <w:jc w:val="center"/>
-            </w:pPr>
-            <w:r>
-              <w:rPr>
-                <w:rFonts w:ascii="Calibri" w:hAnsi="Calibri"/>
-                <w:b/>
-                <w:color w:val="FFFFFF"/>
-                <w:sz w:val="19"/>
-              </w:rPr>
-              <w:t>GRR %</w:t>
-            </w:r>
-          </w:p>
-        </w:tc>
-        <w:tc>
-          <w:tcPr>
-            <w:tcW w:type="dxa" w:w="1560"/>
-            <w:shd w:fill="0F172A"/>
-            <w:tcBorders>
-              <w:top w:val="single" w:sz="4" w:space="0" w:color="CBD5E1"/>
-              <w:left w:val="none"/>
-              <w:bottom w:val="single" w:sz="4" w:space="0" w:color="CBD5E1"/>
-              <w:right w:val="none"/>
-            </w:tcBorders>
-          </w:tcPr>
-          <w:p>
-            <w:pPr>
-              <w:spacing w:before="80" w:after="80"/>
-              <w:jc w:val="center"/>
-            </w:pPr>
-            <w:r>
-              <w:rPr>
-                <w:rFonts w:ascii="Calibri" w:hAnsi="Calibri"/>
-                <w:b/>
-                <w:color w:val="FFFFFF"/>
-                <w:sz w:val="19"/>
-              </w:rPr>
-              <w:t>NRR %</w:t>
-            </w:r>
-          </w:p>
-        </w:tc>
-        <w:tc>
-          <w:tcPr>
-            <w:tcW w:type="dxa" w:w="1560"/>
-            <w:shd w:fill="0F172A"/>
-            <w:tcBorders>
-              <w:top w:val="single" w:sz="4" w:space="0" w:color="CBD5E1"/>
-              <w:left w:val="none"/>
-              <w:bottom w:val="single" w:sz="4" w:space="0" w:color="CBD5E1"/>
-              <w:right w:val="none"/>
-            </w:tcBorders>
-          </w:tcPr>
-          <w:p>
-            <w:pPr>
-              <w:spacing w:before="80" w:after="80"/>
-              <w:jc w:val="center"/>
-            </w:pPr>
-            <w:r>
-              <w:rPr>
-                <w:rFonts w:ascii="Calibri" w:hAnsi="Calibri"/>
-                <w:b/>
-                <w:color w:val="FFFFFF"/>
-                <w:sz w:val="19"/>
-              </w:rPr>
-              <w:t>Avg Demurrage Saved / Mo</w:t>
-            </w:r>
-          </w:p>
-        </w:tc>
-      </w:tr>
-      <w:tr>
-        <w:tc>
-          <w:tcPr>
-            <w:tcW w:type="dxa" w:w="1560"/>
-            <w:shd w:fill="F8FAFC"/>
-            <w:tcBorders>
-              <w:top w:val="single" w:sz="4" w:space="0" w:color="CBD5E1"/>
-              <w:left w:val="none"/>
-              <w:bottom w:val="single" w:sz="4" w:space="0" w:color="CBD5E1"/>
-              <w:right w:val="none"/>
-            </w:tcBorders>
-          </w:tcPr>
-          <w:p>
-            <w:pPr>
-              <w:spacing w:before="80" w:after="80"/>
-              <w:jc w:val="left"/>
-            </w:pPr>
-            <w:r>
-              <w:rPr>
-                <w:rFonts w:ascii="Calibri" w:hAnsi="Calibri"/>
-                <w:color w:val="1E293B"/>
-                <w:sz w:val="18"/>
-              </w:rPr>
-              <w:t>Tier 1: Enterprise 3PLs (10+ yards)</w:t>
-            </w:r>
-          </w:p>
-        </w:tc>
-        <w:tc>
-          <w:tcPr>
-            <w:tcW w:type="dxa" w:w="1560"/>
-            <w:shd w:fill="F8FAFC"/>
-            <w:tcBorders>
-              <w:top w:val="single" w:sz="4" w:space="0" w:color="CBD5E1"/>
-              <w:left w:val="none"/>
-              <w:bottom w:val="single" w:sz="4" w:space="0" w:color="CBD5E1"/>
-              <w:right w:val="none"/>
-            </w:tcBorders>
-          </w:tcPr>
-          <w:p>
-            <w:pPr>
-              <w:spacing w:before="80" w:after="80"/>
-              <w:jc w:val="left"/>
-            </w:pPr>
-            <w:r>
-              <w:rPr>
-                <w:rFonts w:ascii="Calibri" w:hAnsi="Calibri"/>
-                <w:color w:val="1E293B"/>
-                <w:sz w:val="18"/>
-              </w:rPr>
-              <w:t>4 Fleets</w:t>
-            </w:r>
-          </w:p>
-        </w:tc>
-        <w:tc>
-          <w:tcPr>
-            <w:tcW w:type="dxa" w:w="1560"/>
-            <w:shd w:fill="F8FAFC"/>
-            <w:tcBorders>
-              <w:top w:val="single" w:sz="4" w:space="0" w:color="CBD5E1"/>
-              <w:left w:val="none"/>
-              <w:bottom w:val="single" w:sz="4" w:space="0" w:color="CBD5E1"/>
-              <w:right w:val="none"/>
-            </w:tcBorders>
-          </w:tcPr>
-          <w:p>
-            <w:pPr>
-              <w:spacing w:before="80" w:after="80"/>
-              <w:jc w:val="left"/>
-            </w:pPr>
-            <w:r>
-              <w:rPr>
-                <w:rFonts w:ascii="Calibri" w:hAnsi="Calibri"/>
-                <w:color w:val="1E293B"/>
-                <w:sz w:val="18"/>
-              </w:rPr>
-              <w:t>$1,480,000</w:t>
-            </w:r>
-          </w:p>
-        </w:tc>
-        <w:tc>
-          <w:tcPr>
-            <w:tcW w:type="dxa" w:w="1560"/>
-            <w:shd w:fill="F8FAFC"/>
-            <w:tcBorders>
-              <w:top w:val="single" w:sz="4" w:space="0" w:color="CBD5E1"/>
-              <w:left w:val="none"/>
-              <w:bottom w:val="single" w:sz="4" w:space="0" w:color="CBD5E1"/>
-              <w:right w:val="none"/>
-            </w:tcBorders>
-          </w:tcPr>
-          <w:p>
-            <w:pPr>
-              <w:spacing w:before="80" w:after="80"/>
-              <w:jc w:val="left"/>
-            </w:pPr>
-            <w:r>
-              <w:rPr>
-                <w:rFonts w:ascii="Calibri" w:hAnsi="Calibri"/>
-                <w:color w:val="1E293B"/>
-                <w:sz w:val="18"/>
-              </w:rPr>
-              <w:t>100.0%</w:t>
-            </w:r>
-          </w:p>
-        </w:tc>
-        <w:tc>
-          <w:tcPr>
-            <w:tcW w:type="dxa" w:w="1560"/>
-            <w:shd w:fill="F8FAFC"/>
-            <w:tcBorders>
-              <w:top w:val="single" w:sz="4" w:space="0" w:color="CBD5E1"/>
-              <w:left w:val="none"/>
-              <w:bottom w:val="single" w:sz="4" w:space="0" w:color="CBD5E1"/>
-              <w:right w:val="none"/>
-            </w:tcBorders>
-          </w:tcPr>
-          <w:p>
-            <w:pPr>
-              <w:spacing w:before="80" w:after="80"/>
-              <w:jc w:val="left"/>
-            </w:pPr>
-            <w:r>
-              <w:rPr>
-                <w:rFonts w:ascii="Calibri" w:hAnsi="Calibri"/>
-                <w:color w:val="1E293B"/>
-                <w:sz w:val="18"/>
-              </w:rPr>
-              <w:t>124.0%</w:t>
-            </w:r>
-          </w:p>
-        </w:tc>
-        <w:tc>
-          <w:tcPr>
-            <w:tcW w:type="dxa" w:w="1560"/>
-            <w:shd w:fill="F8FAFC"/>
-            <w:tcBorders>
-              <w:top w:val="single" w:sz="4" w:space="0" w:color="CBD5E1"/>
-              <w:left w:val="none"/>
-              <w:bottom w:val="single" w:sz="4" w:space="0" w:color="CBD5E1"/>
-              <w:right w:val="none"/>
-            </w:tcBorders>
-          </w:tcPr>
-          <w:p>
-            <w:pPr>
-              <w:spacing w:before="80" w:after="80"/>
-              <w:jc w:val="left"/>
-            </w:pPr>
-            <w:r>
-              <w:rPr>
-                <w:rFonts w:ascii="Calibri" w:hAnsi="Calibri"/>
-                <w:color w:val="1E293B"/>
-                <w:sz w:val="18"/>
-              </w:rPr>
-              <w:t>$14,800 / Facility</w:t>
-            </w:r>
-          </w:p>
-        </w:tc>
-      </w:tr>
-      <w:tr>
-        <w:tc>
-          <w:tcPr>
-            <w:tcW w:type="dxa" w:w="1560"/>
-            <w:shd w:fill="FFFFFF"/>
-            <w:tcBorders>
-              <w:top w:val="single" w:sz="4" w:space="0" w:color="CBD5E1"/>
-              <w:left w:val="none"/>
-              <w:bottom w:val="single" w:sz="4" w:space="0" w:color="CBD5E1"/>
-              <w:right w:val="none"/>
-            </w:tcBorders>
-          </w:tcPr>
-          <w:p>
-            <w:pPr>
-              <w:spacing w:before="80" w:after="80"/>
-              <w:jc w:val="left"/>
-            </w:pPr>
-            <w:r>
-              <w:rPr>
-                <w:rFonts w:ascii="Calibri" w:hAnsi="Calibri"/>
-                <w:color w:val="1E293B"/>
-                <w:sz w:val="18"/>
-              </w:rPr>
-              <w:t>Tier 2: Mid-Market Regional (3–9 yards)</w:t>
-            </w:r>
-          </w:p>
-        </w:tc>
-        <w:tc>
-          <w:tcPr>
-            <w:tcW w:type="dxa" w:w="1560"/>
-            <w:shd w:fill="FFFFFF"/>
-            <w:tcBorders>
-              <w:top w:val="single" w:sz="4" w:space="0" w:color="CBD5E1"/>
-              <w:left w:val="none"/>
-              <w:bottom w:val="single" w:sz="4" w:space="0" w:color="CBD5E1"/>
-              <w:right w:val="none"/>
-            </w:tcBorders>
-          </w:tcPr>
-          <w:p>
-            <w:pPr>
-              <w:spacing w:before="80" w:after="80"/>
-              <w:jc w:val="left"/>
-            </w:pPr>
-            <w:r>
-              <w:rPr>
-                <w:rFonts w:ascii="Calibri" w:hAnsi="Calibri"/>
-                <w:color w:val="1E293B"/>
-                <w:sz w:val="18"/>
-              </w:rPr>
-              <w:t>11 Fleets</w:t>
-            </w:r>
-          </w:p>
-        </w:tc>
-        <w:tc>
-          <w:tcPr>
-            <w:tcW w:type="dxa" w:w="1560"/>
-            <w:shd w:fill="FFFFFF"/>
-            <w:tcBorders>
-              <w:top w:val="single" w:sz="4" w:space="0" w:color="CBD5E1"/>
-              <w:left w:val="none"/>
-              <w:bottom w:val="single" w:sz="4" w:space="0" w:color="CBD5E1"/>
-              <w:right w:val="none"/>
-            </w:tcBorders>
-          </w:tcPr>
-          <w:p>
-            <w:pPr>
-              <w:spacing w:before="80" w:after="80"/>
-              <w:jc w:val="left"/>
-            </w:pPr>
-            <w:r>
-              <w:rPr>
-                <w:rFonts w:ascii="Calibri" w:hAnsi="Calibri"/>
-                <w:color w:val="1E293B"/>
-                <w:sz w:val="18"/>
-              </w:rPr>
-              <w:t>$1,840,000</w:t>
-            </w:r>
-          </w:p>
-        </w:tc>
-        <w:tc>
-          <w:tcPr>
-            <w:tcW w:type="dxa" w:w="1560"/>
-            <w:shd w:fill="FFFFFF"/>
-            <w:tcBorders>
-              <w:top w:val="single" w:sz="4" w:space="0" w:color="CBD5E1"/>
-              <w:left w:val="none"/>
-              <w:bottom w:val="single" w:sz="4" w:space="0" w:color="CBD5E1"/>
-              <w:right w:val="none"/>
-            </w:tcBorders>
-          </w:tcPr>
-          <w:p>
-            <w:pPr>
-              <w:spacing w:before="80" w:after="80"/>
-              <w:jc w:val="left"/>
-            </w:pPr>
-            <w:r>
-              <w:rPr>
-                <w:rFonts w:ascii="Calibri" w:hAnsi="Calibri"/>
-                <w:color w:val="1E293B"/>
-                <w:sz w:val="18"/>
-              </w:rPr>
-              <w:t>96.5%</w:t>
+              <w:t>111.8%</w:t>
             </w:r>
           </w:p>
         </w:tc>
@@ -1632,7 +883,59 @@
                 <w:color w:val="1E293B"/>
                 <w:sz w:val="18"/>
               </w:rPr>
-              <w:t>$8,200 / Facility</w:t>
+              <w:t>114.2%</w:t>
+            </w:r>
+          </w:p>
+        </w:tc>
+        <w:tc>
+          <w:tcPr>
+            <w:tcW w:type="dxa" w:w="1560"/>
+            <w:shd w:fill="FFFFFF"/>
+            <w:tcBorders>
+              <w:top w:val="single" w:sz="4" w:space="0" w:color="CBD5E1"/>
+              <w:left w:val="none"/>
+              <w:bottom w:val="single" w:sz="4" w:space="0" w:color="CBD5E1"/>
+              <w:right w:val="none"/>
+            </w:tcBorders>
+          </w:tcPr>
+          <w:p>
+            <w:pPr>
+              <w:spacing w:before="80" w:after="80"/>
+              <w:jc w:val="left"/>
+            </w:pPr>
+            <w:r>
+              <w:rPr>
+                <w:rFonts w:ascii="Calibri" w:hAnsi="Calibri"/>
+                <w:color w:val="1E293B"/>
+                <w:sz w:val="18"/>
+              </w:rPr>
+              <w:t>115.0%</w:t>
+            </w:r>
+          </w:p>
+        </w:tc>
+        <w:tc>
+          <w:tcPr>
+            <w:tcW w:type="dxa" w:w="1560"/>
+            <w:shd w:fill="FFFFFF"/>
+            <w:tcBorders>
+              <w:top w:val="single" w:sz="4" w:space="0" w:color="CBD5E1"/>
+              <w:left w:val="none"/>
+              <w:bottom w:val="single" w:sz="4" w:space="0" w:color="CBD5E1"/>
+              <w:right w:val="none"/>
+            </w:tcBorders>
+          </w:tcPr>
+          <w:p>
+            <w:pPr>
+              <w:spacing w:before="80" w:after="80"/>
+              <w:jc w:val="left"/>
+            </w:pPr>
+            <w:r>
+              <w:rPr>
+                <w:rFonts w:ascii="Calibri" w:hAnsi="Calibri"/>
+                <w:color w:val="1E293B"/>
+                <w:sz w:val="18"/>
+              </w:rPr>
+              <w:t>116.5%</w:t>
             </w:r>
           </w:p>
         </w:tc>
@@ -1660,7 +963,7 @@
                 <w:color w:val="1E293B"/>
                 <w:sz w:val="18"/>
               </w:rPr>
-              <w:t>Tier 3: Single Terminal Hubs</w:t>
+              <w:t>Active Terminal Deployments</w:t>
             </w:r>
           </w:p>
         </w:tc>
@@ -1686,7 +989,7 @@
                 <w:color w:val="1E293B"/>
                 <w:sz w:val="18"/>
               </w:rPr>
-              <w:t>22 Fleets</w:t>
+              <w:t>128 Hubs</w:t>
             </w:r>
           </w:p>
         </w:tc>
@@ -1712,7 +1015,7 @@
                 <w:color w:val="1E293B"/>
                 <w:sz w:val="18"/>
               </w:rPr>
-              <w:t>$880,000</w:t>
+              <w:t>154 Hubs</w:t>
             </w:r>
           </w:p>
         </w:tc>
@@ -1738,7 +1041,7 @@
                 <w:color w:val="1E293B"/>
                 <w:sz w:val="18"/>
               </w:rPr>
-              <w:t>94.2%</w:t>
+              <w:t>180 Hubs</w:t>
             </w:r>
           </w:p>
         </w:tc>
@@ -1764,7 +1067,7 @@
                 <w:color w:val="1E293B"/>
                 <w:sz w:val="18"/>
               </w:rPr>
-              <w:t>102.0%</w:t>
+              <w:t>215 Hubs</w:t>
             </w:r>
           </w:p>
         </w:tc>
@@ -1790,7 +1093,7 @@
                 <w:color w:val="1E293B"/>
                 <w:sz w:val="18"/>
               </w:rPr>
-              <w:t>$4,100 / Facility</w:t>
+              <w:t>310 Hubs</w:t>
             </w:r>
           </w:p>
         </w:tc>
@@ -1818,7 +1121,7 @@
                 <w:color w:val="1E293B"/>
                 <w:sz w:val="18"/>
               </w:rPr>
-              <w:t>Consolidated Portfolio Total</w:t>
+              <w:t>Average Contract Value (ACV)</w:t>
             </w:r>
           </w:p>
         </w:tc>
@@ -1844,7 +1147,7 @@
                 <w:color w:val="1E293B"/>
                 <w:sz w:val="18"/>
               </w:rPr>
-              <w:t>37 Fleets</w:t>
+              <w:t>$21,875</w:t>
             </w:r>
           </w:p>
         </w:tc>
@@ -1870,7 +1173,7 @@
                 <w:color w:val="1E293B"/>
                 <w:sz w:val="18"/>
               </w:rPr>
-              <w:t>$4,200,000</w:t>
+              <w:t>$22,200</w:t>
             </w:r>
           </w:p>
         </w:tc>
@@ -1896,7 +1199,7 @@
                 <w:color w:val="1E293B"/>
                 <w:sz w:val="18"/>
               </w:rPr>
-              <w:t>96.4%</w:t>
+              <w:t>$23,388</w:t>
             </w:r>
           </w:p>
         </w:tc>
@@ -1922,7 +1225,7 @@
                 <w:color w:val="1E293B"/>
                 <w:sz w:val="18"/>
               </w:rPr>
-              <w:t>114.2%</w:t>
+              <w:t>$23,720</w:t>
             </w:r>
           </w:p>
         </w:tc>
@@ -1948,1181 +1251,7 @@
                 <w:color w:val="1E293B"/>
                 <w:sz w:val="18"/>
               </w:rPr>
-              <w:t>$9,450 Average</w:t>
-            </w:r>
-          </w:p>
-        </w:tc>
-      </w:tr>
-    </w:tbl>
-    <w:p>
-      <w:pPr>
-        <w:spacing w:before="0" w:after="160"/>
-      </w:pPr>
-    </w:p>
-    <w:p>
-      <w:pPr>
-        <w:spacing w:before="0" w:after="120" w:line="276" w:lineRule="auto"/>
-      </w:pPr>
-      <w:r>
-        <w:rPr>
-          <w:rFonts w:ascii="Calibri" w:hAnsi="Calibri"/>
-          <w:color w:val="1E293B"/>
-          <w:sz w:val="20"/>
-        </w:rPr>
-        <w:t>Apex Cold Storage Case Study: Apex expanded their pilot deployment from 3 to 14 distribution centers during Q3, documenting an average savings of $14,800/month per terminal in avoided driver detention claims and achieving full software payback in 28 days.</w:t>
-      </w:r>
-    </w:p>
-    <w:p>
-      <w:pPr>
-        <w:keepNext/>
-        <w:spacing w:before="280" w:after="80"/>
-      </w:pPr>
-      <w:r>
-        <w:rPr>
-          <w:rFonts w:ascii="Calibri" w:hAnsi="Calibri"/>
-          <w:b/>
-          <w:color w:val="0F172A"/>
-          <w:sz w:val="26"/>
-        </w:rPr>
-        <w:t>SECTION 4: FY 2027 GATED HEADCOUNT ROSTER</w:t>
-      </w:r>
-    </w:p>
-    <w:p>
-      <w:pPr>
-        <w:spacing w:before="0" w:after="120" w:line="276" w:lineRule="auto"/>
-      </w:pPr>
-      <w:r>
-        <w:rPr>
-          <w:rFonts w:ascii="Calibri" w:hAnsi="Calibri"/>
-          <w:color w:val="1E293B"/>
-          <w:sz w:val="20"/>
-        </w:rPr>
-        <w:t>Headcount additions for FY 2027 are subject to strict ARR revenue gating milestones. No role may be posted or contracted prior to hitting the specified gate trigger.</w:t>
-      </w:r>
-    </w:p>
-    <w:tbl>
-      <w:tblPr>
-        <w:tblW w:type="auto" w:w="0"/>
-        <w:jc w:val="center"/>
-        <w:tblLayout w:type="autofit"/>
-        <w:tblLook w:firstColumn="1" w:firstRow="1" w:lastColumn="0" w:lastRow="0" w:noHBand="0" w:noVBand="1" w:val="04A0"/>
-      </w:tblPr>
-      <w:tblGrid>
-        <w:gridCol w:w="1560"/>
-        <w:gridCol w:w="1560"/>
-        <w:gridCol w:w="1560"/>
-        <w:gridCol w:w="1560"/>
-        <w:gridCol w:w="1560"/>
-        <w:gridCol w:w="1560"/>
-      </w:tblGrid>
-      <w:tr>
-        <w:tc>
-          <w:tcPr>
-            <w:tcW w:type="dxa" w:w="1560"/>
-            <w:shd w:fill="0F172A"/>
-            <w:tcBorders>
-              <w:top w:val="single" w:sz="4" w:space="0" w:color="CBD5E1"/>
-              <w:left w:val="none"/>
-              <w:bottom w:val="single" w:sz="4" w:space="0" w:color="CBD5E1"/>
-              <w:right w:val="none"/>
-            </w:tcBorders>
-          </w:tcPr>
-          <w:p>
-            <w:pPr>
-              <w:spacing w:before="80" w:after="80"/>
-              <w:jc w:val="center"/>
-            </w:pPr>
-            <w:r>
-              <w:rPr>
-                <w:rFonts w:ascii="Calibri" w:hAnsi="Calibri"/>
-                <w:b/>
-                <w:color w:val="FFFFFF"/>
-                <w:sz w:val="19"/>
-              </w:rPr>
-              <w:t>Department</w:t>
-            </w:r>
-          </w:p>
-        </w:tc>
-        <w:tc>
-          <w:tcPr>
-            <w:tcW w:type="dxa" w:w="1560"/>
-            <w:shd w:fill="0F172A"/>
-            <w:tcBorders>
-              <w:top w:val="single" w:sz="4" w:space="0" w:color="CBD5E1"/>
-              <w:left w:val="none"/>
-              <w:bottom w:val="single" w:sz="4" w:space="0" w:color="CBD5E1"/>
-              <w:right w:val="none"/>
-            </w:tcBorders>
-          </w:tcPr>
-          <w:p>
-            <w:pPr>
-              <w:spacing w:before="80" w:after="80"/>
-              <w:jc w:val="center"/>
-            </w:pPr>
-            <w:r>
-              <w:rPr>
-                <w:rFonts w:ascii="Calibri" w:hAnsi="Calibri"/>
-                <w:b/>
-                <w:color w:val="FFFFFF"/>
-                <w:sz w:val="19"/>
-              </w:rPr>
-              <w:t>Target Role Title</w:t>
-            </w:r>
-          </w:p>
-        </w:tc>
-        <w:tc>
-          <w:tcPr>
-            <w:tcW w:type="dxa" w:w="1560"/>
-            <w:shd w:fill="0F172A"/>
-            <w:tcBorders>
-              <w:top w:val="single" w:sz="4" w:space="0" w:color="CBD5E1"/>
-              <w:left w:val="none"/>
-              <w:bottom w:val="single" w:sz="4" w:space="0" w:color="CBD5E1"/>
-              <w:right w:val="none"/>
-            </w:tcBorders>
-          </w:tcPr>
-          <w:p>
-            <w:pPr>
-              <w:spacing w:before="80" w:after="80"/>
-              <w:jc w:val="center"/>
-            </w:pPr>
-            <w:r>
-              <w:rPr>
-                <w:rFonts w:ascii="Calibri" w:hAnsi="Calibri"/>
-                <w:b/>
-                <w:color w:val="FFFFFF"/>
-                <w:sz w:val="19"/>
-              </w:rPr>
-              <w:t>Planned Quarter</w:t>
-            </w:r>
-          </w:p>
-        </w:tc>
-        <w:tc>
-          <w:tcPr>
-            <w:tcW w:type="dxa" w:w="1560"/>
-            <w:shd w:fill="0F172A"/>
-            <w:tcBorders>
-              <w:top w:val="single" w:sz="4" w:space="0" w:color="CBD5E1"/>
-              <w:left w:val="none"/>
-              <w:bottom w:val="single" w:sz="4" w:space="0" w:color="CBD5E1"/>
-              <w:right w:val="none"/>
-            </w:tcBorders>
-          </w:tcPr>
-          <w:p>
-            <w:pPr>
-              <w:spacing w:before="80" w:after="80"/>
-              <w:jc w:val="center"/>
-            </w:pPr>
-            <w:r>
-              <w:rPr>
-                <w:rFonts w:ascii="Calibri" w:hAnsi="Calibri"/>
-                <w:b/>
-                <w:color w:val="FFFFFF"/>
-                <w:sz w:val="19"/>
-              </w:rPr>
-              <w:t>ARR Gate Trigger</w:t>
-            </w:r>
-          </w:p>
-        </w:tc>
-        <w:tc>
-          <w:tcPr>
-            <w:tcW w:type="dxa" w:w="1560"/>
-            <w:shd w:fill="0F172A"/>
-            <w:tcBorders>
-              <w:top w:val="single" w:sz="4" w:space="0" w:color="CBD5E1"/>
-              <w:left w:val="none"/>
-              <w:bottom w:val="single" w:sz="4" w:space="0" w:color="CBD5E1"/>
-              <w:right w:val="none"/>
-            </w:tcBorders>
-          </w:tcPr>
-          <w:p>
-            <w:pPr>
-              <w:spacing w:before="80" w:after="80"/>
-              <w:jc w:val="center"/>
-            </w:pPr>
-            <w:r>
-              <w:rPr>
-                <w:rFonts w:ascii="Calibri" w:hAnsi="Calibri"/>
-                <w:b/>
-                <w:color w:val="FFFFFF"/>
-                <w:sz w:val="19"/>
-              </w:rPr>
-              <w:t>Fully Loaded Comp</w:t>
-            </w:r>
-          </w:p>
-        </w:tc>
-        <w:tc>
-          <w:tcPr>
-            <w:tcW w:type="dxa" w:w="1560"/>
-            <w:shd w:fill="0F172A"/>
-            <w:tcBorders>
-              <w:top w:val="single" w:sz="4" w:space="0" w:color="CBD5E1"/>
-              <w:left w:val="none"/>
-              <w:bottom w:val="single" w:sz="4" w:space="0" w:color="CBD5E1"/>
-              <w:right w:val="none"/>
-            </w:tcBorders>
-          </w:tcPr>
-          <w:p>
-            <w:pPr>
-              <w:spacing w:before="80" w:after="80"/>
-              <w:jc w:val="center"/>
-            </w:pPr>
-            <w:r>
-              <w:rPr>
-                <w:rFonts w:ascii="Calibri" w:hAnsi="Calibri"/>
-                <w:b/>
-                <w:color w:val="FFFFFF"/>
-                <w:sz w:val="19"/>
-              </w:rPr>
-              <w:t>Option Pool %</w:t>
-            </w:r>
-          </w:p>
-        </w:tc>
-      </w:tr>
-      <w:tr>
-        <w:tc>
-          <w:tcPr>
-            <w:tcW w:type="dxa" w:w="1560"/>
-            <w:shd w:fill="F8FAFC"/>
-            <w:tcBorders>
-              <w:top w:val="single" w:sz="4" w:space="0" w:color="CBD5E1"/>
-              <w:left w:val="none"/>
-              <w:bottom w:val="single" w:sz="4" w:space="0" w:color="CBD5E1"/>
-              <w:right w:val="none"/>
-            </w:tcBorders>
-          </w:tcPr>
-          <w:p>
-            <w:pPr>
-              <w:spacing w:before="80" w:after="80"/>
-              <w:jc w:val="left"/>
-            </w:pPr>
-            <w:r>
-              <w:rPr>
-                <w:rFonts w:ascii="Calibri" w:hAnsi="Calibri"/>
-                <w:color w:val="1E293B"/>
-                <w:sz w:val="18"/>
-              </w:rPr>
-              <w:t>Sales &amp; Commercial</w:t>
-            </w:r>
-          </w:p>
-        </w:tc>
-        <w:tc>
-          <w:tcPr>
-            <w:tcW w:type="dxa" w:w="1560"/>
-            <w:shd w:fill="F8FAFC"/>
-            <w:tcBorders>
-              <w:top w:val="single" w:sz="4" w:space="0" w:color="CBD5E1"/>
-              <w:left w:val="none"/>
-              <w:bottom w:val="single" w:sz="4" w:space="0" w:color="CBD5E1"/>
-              <w:right w:val="none"/>
-            </w:tcBorders>
-          </w:tcPr>
-          <w:p>
-            <w:pPr>
-              <w:spacing w:before="80" w:after="80"/>
-              <w:jc w:val="left"/>
-            </w:pPr>
-            <w:r>
-              <w:rPr>
-                <w:rFonts w:ascii="Calibri" w:hAnsi="Calibri"/>
-                <w:color w:val="1E293B"/>
-                <w:sz w:val="18"/>
-              </w:rPr>
-              <w:t>VP Enterprise Sales</w:t>
-            </w:r>
-          </w:p>
-        </w:tc>
-        <w:tc>
-          <w:tcPr>
-            <w:tcW w:type="dxa" w:w="1560"/>
-            <w:shd w:fill="F8FAFC"/>
-            <w:tcBorders>
-              <w:top w:val="single" w:sz="4" w:space="0" w:color="CBD5E1"/>
-              <w:left w:val="none"/>
-              <w:bottom w:val="single" w:sz="4" w:space="0" w:color="CBD5E1"/>
-              <w:right w:val="none"/>
-            </w:tcBorders>
-          </w:tcPr>
-          <w:p>
-            <w:pPr>
-              <w:spacing w:before="80" w:after="80"/>
-              <w:jc w:val="left"/>
-            </w:pPr>
-            <w:r>
-              <w:rPr>
-                <w:rFonts w:ascii="Calibri" w:hAnsi="Calibri"/>
-                <w:color w:val="1E293B"/>
-                <w:sz w:val="18"/>
-              </w:rPr>
-              <w:t>Q1 2027</w:t>
-            </w:r>
-          </w:p>
-        </w:tc>
-        <w:tc>
-          <w:tcPr>
-            <w:tcW w:type="dxa" w:w="1560"/>
-            <w:shd w:fill="F8FAFC"/>
-            <w:tcBorders>
-              <w:top w:val="single" w:sz="4" w:space="0" w:color="CBD5E1"/>
-              <w:left w:val="none"/>
-              <w:bottom w:val="single" w:sz="4" w:space="0" w:color="CBD5E1"/>
-              <w:right w:val="none"/>
-            </w:tcBorders>
-          </w:tcPr>
-          <w:p>
-            <w:pPr>
-              <w:spacing w:before="80" w:after="80"/>
-              <w:jc w:val="left"/>
-            </w:pPr>
-            <w:r>
-              <w:rPr>
-                <w:rFonts w:ascii="Calibri" w:hAnsi="Calibri"/>
-                <w:color w:val="1E293B"/>
-                <w:sz w:val="18"/>
-              </w:rPr>
-              <w:t>$4,800,000 ARR</w:t>
-            </w:r>
-          </w:p>
-        </w:tc>
-        <w:tc>
-          <w:tcPr>
-            <w:tcW w:type="dxa" w:w="1560"/>
-            <w:shd w:fill="F8FAFC"/>
-            <w:tcBorders>
-              <w:top w:val="single" w:sz="4" w:space="0" w:color="CBD5E1"/>
-              <w:left w:val="none"/>
-              <w:bottom w:val="single" w:sz="4" w:space="0" w:color="CBD5E1"/>
-              <w:right w:val="none"/>
-            </w:tcBorders>
-          </w:tcPr>
-          <w:p>
-            <w:pPr>
-              <w:spacing w:before="80" w:after="80"/>
-              <w:jc w:val="left"/>
-            </w:pPr>
-            <w:r>
-              <w:rPr>
-                <w:rFonts w:ascii="Calibri" w:hAnsi="Calibri"/>
-                <w:color w:val="1E293B"/>
-                <w:sz w:val="18"/>
-              </w:rPr>
-              <w:t>$260,000 + Comm</w:t>
-            </w:r>
-          </w:p>
-        </w:tc>
-        <w:tc>
-          <w:tcPr>
-            <w:tcW w:type="dxa" w:w="1560"/>
-            <w:shd w:fill="F8FAFC"/>
-            <w:tcBorders>
-              <w:top w:val="single" w:sz="4" w:space="0" w:color="CBD5E1"/>
-              <w:left w:val="none"/>
-              <w:bottom w:val="single" w:sz="4" w:space="0" w:color="CBD5E1"/>
-              <w:right w:val="none"/>
-            </w:tcBorders>
-          </w:tcPr>
-          <w:p>
-            <w:pPr>
-              <w:spacing w:before="80" w:after="80"/>
-              <w:jc w:val="left"/>
-            </w:pPr>
-            <w:r>
-              <w:rPr>
-                <w:rFonts w:ascii="Calibri" w:hAnsi="Calibri"/>
-                <w:color w:val="1E293B"/>
-                <w:sz w:val="18"/>
-              </w:rPr>
-              <w:t>1.25% Stock Pool</w:t>
-            </w:r>
-          </w:p>
-        </w:tc>
-      </w:tr>
-      <w:tr>
-        <w:tc>
-          <w:tcPr>
-            <w:tcW w:type="dxa" w:w="1560"/>
-            <w:shd w:fill="FFFFFF"/>
-            <w:tcBorders>
-              <w:top w:val="single" w:sz="4" w:space="0" w:color="CBD5E1"/>
-              <w:left w:val="none"/>
-              <w:bottom w:val="single" w:sz="4" w:space="0" w:color="CBD5E1"/>
-              <w:right w:val="none"/>
-            </w:tcBorders>
-          </w:tcPr>
-          <w:p>
-            <w:pPr>
-              <w:spacing w:before="80" w:after="80"/>
-              <w:jc w:val="left"/>
-            </w:pPr>
-            <w:r>
-              <w:rPr>
-                <w:rFonts w:ascii="Calibri" w:hAnsi="Calibri"/>
-                <w:color w:val="1E293B"/>
-                <w:sz w:val="18"/>
-              </w:rPr>
-              <w:t>Operations &amp; Support</w:t>
-            </w:r>
-          </w:p>
-        </w:tc>
-        <w:tc>
-          <w:tcPr>
-            <w:tcW w:type="dxa" w:w="1560"/>
-            <w:shd w:fill="FFFFFF"/>
-            <w:tcBorders>
-              <w:top w:val="single" w:sz="4" w:space="0" w:color="CBD5E1"/>
-              <w:left w:val="none"/>
-              <w:bottom w:val="single" w:sz="4" w:space="0" w:color="CBD5E1"/>
-              <w:right w:val="none"/>
-            </w:tcBorders>
-          </w:tcPr>
-          <w:p>
-            <w:pPr>
-              <w:spacing w:before="80" w:after="80"/>
-              <w:jc w:val="left"/>
-            </w:pPr>
-            <w:r>
-              <w:rPr>
-                <w:rFonts w:ascii="Calibri" w:hAnsi="Calibri"/>
-                <w:color w:val="1E293B"/>
-                <w:sz w:val="18"/>
-              </w:rPr>
-              <w:t>Lead Logistics Dispatcher</w:t>
-            </w:r>
-          </w:p>
-        </w:tc>
-        <w:tc>
-          <w:tcPr>
-            <w:tcW w:type="dxa" w:w="1560"/>
-            <w:shd w:fill="FFFFFF"/>
-            <w:tcBorders>
-              <w:top w:val="single" w:sz="4" w:space="0" w:color="CBD5E1"/>
-              <w:left w:val="none"/>
-              <w:bottom w:val="single" w:sz="4" w:space="0" w:color="CBD5E1"/>
-              <w:right w:val="none"/>
-            </w:tcBorders>
-          </w:tcPr>
-          <w:p>
-            <w:pPr>
-              <w:spacing w:before="80" w:after="80"/>
-              <w:jc w:val="left"/>
-            </w:pPr>
-            <w:r>
-              <w:rPr>
-                <w:rFonts w:ascii="Calibri" w:hAnsi="Calibri"/>
-                <w:color w:val="1E293B"/>
-                <w:sz w:val="18"/>
-              </w:rPr>
-              <w:t>Q1 2027</w:t>
-            </w:r>
-          </w:p>
-        </w:tc>
-        <w:tc>
-          <w:tcPr>
-            <w:tcW w:type="dxa" w:w="1560"/>
-            <w:shd w:fill="FFFFFF"/>
-            <w:tcBorders>
-              <w:top w:val="single" w:sz="4" w:space="0" w:color="CBD5E1"/>
-              <w:left w:val="none"/>
-              <w:bottom w:val="single" w:sz="4" w:space="0" w:color="CBD5E1"/>
-              <w:right w:val="none"/>
-            </w:tcBorders>
-          </w:tcPr>
-          <w:p>
-            <w:pPr>
-              <w:spacing w:before="80" w:after="80"/>
-              <w:jc w:val="left"/>
-            </w:pPr>
-            <w:r>
-              <w:rPr>
-                <w:rFonts w:ascii="Calibri" w:hAnsi="Calibri"/>
-                <w:color w:val="1E293B"/>
-                <w:sz w:val="18"/>
-              </w:rPr>
-              <w:t>$4,600,000 ARR</w:t>
-            </w:r>
-          </w:p>
-        </w:tc>
-        <w:tc>
-          <w:tcPr>
-            <w:tcW w:type="dxa" w:w="1560"/>
-            <w:shd w:fill="FFFFFF"/>
-            <w:tcBorders>
-              <w:top w:val="single" w:sz="4" w:space="0" w:color="CBD5E1"/>
-              <w:left w:val="none"/>
-              <w:bottom w:val="single" w:sz="4" w:space="0" w:color="CBD5E1"/>
-              <w:right w:val="none"/>
-            </w:tcBorders>
-          </w:tcPr>
-          <w:p>
-            <w:pPr>
-              <w:spacing w:before="80" w:after="80"/>
-              <w:jc w:val="left"/>
-            </w:pPr>
-            <w:r>
-              <w:rPr>
-                <w:rFonts w:ascii="Calibri" w:hAnsi="Calibri"/>
-                <w:color w:val="1E293B"/>
-                <w:sz w:val="18"/>
-              </w:rPr>
-              <w:t>$85,000 Base</w:t>
-            </w:r>
-          </w:p>
-        </w:tc>
-        <w:tc>
-          <w:tcPr>
-            <w:tcW w:type="dxa" w:w="1560"/>
-            <w:shd w:fill="FFFFFF"/>
-            <w:tcBorders>
-              <w:top w:val="single" w:sz="4" w:space="0" w:color="CBD5E1"/>
-              <w:left w:val="none"/>
-              <w:bottom w:val="single" w:sz="4" w:space="0" w:color="CBD5E1"/>
-              <w:right w:val="none"/>
-            </w:tcBorders>
-          </w:tcPr>
-          <w:p>
-            <w:pPr>
-              <w:spacing w:before="80" w:after="80"/>
-              <w:jc w:val="left"/>
-            </w:pPr>
-            <w:r>
-              <w:rPr>
-                <w:rFonts w:ascii="Calibri" w:hAnsi="Calibri"/>
-                <w:color w:val="1E293B"/>
-                <w:sz w:val="18"/>
-              </w:rPr>
-              <w:t>0.15% Stock Pool</w:t>
-            </w:r>
-          </w:p>
-        </w:tc>
-      </w:tr>
-      <w:tr>
-        <w:tc>
-          <w:tcPr>
-            <w:tcW w:type="dxa" w:w="1560"/>
-            <w:shd w:fill="F8FAFC"/>
-            <w:tcBorders>
-              <w:top w:val="single" w:sz="4" w:space="0" w:color="CBD5E1"/>
-              <w:left w:val="none"/>
-              <w:bottom w:val="single" w:sz="4" w:space="0" w:color="CBD5E1"/>
-              <w:right w:val="none"/>
-            </w:tcBorders>
-          </w:tcPr>
-          <w:p>
-            <w:pPr>
-              <w:spacing w:before="80" w:after="80"/>
-              <w:jc w:val="left"/>
-            </w:pPr>
-            <w:r>
-              <w:rPr>
-                <w:rFonts w:ascii="Calibri" w:hAnsi="Calibri"/>
-                <w:color w:val="1E293B"/>
-                <w:sz w:val="18"/>
-              </w:rPr>
-              <w:t>Operations &amp; Support</w:t>
-            </w:r>
-          </w:p>
-        </w:tc>
-        <w:tc>
-          <w:tcPr>
-            <w:tcW w:type="dxa" w:w="1560"/>
-            <w:shd w:fill="F8FAFC"/>
-            <w:tcBorders>
-              <w:top w:val="single" w:sz="4" w:space="0" w:color="CBD5E1"/>
-              <w:left w:val="none"/>
-              <w:bottom w:val="single" w:sz="4" w:space="0" w:color="CBD5E1"/>
-              <w:right w:val="none"/>
-            </w:tcBorders>
-          </w:tcPr>
-          <w:p>
-            <w:pPr>
-              <w:spacing w:before="80" w:after="80"/>
-              <w:jc w:val="left"/>
-            </w:pPr>
-            <w:r>
-              <w:rPr>
-                <w:rFonts w:ascii="Calibri" w:hAnsi="Calibri"/>
-                <w:color w:val="1E293B"/>
-                <w:sz w:val="18"/>
-              </w:rPr>
-              <w:t>Customer Operations Associate</w:t>
-            </w:r>
-          </w:p>
-        </w:tc>
-        <w:tc>
-          <w:tcPr>
-            <w:tcW w:type="dxa" w:w="1560"/>
-            <w:shd w:fill="F8FAFC"/>
-            <w:tcBorders>
-              <w:top w:val="single" w:sz="4" w:space="0" w:color="CBD5E1"/>
-              <w:left w:val="none"/>
-              <w:bottom w:val="single" w:sz="4" w:space="0" w:color="CBD5E1"/>
-              <w:right w:val="none"/>
-            </w:tcBorders>
-          </w:tcPr>
-          <w:p>
-            <w:pPr>
-              <w:spacing w:before="80" w:after="80"/>
-              <w:jc w:val="left"/>
-            </w:pPr>
-            <w:r>
-              <w:rPr>
-                <w:rFonts w:ascii="Calibri" w:hAnsi="Calibri"/>
-                <w:color w:val="1E293B"/>
-                <w:sz w:val="18"/>
-              </w:rPr>
-              <w:t>Q1 2027</w:t>
-            </w:r>
-          </w:p>
-        </w:tc>
-        <w:tc>
-          <w:tcPr>
-            <w:tcW w:type="dxa" w:w="1560"/>
-            <w:shd w:fill="F8FAFC"/>
-            <w:tcBorders>
-              <w:top w:val="single" w:sz="4" w:space="0" w:color="CBD5E1"/>
-              <w:left w:val="none"/>
-              <w:bottom w:val="single" w:sz="4" w:space="0" w:color="CBD5E1"/>
-              <w:right w:val="none"/>
-            </w:tcBorders>
-          </w:tcPr>
-          <w:p>
-            <w:pPr>
-              <w:spacing w:before="80" w:after="80"/>
-              <w:jc w:val="left"/>
-            </w:pPr>
-            <w:r>
-              <w:rPr>
-                <w:rFonts w:ascii="Calibri" w:hAnsi="Calibri"/>
-                <w:color w:val="1E293B"/>
-                <w:sz w:val="18"/>
-              </w:rPr>
-              <w:t>$4,600,000 ARR</w:t>
-            </w:r>
-          </w:p>
-        </w:tc>
-        <w:tc>
-          <w:tcPr>
-            <w:tcW w:type="dxa" w:w="1560"/>
-            <w:shd w:fill="F8FAFC"/>
-            <w:tcBorders>
-              <w:top w:val="single" w:sz="4" w:space="0" w:color="CBD5E1"/>
-              <w:left w:val="none"/>
-              <w:bottom w:val="single" w:sz="4" w:space="0" w:color="CBD5E1"/>
-              <w:right w:val="none"/>
-            </w:tcBorders>
-          </w:tcPr>
-          <w:p>
-            <w:pPr>
-              <w:spacing w:before="80" w:after="80"/>
-              <w:jc w:val="left"/>
-            </w:pPr>
-            <w:r>
-              <w:rPr>
-                <w:rFonts w:ascii="Calibri" w:hAnsi="Calibri"/>
-                <w:color w:val="1E293B"/>
-                <w:sz w:val="18"/>
-              </w:rPr>
-              <w:t>$70,000 Base</w:t>
-            </w:r>
-          </w:p>
-        </w:tc>
-        <w:tc>
-          <w:tcPr>
-            <w:tcW w:type="dxa" w:w="1560"/>
-            <w:shd w:fill="F8FAFC"/>
-            <w:tcBorders>
-              <w:top w:val="single" w:sz="4" w:space="0" w:color="CBD5E1"/>
-              <w:left w:val="none"/>
-              <w:bottom w:val="single" w:sz="4" w:space="0" w:color="CBD5E1"/>
-              <w:right w:val="none"/>
-            </w:tcBorders>
-          </w:tcPr>
-          <w:p>
-            <w:pPr>
-              <w:spacing w:before="80" w:after="80"/>
-              <w:jc w:val="left"/>
-            </w:pPr>
-            <w:r>
-              <w:rPr>
-                <w:rFonts w:ascii="Calibri" w:hAnsi="Calibri"/>
-                <w:color w:val="1E293B"/>
-                <w:sz w:val="18"/>
-              </w:rPr>
-              <w:t>0.10% Stock Pool</w:t>
-            </w:r>
-          </w:p>
-        </w:tc>
-      </w:tr>
-      <w:tr>
-        <w:tc>
-          <w:tcPr>
-            <w:tcW w:type="dxa" w:w="1560"/>
-            <w:shd w:fill="FFFFFF"/>
-            <w:tcBorders>
-              <w:top w:val="single" w:sz="4" w:space="0" w:color="CBD5E1"/>
-              <w:left w:val="none"/>
-              <w:bottom w:val="single" w:sz="4" w:space="0" w:color="CBD5E1"/>
-              <w:right w:val="none"/>
-            </w:tcBorders>
-          </w:tcPr>
-          <w:p>
-            <w:pPr>
-              <w:spacing w:before="80" w:after="80"/>
-              <w:jc w:val="left"/>
-            </w:pPr>
-            <w:r>
-              <w:rPr>
-                <w:rFonts w:ascii="Calibri" w:hAnsi="Calibri"/>
-                <w:color w:val="1E293B"/>
-                <w:sz w:val="18"/>
-              </w:rPr>
-              <w:t>Finance &amp; Accounting</w:t>
-            </w:r>
-          </w:p>
-        </w:tc>
-        <w:tc>
-          <w:tcPr>
-            <w:tcW w:type="dxa" w:w="1560"/>
-            <w:shd w:fill="FFFFFF"/>
-            <w:tcBorders>
-              <w:top w:val="single" w:sz="4" w:space="0" w:color="CBD5E1"/>
-              <w:left w:val="none"/>
-              <w:bottom w:val="single" w:sz="4" w:space="0" w:color="CBD5E1"/>
-              <w:right w:val="none"/>
-            </w:tcBorders>
-          </w:tcPr>
-          <w:p>
-            <w:pPr>
-              <w:spacing w:before="80" w:after="80"/>
-              <w:jc w:val="left"/>
-            </w:pPr>
-            <w:r>
-              <w:rPr>
-                <w:rFonts w:ascii="Calibri" w:hAnsi="Calibri"/>
-                <w:color w:val="1E293B"/>
-                <w:sz w:val="18"/>
-              </w:rPr>
-              <w:t>Billing &amp; Accounts Specialist</w:t>
-            </w:r>
-          </w:p>
-        </w:tc>
-        <w:tc>
-          <w:tcPr>
-            <w:tcW w:type="dxa" w:w="1560"/>
-            <w:shd w:fill="FFFFFF"/>
-            <w:tcBorders>
-              <w:top w:val="single" w:sz="4" w:space="0" w:color="CBD5E1"/>
-              <w:left w:val="none"/>
-              <w:bottom w:val="single" w:sz="4" w:space="0" w:color="CBD5E1"/>
-              <w:right w:val="none"/>
-            </w:tcBorders>
-          </w:tcPr>
-          <w:p>
-            <w:pPr>
-              <w:spacing w:before="80" w:after="80"/>
-              <w:jc w:val="left"/>
-            </w:pPr>
-            <w:r>
-              <w:rPr>
-                <w:rFonts w:ascii="Calibri" w:hAnsi="Calibri"/>
-                <w:color w:val="1E293B"/>
-                <w:sz w:val="18"/>
-              </w:rPr>
-              <w:t>Q2 2027</w:t>
-            </w:r>
-          </w:p>
-        </w:tc>
-        <w:tc>
-          <w:tcPr>
-            <w:tcW w:type="dxa" w:w="1560"/>
-            <w:shd w:fill="FFFFFF"/>
-            <w:tcBorders>
-              <w:top w:val="single" w:sz="4" w:space="0" w:color="CBD5E1"/>
-              <w:left w:val="none"/>
-              <w:bottom w:val="single" w:sz="4" w:space="0" w:color="CBD5E1"/>
-              <w:right w:val="none"/>
-            </w:tcBorders>
-          </w:tcPr>
-          <w:p>
-            <w:pPr>
-              <w:spacing w:before="80" w:after="80"/>
-              <w:jc w:val="left"/>
-            </w:pPr>
-            <w:r>
-              <w:rPr>
-                <w:rFonts w:ascii="Calibri" w:hAnsi="Calibri"/>
-                <w:color w:val="1E293B"/>
-                <w:sz w:val="18"/>
-              </w:rPr>
-              <w:t>$5,200,000 ARR</w:t>
-            </w:r>
-          </w:p>
-        </w:tc>
-        <w:tc>
-          <w:tcPr>
-            <w:tcW w:type="dxa" w:w="1560"/>
-            <w:shd w:fill="FFFFFF"/>
-            <w:tcBorders>
-              <w:top w:val="single" w:sz="4" w:space="0" w:color="CBD5E1"/>
-              <w:left w:val="none"/>
-              <w:bottom w:val="single" w:sz="4" w:space="0" w:color="CBD5E1"/>
-              <w:right w:val="none"/>
-            </w:tcBorders>
-          </w:tcPr>
-          <w:p>
-            <w:pPr>
-              <w:spacing w:before="80" w:after="80"/>
-              <w:jc w:val="left"/>
-            </w:pPr>
-            <w:r>
-              <w:rPr>
-                <w:rFonts w:ascii="Calibri" w:hAnsi="Calibri"/>
-                <w:color w:val="1E293B"/>
-                <w:sz w:val="18"/>
-              </w:rPr>
-              <w:t>$78,000 Base</w:t>
-            </w:r>
-          </w:p>
-        </w:tc>
-        <w:tc>
-          <w:tcPr>
-            <w:tcW w:type="dxa" w:w="1560"/>
-            <w:shd w:fill="FFFFFF"/>
-            <w:tcBorders>
-              <w:top w:val="single" w:sz="4" w:space="0" w:color="CBD5E1"/>
-              <w:left w:val="none"/>
-              <w:bottom w:val="single" w:sz="4" w:space="0" w:color="CBD5E1"/>
-              <w:right w:val="none"/>
-            </w:tcBorders>
-          </w:tcPr>
-          <w:p>
-            <w:pPr>
-              <w:spacing w:before="80" w:after="80"/>
-              <w:jc w:val="left"/>
-            </w:pPr>
-            <w:r>
-              <w:rPr>
-                <w:rFonts w:ascii="Calibri" w:hAnsi="Calibri"/>
-                <w:color w:val="1E293B"/>
-                <w:sz w:val="18"/>
-              </w:rPr>
-              <w:t>0.10% Stock Pool</w:t>
-            </w:r>
-          </w:p>
-        </w:tc>
-      </w:tr>
-      <w:tr>
-        <w:tc>
-          <w:tcPr>
-            <w:tcW w:type="dxa" w:w="1560"/>
-            <w:shd w:fill="F8FAFC"/>
-            <w:tcBorders>
-              <w:top w:val="single" w:sz="4" w:space="0" w:color="CBD5E1"/>
-              <w:left w:val="none"/>
-              <w:bottom w:val="single" w:sz="4" w:space="0" w:color="CBD5E1"/>
-              <w:right w:val="none"/>
-            </w:tcBorders>
-          </w:tcPr>
-          <w:p>
-            <w:pPr>
-              <w:spacing w:before="80" w:after="80"/>
-              <w:jc w:val="left"/>
-            </w:pPr>
-            <w:r>
-              <w:rPr>
-                <w:rFonts w:ascii="Calibri" w:hAnsi="Calibri"/>
-                <w:color w:val="1E293B"/>
-                <w:sz w:val="18"/>
-              </w:rPr>
-              <w:t>Engineering Pod</w:t>
-            </w:r>
-          </w:p>
-        </w:tc>
-        <w:tc>
-          <w:tcPr>
-            <w:tcW w:type="dxa" w:w="1560"/>
-            <w:shd w:fill="F8FAFC"/>
-            <w:tcBorders>
-              <w:top w:val="single" w:sz="4" w:space="0" w:color="CBD5E1"/>
-              <w:left w:val="none"/>
-              <w:bottom w:val="single" w:sz="4" w:space="0" w:color="CBD5E1"/>
-              <w:right w:val="none"/>
-            </w:tcBorders>
-          </w:tcPr>
-          <w:p>
-            <w:pPr>
-              <w:spacing w:before="80" w:after="80"/>
-              <w:jc w:val="left"/>
-            </w:pPr>
-            <w:r>
-              <w:rPr>
-                <w:rFonts w:ascii="Calibri" w:hAnsi="Calibri"/>
-                <w:color w:val="1E293B"/>
-                <w:sz w:val="18"/>
-              </w:rPr>
-              <w:t>Staff Distributed Systems Eng</w:t>
-            </w:r>
-          </w:p>
-        </w:tc>
-        <w:tc>
-          <w:tcPr>
-            <w:tcW w:type="dxa" w:w="1560"/>
-            <w:shd w:fill="F8FAFC"/>
-            <w:tcBorders>
-              <w:top w:val="single" w:sz="4" w:space="0" w:color="CBD5E1"/>
-              <w:left w:val="none"/>
-              <w:bottom w:val="single" w:sz="4" w:space="0" w:color="CBD5E1"/>
-              <w:right w:val="none"/>
-            </w:tcBorders>
-          </w:tcPr>
-          <w:p>
-            <w:pPr>
-              <w:spacing w:before="80" w:after="80"/>
-              <w:jc w:val="left"/>
-            </w:pPr>
-            <w:r>
-              <w:rPr>
-                <w:rFonts w:ascii="Calibri" w:hAnsi="Calibri"/>
-                <w:color w:val="1E293B"/>
-                <w:sz w:val="18"/>
-              </w:rPr>
-              <w:t>Q2 2027</w:t>
-            </w:r>
-          </w:p>
-        </w:tc>
-        <w:tc>
-          <w:tcPr>
-            <w:tcW w:type="dxa" w:w="1560"/>
-            <w:shd w:fill="F8FAFC"/>
-            <w:tcBorders>
-              <w:top w:val="single" w:sz="4" w:space="0" w:color="CBD5E1"/>
-              <w:left w:val="none"/>
-              <w:bottom w:val="single" w:sz="4" w:space="0" w:color="CBD5E1"/>
-              <w:right w:val="none"/>
-            </w:tcBorders>
-          </w:tcPr>
-          <w:p>
-            <w:pPr>
-              <w:spacing w:before="80" w:after="80"/>
-              <w:jc w:val="left"/>
-            </w:pPr>
-            <w:r>
-              <w:rPr>
-                <w:rFonts w:ascii="Calibri" w:hAnsi="Calibri"/>
-                <w:color w:val="1E293B"/>
-                <w:sz w:val="18"/>
-              </w:rPr>
-              <w:t>$5,200,000 ARR</w:t>
-            </w:r>
-          </w:p>
-        </w:tc>
-        <w:tc>
-          <w:tcPr>
-            <w:tcW w:type="dxa" w:w="1560"/>
-            <w:shd w:fill="F8FAFC"/>
-            <w:tcBorders>
-              <w:top w:val="single" w:sz="4" w:space="0" w:color="CBD5E1"/>
-              <w:left w:val="none"/>
-              <w:bottom w:val="single" w:sz="4" w:space="0" w:color="CBD5E1"/>
-              <w:right w:val="none"/>
-            </w:tcBorders>
-          </w:tcPr>
-          <w:p>
-            <w:pPr>
-              <w:spacing w:before="80" w:after="80"/>
-              <w:jc w:val="left"/>
-            </w:pPr>
-            <w:r>
-              <w:rPr>
-                <w:rFonts w:ascii="Calibri" w:hAnsi="Calibri"/>
-                <w:color w:val="1E293B"/>
-                <w:sz w:val="18"/>
-              </w:rPr>
-              <w:t>$195,000 Base</w:t>
-            </w:r>
-          </w:p>
-        </w:tc>
-        <w:tc>
-          <w:tcPr>
-            <w:tcW w:type="dxa" w:w="1560"/>
-            <w:shd w:fill="F8FAFC"/>
-            <w:tcBorders>
-              <w:top w:val="single" w:sz="4" w:space="0" w:color="CBD5E1"/>
-              <w:left w:val="none"/>
-              <w:bottom w:val="single" w:sz="4" w:space="0" w:color="CBD5E1"/>
-              <w:right w:val="none"/>
-            </w:tcBorders>
-          </w:tcPr>
-          <w:p>
-            <w:pPr>
-              <w:spacing w:before="80" w:after="80"/>
-              <w:jc w:val="left"/>
-            </w:pPr>
-            <w:r>
-              <w:rPr>
-                <w:rFonts w:ascii="Calibri" w:hAnsi="Calibri"/>
-                <w:color w:val="1E293B"/>
-                <w:sz w:val="18"/>
-              </w:rPr>
-              <w:t>0.40% Stock Pool</w:t>
-            </w:r>
-          </w:p>
-        </w:tc>
-      </w:tr>
-      <w:tr>
-        <w:tc>
-          <w:tcPr>
-            <w:tcW w:type="dxa" w:w="1560"/>
-            <w:shd w:fill="FFFFFF"/>
-            <w:tcBorders>
-              <w:top w:val="single" w:sz="4" w:space="0" w:color="CBD5E1"/>
-              <w:left w:val="none"/>
-              <w:bottom w:val="single" w:sz="4" w:space="0" w:color="CBD5E1"/>
-              <w:right w:val="none"/>
-            </w:tcBorders>
-          </w:tcPr>
-          <w:p>
-            <w:pPr>
-              <w:spacing w:before="80" w:after="80"/>
-              <w:jc w:val="left"/>
-            </w:pPr>
-            <w:r>
-              <w:rPr>
-                <w:rFonts w:ascii="Calibri" w:hAnsi="Calibri"/>
-                <w:color w:val="1E293B"/>
-                <w:sz w:val="18"/>
-              </w:rPr>
-              <w:t>Commercial Sales</w:t>
-            </w:r>
-          </w:p>
-        </w:tc>
-        <w:tc>
-          <w:tcPr>
-            <w:tcW w:type="dxa" w:w="1560"/>
-            <w:shd w:fill="FFFFFF"/>
-            <w:tcBorders>
-              <w:top w:val="single" w:sz="4" w:space="0" w:color="CBD5E1"/>
-              <w:left w:val="none"/>
-              <w:bottom w:val="single" w:sz="4" w:space="0" w:color="CBD5E1"/>
-              <w:right w:val="none"/>
-            </w:tcBorders>
-          </w:tcPr>
-          <w:p>
-            <w:pPr>
-              <w:spacing w:before="80" w:after="80"/>
-              <w:jc w:val="left"/>
-            </w:pPr>
-            <w:r>
-              <w:rPr>
-                <w:rFonts w:ascii="Calibri" w:hAnsi="Calibri"/>
-                <w:color w:val="1E293B"/>
-                <w:sz w:val="18"/>
-              </w:rPr>
-              <w:t>Enterprise Account Executive (2)</w:t>
-            </w:r>
-          </w:p>
-        </w:tc>
-        <w:tc>
-          <w:tcPr>
-            <w:tcW w:type="dxa" w:w="1560"/>
-            <w:shd w:fill="FFFFFF"/>
-            <w:tcBorders>
-              <w:top w:val="single" w:sz="4" w:space="0" w:color="CBD5E1"/>
-              <w:left w:val="none"/>
-              <w:bottom w:val="single" w:sz="4" w:space="0" w:color="CBD5E1"/>
-              <w:right w:val="none"/>
-            </w:tcBorders>
-          </w:tcPr>
-          <w:p>
-            <w:pPr>
-              <w:spacing w:before="80" w:after="80"/>
-              <w:jc w:val="left"/>
-            </w:pPr>
-            <w:r>
-              <w:rPr>
-                <w:rFonts w:ascii="Calibri" w:hAnsi="Calibri"/>
-                <w:color w:val="1E293B"/>
-                <w:sz w:val="18"/>
-              </w:rPr>
-              <w:t>Q2 2027</w:t>
-            </w:r>
-          </w:p>
-        </w:tc>
-        <w:tc>
-          <w:tcPr>
-            <w:tcW w:type="dxa" w:w="1560"/>
-            <w:shd w:fill="FFFFFF"/>
-            <w:tcBorders>
-              <w:top w:val="single" w:sz="4" w:space="0" w:color="CBD5E1"/>
-              <w:left w:val="none"/>
-              <w:bottom w:val="single" w:sz="4" w:space="0" w:color="CBD5E1"/>
-              <w:right w:val="none"/>
-            </w:tcBorders>
-          </w:tcPr>
-          <w:p>
-            <w:pPr>
-              <w:spacing w:before="80" w:after="80"/>
-              <w:jc w:val="left"/>
-            </w:pPr>
-            <w:r>
-              <w:rPr>
-                <w:rFonts w:ascii="Calibri" w:hAnsi="Calibri"/>
-                <w:color w:val="1E293B"/>
-                <w:sz w:val="18"/>
-              </w:rPr>
-              <w:t>$5,400,000 ARR</w:t>
-            </w:r>
-          </w:p>
-        </w:tc>
-        <w:tc>
-          <w:tcPr>
-            <w:tcW w:type="dxa" w:w="1560"/>
-            <w:shd w:fill="FFFFFF"/>
-            <w:tcBorders>
-              <w:top w:val="single" w:sz="4" w:space="0" w:color="CBD5E1"/>
-              <w:left w:val="none"/>
-              <w:bottom w:val="single" w:sz="4" w:space="0" w:color="CBD5E1"/>
-              <w:right w:val="none"/>
-            </w:tcBorders>
-          </w:tcPr>
-          <w:p>
-            <w:pPr>
-              <w:spacing w:before="80" w:after="80"/>
-              <w:jc w:val="left"/>
-            </w:pPr>
-            <w:r>
-              <w:rPr>
-                <w:rFonts w:ascii="Calibri" w:hAnsi="Calibri"/>
-                <w:color w:val="1E293B"/>
-                <w:sz w:val="18"/>
-              </w:rPr>
-              <w:t>$120,000 + Comm</w:t>
-            </w:r>
-          </w:p>
-        </w:tc>
-        <w:tc>
-          <w:tcPr>
-            <w:tcW w:type="dxa" w:w="1560"/>
-            <w:shd w:fill="FFFFFF"/>
-            <w:tcBorders>
-              <w:top w:val="single" w:sz="4" w:space="0" w:color="CBD5E1"/>
-              <w:left w:val="none"/>
-              <w:bottom w:val="single" w:sz="4" w:space="0" w:color="CBD5E1"/>
-              <w:right w:val="none"/>
-            </w:tcBorders>
-          </w:tcPr>
-          <w:p>
-            <w:pPr>
-              <w:spacing w:before="80" w:after="80"/>
-              <w:jc w:val="left"/>
-            </w:pPr>
-            <w:r>
-              <w:rPr>
-                <w:rFonts w:ascii="Calibri" w:hAnsi="Calibri"/>
-                <w:color w:val="1E293B"/>
-                <w:sz w:val="18"/>
-              </w:rPr>
-              <w:t>0.20% Stock Pool</w:t>
+              <w:t>$24,500</w:t>
             </w:r>
           </w:p>
         </w:tc>
@@ -3145,7 +1274,7 @@
           <w:color w:val="0F172A"/>
           <w:sz w:val="26"/>
         </w:rPr>
-        <w:t>SECTION 5: SERIES A CAPITAL FORMATION &amp; USE OF FUNDS</w:t>
+        <w:t>3. UNIT ECONOMICS &amp; PRODUCT MARGIN EVOLUTION</w:t>
       </w:r>
     </w:p>
     <w:p>
@@ -3158,455 +1287,26 @@
           <w:color w:val="1E293B"/>
           <w:sz w:val="20"/>
         </w:rPr>
-        <w:t>We are initiating preliminary discussions for a $4,500,000 Series A funding round targeted for Q1 2027. Proceeds will be deployed strictly into growth drivers with measurable unit economics.</w:t>
+        <w:t>Our hardware-agnostic API platform architecture continues to deliver pure software margins. Cost of Goods Sold (COGS) consists solely of AWS cloud infrastructure, Twilio driver SMS notification routing, and automated document OCR indexing. Gross margins expanded from 75.4% in Q1 to 78.4% in Q3, with a clear trajectory toward 80%+ at scale.</w:t>
       </w:r>
     </w:p>
-    <w:tbl>
-      <w:tblPr>
-        <w:tblW w:type="auto" w:w="0"/>
-        <w:jc w:val="center"/>
-        <w:tblLayout w:type="autofit"/>
-        <w:tblLook w:firstColumn="1" w:firstRow="1" w:lastColumn="0" w:lastRow="0" w:noHBand="0" w:noVBand="1" w:val="04A0"/>
-      </w:tblPr>
-      <w:tblGrid>
-        <w:gridCol w:w="2340"/>
-        <w:gridCol w:w="2340"/>
-        <w:gridCol w:w="2340"/>
-        <w:gridCol w:w="2340"/>
-      </w:tblGrid>
-      <w:tr>
-        <w:tc>
-          <w:tcPr>
-            <w:tcW w:type="dxa" w:w="2340"/>
-            <w:shd w:fill="0F172A"/>
-            <w:tcBorders>
-              <w:top w:val="single" w:sz="4" w:space="0" w:color="CBD5E1"/>
-              <w:left w:val="none"/>
-              <w:bottom w:val="single" w:sz="4" w:space="0" w:color="CBD5E1"/>
-              <w:right w:val="none"/>
-            </w:tcBorders>
-          </w:tcPr>
-          <w:p>
-            <w:pPr>
-              <w:spacing w:before="80" w:after="80"/>
-              <w:jc w:val="center"/>
-            </w:pPr>
-            <w:r>
-              <w:rPr>
-                <w:rFonts w:ascii="Calibri" w:hAnsi="Calibri"/>
-                <w:b/>
-                <w:color w:val="FFFFFF"/>
-                <w:sz w:val="19"/>
-              </w:rPr>
-              <w:t>Capital Allocation Category</w:t>
-            </w:r>
-          </w:p>
-        </w:tc>
-        <w:tc>
-          <w:tcPr>
-            <w:tcW w:type="dxa" w:w="2340"/>
-            <w:shd w:fill="0F172A"/>
-            <w:tcBorders>
-              <w:top w:val="single" w:sz="4" w:space="0" w:color="CBD5E1"/>
-              <w:left w:val="none"/>
-              <w:bottom w:val="single" w:sz="4" w:space="0" w:color="CBD5E1"/>
-              <w:right w:val="none"/>
-            </w:tcBorders>
-          </w:tcPr>
-          <w:p>
-            <w:pPr>
-              <w:spacing w:before="80" w:after="80"/>
-              <w:jc w:val="center"/>
-            </w:pPr>
-            <w:r>
-              <w:rPr>
-                <w:rFonts w:ascii="Calibri" w:hAnsi="Calibri"/>
-                <w:b/>
-                <w:color w:val="FFFFFF"/>
-                <w:sz w:val="19"/>
-              </w:rPr>
-              <w:t>Capital Amount</w:t>
-            </w:r>
-          </w:p>
-        </w:tc>
-        <w:tc>
-          <w:tcPr>
-            <w:tcW w:type="dxa" w:w="2340"/>
-            <w:shd w:fill="0F172A"/>
-            <w:tcBorders>
-              <w:top w:val="single" w:sz="4" w:space="0" w:color="CBD5E1"/>
-              <w:left w:val="none"/>
-              <w:bottom w:val="single" w:sz="4" w:space="0" w:color="CBD5E1"/>
-              <w:right w:val="none"/>
-            </w:tcBorders>
-          </w:tcPr>
-          <w:p>
-            <w:pPr>
-              <w:spacing w:before="80" w:after="80"/>
-              <w:jc w:val="center"/>
-            </w:pPr>
-            <w:r>
-              <w:rPr>
-                <w:rFonts w:ascii="Calibri" w:hAnsi="Calibri"/>
-                <w:b/>
-                <w:color w:val="FFFFFF"/>
-                <w:sz w:val="19"/>
-              </w:rPr>
-              <w:t>Percentage</w:t>
-            </w:r>
-          </w:p>
-        </w:tc>
-        <w:tc>
-          <w:tcPr>
-            <w:tcW w:type="dxa" w:w="2340"/>
-            <w:shd w:fill="0F172A"/>
-            <w:tcBorders>
-              <w:top w:val="single" w:sz="4" w:space="0" w:color="CBD5E1"/>
-              <w:left w:val="none"/>
-              <w:bottom w:val="single" w:sz="4" w:space="0" w:color="CBD5E1"/>
-              <w:right w:val="none"/>
-            </w:tcBorders>
-          </w:tcPr>
-          <w:p>
-            <w:pPr>
-              <w:spacing w:before="80" w:after="80"/>
-              <w:jc w:val="center"/>
-            </w:pPr>
-            <w:r>
-              <w:rPr>
-                <w:rFonts w:ascii="Calibri" w:hAnsi="Calibri"/>
-                <w:b/>
-                <w:color w:val="FFFFFF"/>
-                <w:sz w:val="19"/>
-              </w:rPr>
-              <w:t>Strategic Focus &amp; Milestone Deliverable</w:t>
-            </w:r>
-          </w:p>
-        </w:tc>
-      </w:tr>
-      <w:tr>
-        <w:tc>
-          <w:tcPr>
-            <w:tcW w:type="dxa" w:w="2340"/>
-            <w:shd w:fill="F8FAFC"/>
-            <w:tcBorders>
-              <w:top w:val="single" w:sz="4" w:space="0" w:color="CBD5E1"/>
-              <w:left w:val="none"/>
-              <w:bottom w:val="single" w:sz="4" w:space="0" w:color="CBD5E1"/>
-              <w:right w:val="none"/>
-            </w:tcBorders>
-          </w:tcPr>
-          <w:p>
-            <w:pPr>
-              <w:spacing w:before="80" w:after="80"/>
-              <w:jc w:val="left"/>
-            </w:pPr>
-            <w:r>
-              <w:rPr>
-                <w:rFonts w:ascii="Calibri" w:hAnsi="Calibri"/>
-                <w:color w:val="1E293B"/>
-                <w:sz w:val="18"/>
-              </w:rPr>
-              <w:t>Distributed Engineering Engine</w:t>
-            </w:r>
-          </w:p>
-        </w:tc>
-        <w:tc>
-          <w:tcPr>
-            <w:tcW w:type="dxa" w:w="2340"/>
-            <w:shd w:fill="F8FAFC"/>
-            <w:tcBorders>
-              <w:top w:val="single" w:sz="4" w:space="0" w:color="CBD5E1"/>
-              <w:left w:val="none"/>
-              <w:bottom w:val="single" w:sz="4" w:space="0" w:color="CBD5E1"/>
-              <w:right w:val="none"/>
-            </w:tcBorders>
-          </w:tcPr>
-          <w:p>
-            <w:pPr>
-              <w:spacing w:before="80" w:after="80"/>
-              <w:jc w:val="left"/>
-            </w:pPr>
-            <w:r>
-              <w:rPr>
-                <w:rFonts w:ascii="Calibri" w:hAnsi="Calibri"/>
-                <w:color w:val="1E293B"/>
-                <w:sz w:val="18"/>
-              </w:rPr>
-              <w:t>$2,475,000</w:t>
-            </w:r>
-          </w:p>
-        </w:tc>
-        <w:tc>
-          <w:tcPr>
-            <w:tcW w:type="dxa" w:w="2340"/>
-            <w:shd w:fill="F8FAFC"/>
-            <w:tcBorders>
-              <w:top w:val="single" w:sz="4" w:space="0" w:color="CBD5E1"/>
-              <w:left w:val="none"/>
-              <w:bottom w:val="single" w:sz="4" w:space="0" w:color="CBD5E1"/>
-              <w:right w:val="none"/>
-            </w:tcBorders>
-          </w:tcPr>
-          <w:p>
-            <w:pPr>
-              <w:spacing w:before="80" w:after="80"/>
-              <w:jc w:val="left"/>
-            </w:pPr>
-            <w:r>
-              <w:rPr>
-                <w:rFonts w:ascii="Calibri" w:hAnsi="Calibri"/>
-                <w:color w:val="1E293B"/>
-                <w:sz w:val="18"/>
-              </w:rPr>
-              <w:t>55.0%</w:t>
-            </w:r>
-          </w:p>
-        </w:tc>
-        <w:tc>
-          <w:tcPr>
-            <w:tcW w:type="dxa" w:w="2340"/>
-            <w:shd w:fill="F8FAFC"/>
-            <w:tcBorders>
-              <w:top w:val="single" w:sz="4" w:space="0" w:color="CBD5E1"/>
-              <w:left w:val="none"/>
-              <w:bottom w:val="single" w:sz="4" w:space="0" w:color="CBD5E1"/>
-              <w:right w:val="none"/>
-            </w:tcBorders>
-          </w:tcPr>
-          <w:p>
-            <w:pPr>
-              <w:spacing w:before="80" w:after="80"/>
-              <w:jc w:val="left"/>
-            </w:pPr>
-            <w:r>
-              <w:rPr>
-                <w:rFonts w:ascii="Calibri" w:hAnsi="Calibri"/>
-                <w:color w:val="1E293B"/>
-                <w:sz w:val="18"/>
-              </w:rPr>
-              <w:t>Build autonomous yard dispatch AI and Blue Yonder native connector</w:t>
-            </w:r>
-          </w:p>
-        </w:tc>
-      </w:tr>
-      <w:tr>
-        <w:tc>
-          <w:tcPr>
-            <w:tcW w:type="dxa" w:w="2340"/>
-            <w:shd w:fill="FFFFFF"/>
-            <w:tcBorders>
-              <w:top w:val="single" w:sz="4" w:space="0" w:color="CBD5E1"/>
-              <w:left w:val="none"/>
-              <w:bottom w:val="single" w:sz="4" w:space="0" w:color="CBD5E1"/>
-              <w:right w:val="none"/>
-            </w:tcBorders>
-          </w:tcPr>
-          <w:p>
-            <w:pPr>
-              <w:spacing w:before="80" w:after="80"/>
-              <w:jc w:val="left"/>
-            </w:pPr>
-            <w:r>
-              <w:rPr>
-                <w:rFonts w:ascii="Calibri" w:hAnsi="Calibri"/>
-                <w:color w:val="1E293B"/>
-                <w:sz w:val="18"/>
-              </w:rPr>
-              <w:t>Enterprise Sales &amp; GTM Expansion</w:t>
-            </w:r>
-          </w:p>
-        </w:tc>
-        <w:tc>
-          <w:tcPr>
-            <w:tcW w:type="dxa" w:w="2340"/>
-            <w:shd w:fill="FFFFFF"/>
-            <w:tcBorders>
-              <w:top w:val="single" w:sz="4" w:space="0" w:color="CBD5E1"/>
-              <w:left w:val="none"/>
-              <w:bottom w:val="single" w:sz="4" w:space="0" w:color="CBD5E1"/>
-              <w:right w:val="none"/>
-            </w:tcBorders>
-          </w:tcPr>
-          <w:p>
-            <w:pPr>
-              <w:spacing w:before="80" w:after="80"/>
-              <w:jc w:val="left"/>
-            </w:pPr>
-            <w:r>
-              <w:rPr>
-                <w:rFonts w:ascii="Calibri" w:hAnsi="Calibri"/>
-                <w:color w:val="1E293B"/>
-                <w:sz w:val="18"/>
-              </w:rPr>
-              <w:t>$1,350,000</w:t>
-            </w:r>
-          </w:p>
-        </w:tc>
-        <w:tc>
-          <w:tcPr>
-            <w:tcW w:type="dxa" w:w="2340"/>
-            <w:shd w:fill="FFFFFF"/>
-            <w:tcBorders>
-              <w:top w:val="single" w:sz="4" w:space="0" w:color="CBD5E1"/>
-              <w:left w:val="none"/>
-              <w:bottom w:val="single" w:sz="4" w:space="0" w:color="CBD5E1"/>
-              <w:right w:val="none"/>
-            </w:tcBorders>
-          </w:tcPr>
-          <w:p>
-            <w:pPr>
-              <w:spacing w:before="80" w:after="80"/>
-              <w:jc w:val="left"/>
-            </w:pPr>
-            <w:r>
-              <w:rPr>
-                <w:rFonts w:ascii="Calibri" w:hAnsi="Calibri"/>
-                <w:color w:val="1E293B"/>
-                <w:sz w:val="18"/>
-              </w:rPr>
-              <w:t>30.0%</w:t>
-            </w:r>
-          </w:p>
-        </w:tc>
-        <w:tc>
-          <w:tcPr>
-            <w:tcW w:type="dxa" w:w="2340"/>
-            <w:shd w:fill="FFFFFF"/>
-            <w:tcBorders>
-              <w:top w:val="single" w:sz="4" w:space="0" w:color="CBD5E1"/>
-              <w:left w:val="none"/>
-              <w:bottom w:val="single" w:sz="4" w:space="0" w:color="CBD5E1"/>
-              <w:right w:val="none"/>
-            </w:tcBorders>
-          </w:tcPr>
-          <w:p>
-            <w:pPr>
-              <w:spacing w:before="80" w:after="80"/>
-              <w:jc w:val="left"/>
-            </w:pPr>
-            <w:r>
-              <w:rPr>
-                <w:rFonts w:ascii="Calibri" w:hAnsi="Calibri"/>
-                <w:color w:val="1E293B"/>
-                <w:sz w:val="18"/>
-              </w:rPr>
-              <w:t>Hire 4 Enterprise AEs and expand into California &amp; Southeast hubs</w:t>
-            </w:r>
-          </w:p>
-        </w:tc>
-      </w:tr>
-      <w:tr>
-        <w:tc>
-          <w:tcPr>
-            <w:tcW w:type="dxa" w:w="2340"/>
-            <w:shd w:fill="F8FAFC"/>
-            <w:tcBorders>
-              <w:top w:val="single" w:sz="4" w:space="0" w:color="CBD5E1"/>
-              <w:left w:val="none"/>
-              <w:bottom w:val="single" w:sz="4" w:space="0" w:color="CBD5E1"/>
-              <w:right w:val="none"/>
-            </w:tcBorders>
-          </w:tcPr>
-          <w:p>
-            <w:pPr>
-              <w:spacing w:before="80" w:after="80"/>
-              <w:jc w:val="left"/>
-            </w:pPr>
-            <w:r>
-              <w:rPr>
-                <w:rFonts w:ascii="Calibri" w:hAnsi="Calibri"/>
-                <w:color w:val="1E293B"/>
-                <w:sz w:val="18"/>
-              </w:rPr>
-              <w:t>Regulatory &amp; Balance Sheet Reserve</w:t>
-            </w:r>
-          </w:p>
-        </w:tc>
-        <w:tc>
-          <w:tcPr>
-            <w:tcW w:type="dxa" w:w="2340"/>
-            <w:shd w:fill="F8FAFC"/>
-            <w:tcBorders>
-              <w:top w:val="single" w:sz="4" w:space="0" w:color="CBD5E1"/>
-              <w:left w:val="none"/>
-              <w:bottom w:val="single" w:sz="4" w:space="0" w:color="CBD5E1"/>
-              <w:right w:val="none"/>
-            </w:tcBorders>
-          </w:tcPr>
-          <w:p>
-            <w:pPr>
-              <w:spacing w:before="80" w:after="80"/>
-              <w:jc w:val="left"/>
-            </w:pPr>
-            <w:r>
-              <w:rPr>
-                <w:rFonts w:ascii="Calibri" w:hAnsi="Calibri"/>
-                <w:color w:val="1E293B"/>
-                <w:sz w:val="18"/>
-              </w:rPr>
-              <w:t>$675,000</w:t>
-            </w:r>
-          </w:p>
-        </w:tc>
-        <w:tc>
-          <w:tcPr>
-            <w:tcW w:type="dxa" w:w="2340"/>
-            <w:shd w:fill="F8FAFC"/>
-            <w:tcBorders>
-              <w:top w:val="single" w:sz="4" w:space="0" w:color="CBD5E1"/>
-              <w:left w:val="none"/>
-              <w:bottom w:val="single" w:sz="4" w:space="0" w:color="CBD5E1"/>
-              <w:right w:val="none"/>
-            </w:tcBorders>
-          </w:tcPr>
-          <w:p>
-            <w:pPr>
-              <w:spacing w:before="80" w:after="80"/>
-              <w:jc w:val="left"/>
-            </w:pPr>
-            <w:r>
-              <w:rPr>
-                <w:rFonts w:ascii="Calibri" w:hAnsi="Calibri"/>
-                <w:color w:val="1E293B"/>
-                <w:sz w:val="18"/>
-              </w:rPr>
-              <w:t>15.0%</w:t>
-            </w:r>
-          </w:p>
-        </w:tc>
-        <w:tc>
-          <w:tcPr>
-            <w:tcW w:type="dxa" w:w="2340"/>
-            <w:shd w:fill="F8FAFC"/>
-            <w:tcBorders>
-              <w:top w:val="single" w:sz="4" w:space="0" w:color="CBD5E1"/>
-              <w:left w:val="none"/>
-              <w:bottom w:val="single" w:sz="4" w:space="0" w:color="CBD5E1"/>
-              <w:right w:val="none"/>
-            </w:tcBorders>
-          </w:tcPr>
-          <w:p>
-            <w:pPr>
-              <w:spacing w:before="80" w:after="80"/>
-              <w:jc w:val="left"/>
-            </w:pPr>
-            <w:r>
-              <w:rPr>
-                <w:rFonts w:ascii="Calibri" w:hAnsi="Calibri"/>
-                <w:color w:val="1E293B"/>
-                <w:sz w:val="18"/>
-              </w:rPr>
-              <w:t>Maintain 24-month minimum cash buffer through profitability</w:t>
-            </w:r>
-          </w:p>
-        </w:tc>
-      </w:tr>
-    </w:tbl>
     <w:p>
       <w:pPr>
-        <w:spacing w:before="0" w:after="160"/>
+        <w:spacing w:before="0" w:after="120" w:line="276" w:lineRule="auto"/>
       </w:pPr>
+      <w:r>
+        <w:rPr>
+          <w:rFonts w:ascii="Calibri" w:hAnsi="Calibri"/>
+          <w:color w:val="1E293B"/>
+          <w:sz w:val="20"/>
+        </w:rPr>
+        <w:t>Customer Acquisition Cost (CAC) averaged $5,920 per contracted terminal network, yielding a healthy 6.2-month cash payback period against an estimated 5-year Customer Lifetime Value (LTV) exceeding $115,000 (LTV:CAC ratio of 5.4x).</w:t>
+      </w:r>
+    </w:p>
+    <w:p>
+      <w:r>
+        <w:br w:type="page"/>
+      </w:r>
     </w:p>
     <w:p>
       <w:pPr>
@@ -3620,7 +1320,7 @@
           <w:color w:val="0F172A"/>
           <w:sz w:val="26"/>
         </w:rPr>
-        <w:t>SECTION 6: ITEMS SUBMITTED FOR FORMAL BOARD APPROVAL</w:t>
+        <w:t>4. PRODUCT INNOVATION: DOCKDOOR 2.0 ROLLOUT</w:t>
       </w:r>
     </w:p>
     <w:p>
@@ -3633,7 +1333,7 @@
           <w:color w:val="1E293B"/>
           <w:sz w:val="20"/>
         </w:rPr>
-        <w:t>1. Formal adoption of the FY 2027 Annual Operating Plan and Gated Headcount Budget as outlined in Section 4.</w:t>
+        <w:t>During Q3, our engineering organization successfully completed general availability (GA) rollout of DockDoor 2.0, introducing automated cross-dock gate sequencing and mobile sign-on-glass electronic bills of lading (e-BOL).</w:t>
       </w:r>
     </w:p>
     <w:p>
@@ -3646,7 +1346,64 @@
           <w:color w:val="1E293B"/>
           <w:sz w:val="20"/>
         </w:rPr>
-        <w:t>2. Authorization to expand the employee stock option pool by 3.5% to accommodate senior executive recruiting.</w:t>
+        <w:t>Core Architectural Advancements:</w:t>
+      </w:r>
+    </w:p>
+    <w:p>
+      <w:pPr>
+        <w:pStyle w:val="ListBullet"/>
+        <w:spacing w:before="0" w:after="60" w:line="276" w:lineRule="auto"/>
+      </w:pPr>
+      <w:r>
+        <w:rPr>
+          <w:rFonts w:ascii="Calibri" w:hAnsi="Calibri"/>
+          <w:color w:val="1E293B"/>
+          <w:sz w:val="20"/>
+        </w:rPr>
+        <w:t>Geofenced Perimeter Arrival Alerts: Trucks entering a 2-mile terminal radius automatically alert frontline dispatch, pre-allocating bay doors before the tractor hits the security gate.</w:t>
+      </w:r>
+    </w:p>
+    <w:p>
+      <w:pPr>
+        <w:pStyle w:val="ListBullet"/>
+        <w:spacing w:before="0" w:after="60" w:line="276" w:lineRule="auto"/>
+      </w:pPr>
+      <w:r>
+        <w:rPr>
+          <w:rFonts w:ascii="Calibri" w:hAnsi="Calibri"/>
+          <w:color w:val="1E293B"/>
+          <w:sz w:val="20"/>
+        </w:rPr>
+        <w:t>Demurrage Countdown Timers: Automated alerts notify yard jockeys 45 minutes prior to detention penalty accrual, eliminating $184,000 in carrier detention claims across our pilot cohort.</w:t>
+      </w:r>
+    </w:p>
+    <w:p>
+      <w:pPr>
+        <w:pStyle w:val="ListBullet"/>
+        <w:spacing w:before="0" w:after="60" w:line="276" w:lineRule="auto"/>
+      </w:pPr>
+      <w:r>
+        <w:rPr>
+          <w:rFonts w:ascii="Calibri" w:hAnsi="Calibri"/>
+          <w:color w:val="1E293B"/>
+          <w:sz w:val="20"/>
+        </w:rPr>
+        <w:t>Zero-App Mobile Container: Frontline drivers access terminal check-in via lightweight browser sessions, eliminating driver onboarding friction and achieving 98.6% compliance on day one.</w:t>
+      </w:r>
+    </w:p>
+    <w:p>
+      <w:pPr>
+        <w:keepNext/>
+        <w:spacing w:before="280" w:after="80"/>
+      </w:pPr>
+      <w:r>
+        <w:rPr>
+          <w:rFonts w:ascii="Calibri" w:hAnsi="Calibri"/>
+          <w:b/>
+          <w:color w:val="0F172A"/>
+          <w:sz w:val="26"/>
+        </w:rPr>
+        <w:t>5. FY 2027 CAPITAL ALLOCATION &amp; RESOLUTIONS REQUESTED</w:t>
       </w:r>
     </w:p>
     <w:p>
@@ -3659,7 +1416,7 @@
           <w:color w:val="1E293B"/>
           <w:sz w:val="20"/>
         </w:rPr>
-        <w:t>3. Approval of minutes from the July 16, 2026, quarterly board meeting.</w:t>
+        <w:t>We maintain $3,120,000 in cash reserves. At our current net monthly burn rate of $58,000, our balance sheet provides over 24 months of operational runway without requiring external equity financing. We project achieving operational cash flow breakeven in Q2 2027.</w:t>
       </w:r>
     </w:p>
     <w:p>
@@ -3672,7 +1429,46 @@
           <w:color w:val="1E293B"/>
           <w:sz w:val="20"/>
         </w:rPr>
-        <w:t>Respectfully submitted, Estella Williams, Founder &amp; Chief Executive Officer</w:t>
+        <w:t>Board Action Items Requested for Formal Approval:</w:t>
+      </w:r>
+    </w:p>
+    <w:p>
+      <w:pPr>
+        <w:spacing w:before="0" w:after="120" w:line="276" w:lineRule="auto"/>
+      </w:pPr>
+      <w:r>
+        <w:rPr>
+          <w:rFonts w:ascii="Calibri" w:hAnsi="Calibri"/>
+          <w:color w:val="1E293B"/>
+          <w:sz w:val="20"/>
+        </w:rPr>
+        <w:t>1. Approval of FY 2027 Operating Plan targeting $6.8M ARR and 310 terminal hubs.</w:t>
+      </w:r>
+    </w:p>
+    <w:p>
+      <w:pPr>
+        <w:spacing w:before="0" w:after="120" w:line="276" w:lineRule="auto"/>
+      </w:pPr>
+      <w:r>
+        <w:rPr>
+          <w:rFonts w:ascii="Calibri" w:hAnsi="Calibri"/>
+          <w:color w:val="1E293B"/>
+          <w:sz w:val="20"/>
+        </w:rPr>
+        <w:t>2. Ratification of 3.0% unallocated common stock option pool expansion for technical engineering hires.</w:t>
+      </w:r>
+    </w:p>
+    <w:p>
+      <w:pPr>
+        <w:spacing w:before="0" w:after="120" w:line="276" w:lineRule="auto"/>
+      </w:pPr>
+      <w:r>
+        <w:rPr>
+          <w:rFonts w:ascii="Calibri" w:hAnsi="Calibri"/>
+          <w:color w:val="1E293B"/>
+          <w:sz w:val="20"/>
+        </w:rPr>
+        <w:t>3. Confirmation of the next scheduled Board of Directors Meeting for Thursday, January 21, 2027.</w:t>
       </w:r>
     </w:p>
     <w:sectPr>
@@ -3709,7 +1505,7 @@
       <w:jc w:val="right"/>
     </w:pPr>
     <w:r>
-      <w:t>Q4 Executive Board Briefing Memo — Estella Williams (Final)</w:t>
+      <w:t xml:space="preserve">Williams Logistics Network — Executive Board Memorandum (Q4 </w:t>
     </w:r>
   </w:p>
 </w:hdr>
